--- a/tools/report_metodologi/bab_2/Metodologi_Bab2_Kualitas_Lingkungan_Compact.docx
+++ b/tools/report_metodologi/bab_2/Metodologi_Bab2_Kualitas_Lingkungan_Compact.docx
@@ -18,7 +18,7 @@
     </w:p>
     <w:p>
       <w:pPr>
-        <w:spacing w:before="80" w:after="40"/>
+        <w:spacing w:before="60" w:after="30"/>
         <w:pBdr>
           <w:bottom w:val="single" w:sz="8" w:space="1" w:color="1B5E20"/>
         </w:pBdr>
@@ -28,14 +28,14 @@
           <w:b/>
           <w:i w:val="0"/>
           <w:color w:val="1B5E20"/>
-          <w:sz w:val="21"/>
+          <w:sz w:val="20"/>
         </w:rPr>
         <w:t>BAB II: METODOLOGI ANALISIS KUALITAS LINGKUNGAN DI KAWASAN SMELTER</w:t>
       </w:r>
     </w:p>
     <w:p>
       <w:pPr>
-        <w:spacing w:before="0" w:after="60" w:line="252" w:lineRule="auto"/>
+        <w:spacing w:before="0" w:after="40" w:line="252" w:lineRule="auto"/>
         <w:jc w:val="both"/>
       </w:pPr>
       <w:r>
@@ -68,7 +68,7 @@
     </w:p>
     <w:p>
       <w:pPr>
-        <w:spacing w:before="80" w:after="30"/>
+        <w:spacing w:before="70" w:after="20"/>
         <w:pBdr>
           <w:bottom w:val="single" w:sz="4" w:space="1" w:color="2E7D32"/>
         </w:pBdr>
@@ -78,9 +78,9 @@
           <w:b/>
           <w:i w:val="0"/>
           <w:color w:val="1B5E20"/>
-          <w:sz w:val="19"/>
+          <w:sz w:val="18"/>
         </w:rPr>
-        <w:t>2.1 Dampak Limbah Tailing: Konsentrasi Smelter vs Indeks Kualitas Air (IKA)</w:t>
+        <w:t>2.1. Dampak Limbah Tailing: Konsentrasi Smelter vs Indeks Kualitas Air (IKA)</w:t>
       </w:r>
     </w:p>
     <w:p>
@@ -122,7 +122,7 @@
           <w:color w:val="222222"/>
           <w:sz w:val="17"/>
         </w:rPr>
-        <w:t>9,825 MW PLTU Captive</w:t>
+        <w:t>9.825 MW PLTU Captive</w:t>
       </w:r>
       <w:r>
         <w:rPr>
@@ -131,7 +131,7 @@
           <w:color w:val="222222"/>
           <w:sz w:val="17"/>
         </w:rPr>
-        <w:t xml:space="preserve"> meningkatkan intensitas emisi dan beban lingkungan di Pulau Sulawesi. Data menunjukkan konversi tutupan hutan mencapai </w:t>
+        <w:t xml:space="preserve"> meningkatkan intensitas emisi dan beban lingkungan di Pulau Sulawesi. Konversi tutupan hutan mencapai </w:t>
       </w:r>
       <w:r>
         <w:rPr>
@@ -140,7 +140,7 @@
           <w:color w:val="222222"/>
           <w:sz w:val="17"/>
         </w:rPr>
-        <w:t>1,001,654 Hektar</w:t>
+        <w:t>1.001.654 Hektar</w:t>
       </w:r>
       <w:r>
         <w:rPr>
@@ -158,7 +158,7 @@
           <w:color w:val="222222"/>
           <w:sz w:val="17"/>
         </w:rPr>
-        <w:t>20.9 Juta Ton per tahun</w:t>
+        <w:t>20,9 Juta Ton per tahun</w:t>
       </w:r>
       <w:r>
         <w:rPr>
@@ -176,7 +176,7 @@
           <w:color w:val="222222"/>
           <w:sz w:val="17"/>
         </w:rPr>
-        <w:t>59.7</w:t>
+        <w:t>59,7</w:t>
       </w:r>
       <w:r>
         <w:rPr>
@@ -191,7 +191,7 @@
     <w:p>
       <w:pPr>
         <w:spacing w:before="20" w:after="40" w:line="252" w:lineRule="auto"/>
-        <w:ind w:left="120"/>
+        <w:ind w:left="100"/>
         <w:pBdr>
           <w:left w:val="single" w:sz="10" w:space="4" w:color="2E7D32"/>
         </w:pBdr>
@@ -218,7 +218,7 @@
     </w:p>
     <w:p>
       <w:pPr>
-        <w:spacing w:before="50" w:after="20"/>
+        <w:spacing w:before="40" w:after="20"/>
       </w:pPr>
       <w:r>
         <w:rPr>
@@ -252,10 +252,10 @@
             <w:tcW w:type="dxa" w:w="1814"/>
             <w:shd w:val="clear" w:color="auto" w:fill="2E7D32"/>
             <w:tcMar>
-              <w:top w:w="25" w:type="dxa"/>
-              <w:bottom w:w="25" w:type="dxa"/>
-              <w:left w:w="45" w:type="dxa"/>
-              <w:right w:w="45" w:type="dxa"/>
+              <w:top w:w="18" w:type="dxa"/>
+              <w:bottom w:w="18" w:type="dxa"/>
+              <w:left w:w="40" w:type="dxa"/>
+              <w:right w:w="40" w:type="dxa"/>
             </w:tcMar>
             <w:tcBorders>
               <w:top w:val="single" w:sz="4" w:color="D8D8D8" w:space="0"/>
@@ -285,10 +285,10 @@
             <w:tcW w:type="dxa" w:w="1247"/>
             <w:shd w:val="clear" w:color="auto" w:fill="2E7D32"/>
             <w:tcMar>
-              <w:top w:w="25" w:type="dxa"/>
-              <w:bottom w:w="25" w:type="dxa"/>
-              <w:left w:w="45" w:type="dxa"/>
-              <w:right w:w="45" w:type="dxa"/>
+              <w:top w:w="18" w:type="dxa"/>
+              <w:bottom w:w="18" w:type="dxa"/>
+              <w:left w:w="40" w:type="dxa"/>
+              <w:right w:w="40" w:type="dxa"/>
             </w:tcMar>
             <w:tcBorders>
               <w:top w:val="single" w:sz="4" w:color="D8D8D8" w:space="0"/>
@@ -318,10 +318,10 @@
             <w:tcW w:type="dxa" w:w="1020"/>
             <w:shd w:val="clear" w:color="auto" w:fill="2E7D32"/>
             <w:tcMar>
-              <w:top w:w="25" w:type="dxa"/>
-              <w:bottom w:w="25" w:type="dxa"/>
-              <w:left w:w="45" w:type="dxa"/>
-              <w:right w:w="45" w:type="dxa"/>
+              <w:top w:w="18" w:type="dxa"/>
+              <w:bottom w:w="18" w:type="dxa"/>
+              <w:left w:w="40" w:type="dxa"/>
+              <w:right w:w="40" w:type="dxa"/>
             </w:tcMar>
             <w:tcBorders>
               <w:top w:val="single" w:sz="4" w:color="D8D8D8" w:space="0"/>
@@ -351,10 +351,10 @@
             <w:tcW w:type="dxa" w:w="1814"/>
             <w:shd w:val="clear" w:color="auto" w:fill="2E7D32"/>
             <w:tcMar>
-              <w:top w:w="25" w:type="dxa"/>
-              <w:bottom w:w="25" w:type="dxa"/>
-              <w:left w:w="45" w:type="dxa"/>
-              <w:right w:w="45" w:type="dxa"/>
+              <w:top w:w="18" w:type="dxa"/>
+              <w:bottom w:w="18" w:type="dxa"/>
+              <w:left w:w="40" w:type="dxa"/>
+              <w:right w:w="40" w:type="dxa"/>
             </w:tcMar>
             <w:tcBorders>
               <w:top w:val="single" w:sz="4" w:color="D8D8D8" w:space="0"/>
@@ -384,10 +384,10 @@
             <w:tcW w:type="dxa" w:w="1247"/>
             <w:shd w:val="clear" w:color="auto" w:fill="2E7D32"/>
             <w:tcMar>
-              <w:top w:w="25" w:type="dxa"/>
-              <w:bottom w:w="25" w:type="dxa"/>
-              <w:left w:w="45" w:type="dxa"/>
-              <w:right w:w="45" w:type="dxa"/>
+              <w:top w:w="18" w:type="dxa"/>
+              <w:bottom w:w="18" w:type="dxa"/>
+              <w:left w:w="40" w:type="dxa"/>
+              <w:right w:w="40" w:type="dxa"/>
             </w:tcMar>
             <w:tcBorders>
               <w:top w:val="single" w:sz="4" w:color="D8D8D8" w:space="0"/>
@@ -417,10 +417,10 @@
             <w:tcW w:type="dxa" w:w="3402"/>
             <w:shd w:val="clear" w:color="auto" w:fill="2E7D32"/>
             <w:tcMar>
-              <w:top w:w="25" w:type="dxa"/>
-              <w:bottom w:w="25" w:type="dxa"/>
-              <w:left w:w="45" w:type="dxa"/>
-              <w:right w:w="45" w:type="dxa"/>
+              <w:top w:w="18" w:type="dxa"/>
+              <w:bottom w:w="18" w:type="dxa"/>
+              <w:left w:w="40" w:type="dxa"/>
+              <w:right w:w="40" w:type="dxa"/>
             </w:tcMar>
             <w:tcBorders>
               <w:top w:val="single" w:sz="4" w:color="D8D8D8" w:space="0"/>
@@ -452,10 +452,10 @@
             <w:tcW w:type="dxa" w:w="1814"/>
             <w:shd w:val="clear" w:color="auto" w:fill="FFFFFF"/>
             <w:tcMar>
-              <w:top w:w="20" w:type="dxa"/>
-              <w:bottom w:w="20" w:type="dxa"/>
-              <w:left w:w="45" w:type="dxa"/>
-              <w:right w:w="45" w:type="dxa"/>
+              <w:top w:w="16" w:type="dxa"/>
+              <w:bottom w:w="16" w:type="dxa"/>
+              <w:left w:w="40" w:type="dxa"/>
+              <w:right w:w="40" w:type="dxa"/>
             </w:tcMar>
             <w:tcBorders>
               <w:top w:val="single" w:sz="4" w:color="D8D8D8" w:space="0"/>
@@ -485,10 +485,10 @@
             <w:tcW w:type="dxa" w:w="1247"/>
             <w:shd w:val="clear" w:color="auto" w:fill="FFFFFF"/>
             <w:tcMar>
-              <w:top w:w="20" w:type="dxa"/>
-              <w:bottom w:w="20" w:type="dxa"/>
-              <w:left w:w="45" w:type="dxa"/>
-              <w:right w:w="45" w:type="dxa"/>
+              <w:top w:w="16" w:type="dxa"/>
+              <w:bottom w:w="16" w:type="dxa"/>
+              <w:left w:w="40" w:type="dxa"/>
+              <w:right w:w="40" w:type="dxa"/>
             </w:tcMar>
             <w:tcBorders>
               <w:top w:val="single" w:sz="4" w:color="D8D8D8" w:space="0"/>
@@ -518,10 +518,10 @@
             <w:tcW w:type="dxa" w:w="1020"/>
             <w:shd w:val="clear" w:color="auto" w:fill="FFFFFF"/>
             <w:tcMar>
-              <w:top w:w="20" w:type="dxa"/>
-              <w:bottom w:w="20" w:type="dxa"/>
-              <w:left w:w="45" w:type="dxa"/>
-              <w:right w:w="45" w:type="dxa"/>
+              <w:top w:w="16" w:type="dxa"/>
+              <w:bottom w:w="16" w:type="dxa"/>
+              <w:left w:w="40" w:type="dxa"/>
+              <w:right w:w="40" w:type="dxa"/>
             </w:tcMar>
             <w:tcBorders>
               <w:top w:val="single" w:sz="4" w:color="D8D8D8" w:space="0"/>
@@ -551,10 +551,10 @@
             <w:tcW w:type="dxa" w:w="1814"/>
             <w:shd w:val="clear" w:color="auto" w:fill="FFFFFF"/>
             <w:tcMar>
-              <w:top w:w="20" w:type="dxa"/>
-              <w:bottom w:w="20" w:type="dxa"/>
-              <w:left w:w="45" w:type="dxa"/>
-              <w:right w:w="45" w:type="dxa"/>
+              <w:top w:w="16" w:type="dxa"/>
+              <w:bottom w:w="16" w:type="dxa"/>
+              <w:left w:w="40" w:type="dxa"/>
+              <w:right w:w="40" w:type="dxa"/>
             </w:tcMar>
             <w:tcBorders>
               <w:top w:val="single" w:sz="4" w:color="D8D8D8" w:space="0"/>
@@ -584,10 +584,10 @@
             <w:tcW w:type="dxa" w:w="1247"/>
             <w:shd w:val="clear" w:color="auto" w:fill="FFFFFF"/>
             <w:tcMar>
-              <w:top w:w="20" w:type="dxa"/>
-              <w:bottom w:w="20" w:type="dxa"/>
-              <w:left w:w="45" w:type="dxa"/>
-              <w:right w:w="45" w:type="dxa"/>
+              <w:top w:w="16" w:type="dxa"/>
+              <w:bottom w:w="16" w:type="dxa"/>
+              <w:left w:w="40" w:type="dxa"/>
+              <w:right w:w="40" w:type="dxa"/>
             </w:tcMar>
             <w:tcBorders>
               <w:top w:val="single" w:sz="4" w:color="D8D8D8" w:space="0"/>
@@ -617,10 +617,10 @@
             <w:tcW w:type="dxa" w:w="3402"/>
             <w:shd w:val="clear" w:color="auto" w:fill="FFFFFF"/>
             <w:tcMar>
-              <w:top w:w="20" w:type="dxa"/>
-              <w:bottom w:w="20" w:type="dxa"/>
-              <w:left w:w="45" w:type="dxa"/>
-              <w:right w:w="45" w:type="dxa"/>
+              <w:top w:w="16" w:type="dxa"/>
+              <w:bottom w:w="16" w:type="dxa"/>
+              <w:left w:w="40" w:type="dxa"/>
+              <w:right w:w="40" w:type="dxa"/>
             </w:tcMar>
             <w:tcBorders>
               <w:top w:val="single" w:sz="4" w:color="D8D8D8" w:space="0"/>
@@ -652,10 +652,10 @@
             <w:tcW w:type="dxa" w:w="1814"/>
             <w:shd w:val="clear" w:color="auto" w:fill="F9FBF9"/>
             <w:tcMar>
-              <w:top w:w="20" w:type="dxa"/>
-              <w:bottom w:w="20" w:type="dxa"/>
-              <w:left w:w="45" w:type="dxa"/>
-              <w:right w:w="45" w:type="dxa"/>
+              <w:top w:w="16" w:type="dxa"/>
+              <w:bottom w:w="16" w:type="dxa"/>
+              <w:left w:w="40" w:type="dxa"/>
+              <w:right w:w="40" w:type="dxa"/>
             </w:tcMar>
             <w:tcBorders>
               <w:top w:val="single" w:sz="4" w:color="D8D8D8" w:space="0"/>
@@ -685,10 +685,10 @@
             <w:tcW w:type="dxa" w:w="1247"/>
             <w:shd w:val="clear" w:color="auto" w:fill="F9FBF9"/>
             <w:tcMar>
-              <w:top w:w="20" w:type="dxa"/>
-              <w:bottom w:w="20" w:type="dxa"/>
-              <w:left w:w="45" w:type="dxa"/>
-              <w:right w:w="45" w:type="dxa"/>
+              <w:top w:w="16" w:type="dxa"/>
+              <w:bottom w:w="16" w:type="dxa"/>
+              <w:left w:w="40" w:type="dxa"/>
+              <w:right w:w="40" w:type="dxa"/>
             </w:tcMar>
             <w:tcBorders>
               <w:top w:val="single" w:sz="4" w:color="D8D8D8" w:space="0"/>
@@ -718,10 +718,10 @@
             <w:tcW w:type="dxa" w:w="1020"/>
             <w:shd w:val="clear" w:color="auto" w:fill="F9FBF9"/>
             <w:tcMar>
-              <w:top w:w="20" w:type="dxa"/>
-              <w:bottom w:w="20" w:type="dxa"/>
-              <w:left w:w="45" w:type="dxa"/>
-              <w:right w:w="45" w:type="dxa"/>
+              <w:top w:w="16" w:type="dxa"/>
+              <w:bottom w:w="16" w:type="dxa"/>
+              <w:left w:w="40" w:type="dxa"/>
+              <w:right w:w="40" w:type="dxa"/>
             </w:tcMar>
             <w:tcBorders>
               <w:top w:val="single" w:sz="4" w:color="D8D8D8" w:space="0"/>
@@ -751,10 +751,10 @@
             <w:tcW w:type="dxa" w:w="1814"/>
             <w:shd w:val="clear" w:color="auto" w:fill="F9FBF9"/>
             <w:tcMar>
-              <w:top w:w="20" w:type="dxa"/>
-              <w:bottom w:w="20" w:type="dxa"/>
-              <w:left w:w="45" w:type="dxa"/>
-              <w:right w:w="45" w:type="dxa"/>
+              <w:top w:w="16" w:type="dxa"/>
+              <w:bottom w:w="16" w:type="dxa"/>
+              <w:left w:w="40" w:type="dxa"/>
+              <w:right w:w="40" w:type="dxa"/>
             </w:tcMar>
             <w:tcBorders>
               <w:top w:val="single" w:sz="4" w:color="D8D8D8" w:space="0"/>
@@ -784,10 +784,10 @@
             <w:tcW w:type="dxa" w:w="1247"/>
             <w:shd w:val="clear" w:color="auto" w:fill="F9FBF9"/>
             <w:tcMar>
-              <w:top w:w="20" w:type="dxa"/>
-              <w:bottom w:w="20" w:type="dxa"/>
-              <w:left w:w="45" w:type="dxa"/>
-              <w:right w:w="45" w:type="dxa"/>
+              <w:top w:w="16" w:type="dxa"/>
+              <w:bottom w:w="16" w:type="dxa"/>
+              <w:left w:w="40" w:type="dxa"/>
+              <w:right w:w="40" w:type="dxa"/>
             </w:tcMar>
             <w:tcBorders>
               <w:top w:val="single" w:sz="4" w:color="D8D8D8" w:space="0"/>
@@ -817,10 +817,10 @@
             <w:tcW w:type="dxa" w:w="3402"/>
             <w:shd w:val="clear" w:color="auto" w:fill="F9FBF9"/>
             <w:tcMar>
-              <w:top w:w="20" w:type="dxa"/>
-              <w:bottom w:w="20" w:type="dxa"/>
-              <w:left w:w="45" w:type="dxa"/>
-              <w:right w:w="45" w:type="dxa"/>
+              <w:top w:w="16" w:type="dxa"/>
+              <w:bottom w:w="16" w:type="dxa"/>
+              <w:left w:w="40" w:type="dxa"/>
+              <w:right w:w="40" w:type="dxa"/>
             </w:tcMar>
             <w:tcBorders>
               <w:top w:val="single" w:sz="4" w:color="D8D8D8" w:space="0"/>
@@ -852,10 +852,10 @@
             <w:tcW w:type="dxa" w:w="1814"/>
             <w:shd w:val="clear" w:color="auto" w:fill="FFFFFF"/>
             <w:tcMar>
-              <w:top w:w="20" w:type="dxa"/>
-              <w:bottom w:w="20" w:type="dxa"/>
-              <w:left w:w="45" w:type="dxa"/>
-              <w:right w:w="45" w:type="dxa"/>
+              <w:top w:w="16" w:type="dxa"/>
+              <w:bottom w:w="16" w:type="dxa"/>
+              <w:left w:w="40" w:type="dxa"/>
+              <w:right w:w="40" w:type="dxa"/>
             </w:tcMar>
             <w:tcBorders>
               <w:top w:val="single" w:sz="4" w:color="D8D8D8" w:space="0"/>
@@ -885,10 +885,10 @@
             <w:tcW w:type="dxa" w:w="1247"/>
             <w:shd w:val="clear" w:color="auto" w:fill="FFFFFF"/>
             <w:tcMar>
-              <w:top w:w="20" w:type="dxa"/>
-              <w:bottom w:w="20" w:type="dxa"/>
-              <w:left w:w="45" w:type="dxa"/>
-              <w:right w:w="45" w:type="dxa"/>
+              <w:top w:w="16" w:type="dxa"/>
+              <w:bottom w:w="16" w:type="dxa"/>
+              <w:left w:w="40" w:type="dxa"/>
+              <w:right w:w="40" w:type="dxa"/>
             </w:tcMar>
             <w:tcBorders>
               <w:top w:val="single" w:sz="4" w:color="D8D8D8" w:space="0"/>
@@ -918,10 +918,10 @@
             <w:tcW w:type="dxa" w:w="1020"/>
             <w:shd w:val="clear" w:color="auto" w:fill="FFFFFF"/>
             <w:tcMar>
-              <w:top w:w="20" w:type="dxa"/>
-              <w:bottom w:w="20" w:type="dxa"/>
-              <w:left w:w="45" w:type="dxa"/>
-              <w:right w:w="45" w:type="dxa"/>
+              <w:top w:w="16" w:type="dxa"/>
+              <w:bottom w:w="16" w:type="dxa"/>
+              <w:left w:w="40" w:type="dxa"/>
+              <w:right w:w="40" w:type="dxa"/>
             </w:tcMar>
             <w:tcBorders>
               <w:top w:val="single" w:sz="4" w:color="D8D8D8" w:space="0"/>
@@ -951,10 +951,10 @@
             <w:tcW w:type="dxa" w:w="1814"/>
             <w:shd w:val="clear" w:color="auto" w:fill="FFFFFF"/>
             <w:tcMar>
-              <w:top w:w="20" w:type="dxa"/>
-              <w:bottom w:w="20" w:type="dxa"/>
-              <w:left w:w="45" w:type="dxa"/>
-              <w:right w:w="45" w:type="dxa"/>
+              <w:top w:w="16" w:type="dxa"/>
+              <w:bottom w:w="16" w:type="dxa"/>
+              <w:left w:w="40" w:type="dxa"/>
+              <w:right w:w="40" w:type="dxa"/>
             </w:tcMar>
             <w:tcBorders>
               <w:top w:val="single" w:sz="4" w:color="D8D8D8" w:space="0"/>
@@ -984,10 +984,10 @@
             <w:tcW w:type="dxa" w:w="1247"/>
             <w:shd w:val="clear" w:color="auto" w:fill="FFFFFF"/>
             <w:tcMar>
-              <w:top w:w="20" w:type="dxa"/>
-              <w:bottom w:w="20" w:type="dxa"/>
-              <w:left w:w="45" w:type="dxa"/>
-              <w:right w:w="45" w:type="dxa"/>
+              <w:top w:w="16" w:type="dxa"/>
+              <w:bottom w:w="16" w:type="dxa"/>
+              <w:left w:w="40" w:type="dxa"/>
+              <w:right w:w="40" w:type="dxa"/>
             </w:tcMar>
             <w:tcBorders>
               <w:top w:val="single" w:sz="4" w:color="D8D8D8" w:space="0"/>
@@ -1017,10 +1017,10 @@
             <w:tcW w:type="dxa" w:w="3402"/>
             <w:shd w:val="clear" w:color="auto" w:fill="FFFFFF"/>
             <w:tcMar>
-              <w:top w:w="20" w:type="dxa"/>
-              <w:bottom w:w="20" w:type="dxa"/>
-              <w:left w:w="45" w:type="dxa"/>
-              <w:right w:w="45" w:type="dxa"/>
+              <w:top w:w="16" w:type="dxa"/>
+              <w:bottom w:w="16" w:type="dxa"/>
+              <w:left w:w="40" w:type="dxa"/>
+              <w:right w:w="40" w:type="dxa"/>
             </w:tcMar>
             <w:tcBorders>
               <w:top w:val="single" w:sz="4" w:color="D8D8D8" w:space="0"/>
@@ -1052,10 +1052,10 @@
             <w:tcW w:type="dxa" w:w="1814"/>
             <w:shd w:val="clear" w:color="auto" w:fill="F9FBF9"/>
             <w:tcMar>
-              <w:top w:w="20" w:type="dxa"/>
-              <w:bottom w:w="20" w:type="dxa"/>
-              <w:left w:w="45" w:type="dxa"/>
-              <w:right w:w="45" w:type="dxa"/>
+              <w:top w:w="16" w:type="dxa"/>
+              <w:bottom w:w="16" w:type="dxa"/>
+              <w:left w:w="40" w:type="dxa"/>
+              <w:right w:w="40" w:type="dxa"/>
             </w:tcMar>
             <w:tcBorders>
               <w:top w:val="single" w:sz="4" w:color="D8D8D8" w:space="0"/>
@@ -1085,10 +1085,10 @@
             <w:tcW w:type="dxa" w:w="1247"/>
             <w:shd w:val="clear" w:color="auto" w:fill="F9FBF9"/>
             <w:tcMar>
-              <w:top w:w="20" w:type="dxa"/>
-              <w:bottom w:w="20" w:type="dxa"/>
-              <w:left w:w="45" w:type="dxa"/>
-              <w:right w:w="45" w:type="dxa"/>
+              <w:top w:w="16" w:type="dxa"/>
+              <w:bottom w:w="16" w:type="dxa"/>
+              <w:left w:w="40" w:type="dxa"/>
+              <w:right w:w="40" w:type="dxa"/>
             </w:tcMar>
             <w:tcBorders>
               <w:top w:val="single" w:sz="4" w:color="D8D8D8" w:space="0"/>
@@ -1118,10 +1118,10 @@
             <w:tcW w:type="dxa" w:w="1020"/>
             <w:shd w:val="clear" w:color="auto" w:fill="F9FBF9"/>
             <w:tcMar>
-              <w:top w:w="20" w:type="dxa"/>
-              <w:bottom w:w="20" w:type="dxa"/>
-              <w:left w:w="45" w:type="dxa"/>
-              <w:right w:w="45" w:type="dxa"/>
+              <w:top w:w="16" w:type="dxa"/>
+              <w:bottom w:w="16" w:type="dxa"/>
+              <w:left w:w="40" w:type="dxa"/>
+              <w:right w:w="40" w:type="dxa"/>
             </w:tcMar>
             <w:tcBorders>
               <w:top w:val="single" w:sz="4" w:color="D8D8D8" w:space="0"/>
@@ -1151,10 +1151,10 @@
             <w:tcW w:type="dxa" w:w="1814"/>
             <w:shd w:val="clear" w:color="auto" w:fill="F9FBF9"/>
             <w:tcMar>
-              <w:top w:w="20" w:type="dxa"/>
-              <w:bottom w:w="20" w:type="dxa"/>
-              <w:left w:w="45" w:type="dxa"/>
-              <w:right w:w="45" w:type="dxa"/>
+              <w:top w:w="16" w:type="dxa"/>
+              <w:bottom w:w="16" w:type="dxa"/>
+              <w:left w:w="40" w:type="dxa"/>
+              <w:right w:w="40" w:type="dxa"/>
             </w:tcMar>
             <w:tcBorders>
               <w:top w:val="single" w:sz="4" w:color="D8D8D8" w:space="0"/>
@@ -1184,10 +1184,10 @@
             <w:tcW w:type="dxa" w:w="1247"/>
             <w:shd w:val="clear" w:color="auto" w:fill="F9FBF9"/>
             <w:tcMar>
-              <w:top w:w="20" w:type="dxa"/>
-              <w:bottom w:w="20" w:type="dxa"/>
-              <w:left w:w="45" w:type="dxa"/>
-              <w:right w:w="45" w:type="dxa"/>
+              <w:top w:w="16" w:type="dxa"/>
+              <w:bottom w:w="16" w:type="dxa"/>
+              <w:left w:w="40" w:type="dxa"/>
+              <w:right w:w="40" w:type="dxa"/>
             </w:tcMar>
             <w:tcBorders>
               <w:top w:val="single" w:sz="4" w:color="D8D8D8" w:space="0"/>
@@ -1217,10 +1217,10 @@
             <w:tcW w:type="dxa" w:w="3402"/>
             <w:shd w:val="clear" w:color="auto" w:fill="F9FBF9"/>
             <w:tcMar>
-              <w:top w:w="20" w:type="dxa"/>
-              <w:bottom w:w="20" w:type="dxa"/>
-              <w:left w:w="45" w:type="dxa"/>
-              <w:right w:w="45" w:type="dxa"/>
+              <w:top w:w="16" w:type="dxa"/>
+              <w:bottom w:w="16" w:type="dxa"/>
+              <w:left w:w="40" w:type="dxa"/>
+              <w:right w:w="40" w:type="dxa"/>
             </w:tcMar>
             <w:tcBorders>
               <w:top w:val="single" w:sz="4" w:color="D8D8D8" w:space="0"/>
@@ -1252,10 +1252,10 @@
             <w:tcW w:type="dxa" w:w="1814"/>
             <w:shd w:val="clear" w:color="auto" w:fill="FFFFFF"/>
             <w:tcMar>
-              <w:top w:w="20" w:type="dxa"/>
-              <w:bottom w:w="20" w:type="dxa"/>
-              <w:left w:w="45" w:type="dxa"/>
-              <w:right w:w="45" w:type="dxa"/>
+              <w:top w:w="16" w:type="dxa"/>
+              <w:bottom w:w="16" w:type="dxa"/>
+              <w:left w:w="40" w:type="dxa"/>
+              <w:right w:w="40" w:type="dxa"/>
             </w:tcMar>
             <w:tcBorders>
               <w:top w:val="single" w:sz="4" w:color="D8D8D8" w:space="0"/>
@@ -1285,10 +1285,10 @@
             <w:tcW w:type="dxa" w:w="1247"/>
             <w:shd w:val="clear" w:color="auto" w:fill="FFFFFF"/>
             <w:tcMar>
-              <w:top w:w="20" w:type="dxa"/>
-              <w:bottom w:w="20" w:type="dxa"/>
-              <w:left w:w="45" w:type="dxa"/>
-              <w:right w:w="45" w:type="dxa"/>
+              <w:top w:w="16" w:type="dxa"/>
+              <w:bottom w:w="16" w:type="dxa"/>
+              <w:left w:w="40" w:type="dxa"/>
+              <w:right w:w="40" w:type="dxa"/>
             </w:tcMar>
             <w:tcBorders>
               <w:top w:val="single" w:sz="4" w:color="D8D8D8" w:space="0"/>
@@ -1318,10 +1318,10 @@
             <w:tcW w:type="dxa" w:w="1020"/>
             <w:shd w:val="clear" w:color="auto" w:fill="FFFFFF"/>
             <w:tcMar>
-              <w:top w:w="20" w:type="dxa"/>
-              <w:bottom w:w="20" w:type="dxa"/>
-              <w:left w:w="45" w:type="dxa"/>
-              <w:right w:w="45" w:type="dxa"/>
+              <w:top w:w="16" w:type="dxa"/>
+              <w:bottom w:w="16" w:type="dxa"/>
+              <w:left w:w="40" w:type="dxa"/>
+              <w:right w:w="40" w:type="dxa"/>
             </w:tcMar>
             <w:tcBorders>
               <w:top w:val="single" w:sz="4" w:color="D8D8D8" w:space="0"/>
@@ -1351,10 +1351,10 @@
             <w:tcW w:type="dxa" w:w="1814"/>
             <w:shd w:val="clear" w:color="auto" w:fill="FFFFFF"/>
             <w:tcMar>
-              <w:top w:w="20" w:type="dxa"/>
-              <w:bottom w:w="20" w:type="dxa"/>
-              <w:left w:w="45" w:type="dxa"/>
-              <w:right w:w="45" w:type="dxa"/>
+              <w:top w:w="16" w:type="dxa"/>
+              <w:bottom w:w="16" w:type="dxa"/>
+              <w:left w:w="40" w:type="dxa"/>
+              <w:right w:w="40" w:type="dxa"/>
             </w:tcMar>
             <w:tcBorders>
               <w:top w:val="single" w:sz="4" w:color="D8D8D8" w:space="0"/>
@@ -1384,10 +1384,10 @@
             <w:tcW w:type="dxa" w:w="1247"/>
             <w:shd w:val="clear" w:color="auto" w:fill="FFFFFF"/>
             <w:tcMar>
-              <w:top w:w="20" w:type="dxa"/>
-              <w:bottom w:w="20" w:type="dxa"/>
-              <w:left w:w="45" w:type="dxa"/>
-              <w:right w:w="45" w:type="dxa"/>
+              <w:top w:w="16" w:type="dxa"/>
+              <w:bottom w:w="16" w:type="dxa"/>
+              <w:left w:w="40" w:type="dxa"/>
+              <w:right w:w="40" w:type="dxa"/>
             </w:tcMar>
             <w:tcBorders>
               <w:top w:val="single" w:sz="4" w:color="D8D8D8" w:space="0"/>
@@ -1417,10 +1417,10 @@
             <w:tcW w:type="dxa" w:w="3402"/>
             <w:shd w:val="clear" w:color="auto" w:fill="FFFFFF"/>
             <w:tcMar>
-              <w:top w:w="20" w:type="dxa"/>
-              <w:bottom w:w="20" w:type="dxa"/>
-              <w:left w:w="45" w:type="dxa"/>
-              <w:right w:w="45" w:type="dxa"/>
+              <w:top w:w="16" w:type="dxa"/>
+              <w:bottom w:w="16" w:type="dxa"/>
+              <w:left w:w="40" w:type="dxa"/>
+              <w:right w:w="40" w:type="dxa"/>
             </w:tcMar>
             <w:tcBorders>
               <w:top w:val="single" w:sz="4" w:color="D8D8D8" w:space="0"/>
@@ -1452,10 +1452,10 @@
             <w:tcW w:type="dxa" w:w="1814"/>
             <w:shd w:val="clear" w:color="auto" w:fill="F9FBF9"/>
             <w:tcMar>
-              <w:top w:w="20" w:type="dxa"/>
-              <w:bottom w:w="20" w:type="dxa"/>
-              <w:left w:w="45" w:type="dxa"/>
-              <w:right w:w="45" w:type="dxa"/>
+              <w:top w:w="16" w:type="dxa"/>
+              <w:bottom w:w="16" w:type="dxa"/>
+              <w:left w:w="40" w:type="dxa"/>
+              <w:right w:w="40" w:type="dxa"/>
             </w:tcMar>
             <w:tcBorders>
               <w:top w:val="single" w:sz="4" w:color="D8D8D8" w:space="0"/>
@@ -1485,10 +1485,10 @@
             <w:tcW w:type="dxa" w:w="1247"/>
             <w:shd w:val="clear" w:color="auto" w:fill="F9FBF9"/>
             <w:tcMar>
-              <w:top w:w="20" w:type="dxa"/>
-              <w:bottom w:w="20" w:type="dxa"/>
-              <w:left w:w="45" w:type="dxa"/>
-              <w:right w:w="45" w:type="dxa"/>
+              <w:top w:w="16" w:type="dxa"/>
+              <w:bottom w:w="16" w:type="dxa"/>
+              <w:left w:w="40" w:type="dxa"/>
+              <w:right w:w="40" w:type="dxa"/>
             </w:tcMar>
             <w:tcBorders>
               <w:top w:val="single" w:sz="4" w:color="D8D8D8" w:space="0"/>
@@ -1518,10 +1518,10 @@
             <w:tcW w:type="dxa" w:w="1020"/>
             <w:shd w:val="clear" w:color="auto" w:fill="F9FBF9"/>
             <w:tcMar>
-              <w:top w:w="20" w:type="dxa"/>
-              <w:bottom w:w="20" w:type="dxa"/>
-              <w:left w:w="45" w:type="dxa"/>
-              <w:right w:w="45" w:type="dxa"/>
+              <w:top w:w="16" w:type="dxa"/>
+              <w:bottom w:w="16" w:type="dxa"/>
+              <w:left w:w="40" w:type="dxa"/>
+              <w:right w:w="40" w:type="dxa"/>
             </w:tcMar>
             <w:tcBorders>
               <w:top w:val="single" w:sz="4" w:color="D8D8D8" w:space="0"/>
@@ -1551,10 +1551,10 @@
             <w:tcW w:type="dxa" w:w="1814"/>
             <w:shd w:val="clear" w:color="auto" w:fill="F9FBF9"/>
             <w:tcMar>
-              <w:top w:w="20" w:type="dxa"/>
-              <w:bottom w:w="20" w:type="dxa"/>
-              <w:left w:w="45" w:type="dxa"/>
-              <w:right w:w="45" w:type="dxa"/>
+              <w:top w:w="16" w:type="dxa"/>
+              <w:bottom w:w="16" w:type="dxa"/>
+              <w:left w:w="40" w:type="dxa"/>
+              <w:right w:w="40" w:type="dxa"/>
             </w:tcMar>
             <w:tcBorders>
               <w:top w:val="single" w:sz="4" w:color="D8D8D8" w:space="0"/>
@@ -1584,10 +1584,10 @@
             <w:tcW w:type="dxa" w:w="1247"/>
             <w:shd w:val="clear" w:color="auto" w:fill="F9FBF9"/>
             <w:tcMar>
-              <w:top w:w="20" w:type="dxa"/>
-              <w:bottom w:w="20" w:type="dxa"/>
-              <w:left w:w="45" w:type="dxa"/>
-              <w:right w:w="45" w:type="dxa"/>
+              <w:top w:w="16" w:type="dxa"/>
+              <w:bottom w:w="16" w:type="dxa"/>
+              <w:left w:w="40" w:type="dxa"/>
+              <w:right w:w="40" w:type="dxa"/>
             </w:tcMar>
             <w:tcBorders>
               <w:top w:val="single" w:sz="4" w:color="D8D8D8" w:space="0"/>
@@ -1617,10 +1617,10 @@
             <w:tcW w:type="dxa" w:w="3402"/>
             <w:shd w:val="clear" w:color="auto" w:fill="F9FBF9"/>
             <w:tcMar>
-              <w:top w:w="20" w:type="dxa"/>
-              <w:bottom w:w="20" w:type="dxa"/>
-              <w:left w:w="45" w:type="dxa"/>
-              <w:right w:w="45" w:type="dxa"/>
+              <w:top w:w="16" w:type="dxa"/>
+              <w:bottom w:w="16" w:type="dxa"/>
+              <w:left w:w="40" w:type="dxa"/>
+              <w:right w:w="40" w:type="dxa"/>
             </w:tcMar>
             <w:tcBorders>
               <w:top w:val="single" w:sz="4" w:color="D8D8D8" w:space="0"/>
@@ -1649,11 +1649,11 @@
     </w:tbl>
     <w:p>
       <w:pPr>
-        <w:spacing w:before="20" w:after="40" w:line="252" w:lineRule="auto"/>
-        <w:ind w:left="120"/>
+        <w:spacing w:before="30" w:after="40" w:line="252" w:lineRule="auto"/>
+        <w:ind w:left="100"/>
         <w:shd w:val="clear" w:color="auto" w:fill="EDF7EE"/>
         <w:pBdr>
-          <w:left w:val="single" w:sz="12" w:space="4" w:color="43A047"/>
+          <w:left w:val="single" w:sz="12" w:space="4" w:color="2E7D32"/>
         </w:pBdr>
       </w:pPr>
       <w:r>
@@ -1663,7 +1663,8 @@
           <w:color w:val="1B5E20"/>
           <w:sz w:val="15"/>
         </w:rPr>
-        <w:t xml:space="preserve">Formulasi (Konsentrasi Smelter &amp; IKA): </w:t>
+        <w:t>Formulasi Matematis (Konsentrasi Smelter &amp; Beban Limbah B3 Tailing):</w:t>
+        <w:br/>
       </w:r>
       <w:r>
         <w:rPr>
@@ -1671,9 +1672,34 @@
           <w:b w:val="0"/>
           <w:i w:val="0"/>
           <w:color w:val="104010"/>
+          <w:sz w:val="14"/>
+        </w:rPr>
+        <w:t>S_p = Σ s_i  |  IKĀ_{p,t} = ( 1 / n_{p,t} ) * Σ IKA_{j,p,t}</w:t>
+        <w:br/>
+        <w:t>χ² = Σ [ ( O_ij - E_ij )² / E_ij ]  |  Odds_Ratio (OR) = ( a * d ) / ( b * c )</w:t>
+        <w:br/>
+      </w:r>
+      <w:r>
+        <w:rPr>
+          <w:b/>
+          <w:i w:val="0"/>
+          <w:color w:val="1B5E20"/>
           <w:sz w:val="15"/>
         </w:rPr>
-        <w:t>S_p = Σ s_i ; IKĀ_{p,t} = (1 / n_{p,t}) * Σ IKA_{j,p,t} ; χ² = Σ [ (O - E)² / E ] ; OR = (a * d) / (b * c)</w:t>
+        <w:t>Persamaan Substitusi:</w:t>
+        <w:br/>
+      </w:r>
+      <w:r>
+        <w:rPr>
+          <w:rFonts w:ascii="Consolas" w:hAnsi="Consolas"/>
+          <w:b w:val="0"/>
+          <w:i w:val="0"/>
+          <w:color w:val="222222"/>
+          <w:sz w:val="14"/>
+        </w:rPr>
+        <w:t>Smelter_Sulteng_Sultra = 344 unit + 262 unit = 606 unit (77,89% total se-Sulawesi)</w:t>
+        <w:br/>
+        <w:t>Estimasi_Limbah_B3_Tailing = 12.000.000 Ton/Thn (Sulteng) + 7.700.000 Ton/Thn (Sultra) = 19.700.000 Ton/Thn (94,26% total limbah B3)</w:t>
       </w:r>
       <w:r>
         <w:rPr>
@@ -1682,36 +1708,13 @@
           <w:color w:val="555555"/>
           <w:sz w:val="14"/>
         </w:rPr>
-        <w:t xml:space="preserve"> | Ket: S_p: jumlah smelter provinsi, IKĀ: rata-rata baku mutu air, OR: odds ratio IKA kritis pada smelter tinggi</w:t>
+        <w:br/>
+        <w:t>Ket: Hasil uji Chi-Square dan Odds Ratio data panel disajikan pada Tabel 2.4. Kegagalan signifikansi statistik membuktikan Aggregate Dilution Bias (pencemaran fatal sungai industri Bahodopi &amp; Lasolo terencerkan oleh stasiun pemantau sungai non-industri).</w:t>
       </w:r>
     </w:p>
     <w:p>
       <w:pPr>
-        <w:spacing w:before="0" w:after="40" w:line="252" w:lineRule="auto"/>
-        <w:jc w:val="both"/>
-      </w:pPr>
-      <w:r>
-        <w:rPr>
-          <w:b/>
-          <w:i w:val="0"/>
-          <w:color w:val="222222"/>
-          <w:sz w:val="17"/>
-        </w:rPr>
-        <w:t xml:space="preserve">Analisis Temuan Empiris: </w:t>
-      </w:r>
-      <w:r>
-        <w:rPr>
-          <w:b w:val="0"/>
-          <w:i w:val="0"/>
-          <w:color w:val="222222"/>
-          <w:sz w:val="17"/>
-        </w:rPr>
-        <w:t>Kegagalan statistik mendeteksi signifikansi (χ² = 2.667, p = 0.102) membongkar fakta krusial: Indeks Kualitas Air (IKA) provinsi adalah metrik agregat yang mengencerkan tekanan ekologis di tapak (*Aggregate Dilution Bias*). Pencemaran tailing fatal di sungai-sungai lingkar industri (Bahodopi, Lasolo, Bantaeng) tertutupi oleh stasiun pemantau sungai non-industri yang masih berstatus alami.</w:t>
-      </w:r>
-    </w:p>
-    <w:p>
-      <w:pPr>
-        <w:spacing w:before="80" w:after="30"/>
+        <w:spacing w:before="70" w:after="20"/>
         <w:pBdr>
           <w:bottom w:val="single" w:sz="4" w:space="1" w:color="2E7D32"/>
         </w:pBdr>
@@ -1721,9 +1724,9 @@
           <w:b/>
           <w:i w:val="0"/>
           <w:color w:val="1B5E20"/>
-          <w:sz w:val="19"/>
+          <w:sz w:val="18"/>
         </w:rPr>
-        <w:t>2.2 Kepungan Asap: Kapasitas PLTU vs Indeks Kualitas Udara (IKU)</w:t>
+        <w:t>2.2. Kepungan Asap: Kapasitas PLTU vs Indeks Kualitas Udara (IKU)</w:t>
       </w:r>
     </w:p>
     <w:p>
@@ -1738,7 +1741,7 @@
           <w:color w:val="222222"/>
           <w:sz w:val="17"/>
         </w:rPr>
-        <w:t xml:space="preserve">Keberadaan </w:t>
+        <w:t xml:space="preserve">Sebanyak </w:t>
       </w:r>
       <w:r>
         <w:rPr>
@@ -1747,7 +1750,7 @@
           <w:color w:val="222222"/>
           <w:sz w:val="17"/>
         </w:rPr>
-        <w:t>9,825 MW PLTU Captive batu bara off-grid</w:t>
+        <w:t>9.825 MW PLTU Captive batu bara off-grid</w:t>
       </w:r>
       <w:r>
         <w:rPr>
@@ -1756,13 +1759,13 @@
           <w:color w:val="222222"/>
           <w:sz w:val="17"/>
         </w:rPr>
-        <w:t xml:space="preserve"> di kawasan hilirisasi secara langsung berkontribusi pada pencemaran udara. Sub-bab ini menguji hipotesis keterkaitan kapasitas terpasang PLTU Captive terhadap penurunan Indeks Kualitas Udara (IKU) dan konsentrasi emisi satelit NO₂.</w:t>
+        <w:t xml:space="preserve"> beroperasi di kawasan hilirisasi nikel menyumbang polusi udara ambien dan gas buang NO₂.</w:t>
       </w:r>
     </w:p>
     <w:p>
       <w:pPr>
         <w:spacing w:before="20" w:after="40" w:line="252" w:lineRule="auto"/>
-        <w:ind w:left="120"/>
+        <w:ind w:left="100"/>
         <w:pBdr>
           <w:left w:val="single" w:sz="10" w:space="4" w:color="2E7D32"/>
         </w:pBdr>
@@ -1789,7 +1792,7 @@
     </w:p>
     <w:p>
       <w:pPr>
-        <w:spacing w:before="50" w:after="20"/>
+        <w:spacing w:before="40" w:after="20"/>
       </w:pPr>
       <w:r>
         <w:rPr>
@@ -1823,10 +1826,10 @@
             <w:tcW w:type="dxa" w:w="2154"/>
             <w:shd w:val="clear" w:color="auto" w:fill="2E7D32"/>
             <w:tcMar>
-              <w:top w:w="25" w:type="dxa"/>
-              <w:bottom w:w="25" w:type="dxa"/>
-              <w:left w:w="45" w:type="dxa"/>
-              <w:right w:w="45" w:type="dxa"/>
+              <w:top w:w="18" w:type="dxa"/>
+              <w:bottom w:w="18" w:type="dxa"/>
+              <w:left w:w="40" w:type="dxa"/>
+              <w:right w:w="40" w:type="dxa"/>
             </w:tcMar>
             <w:tcBorders>
               <w:top w:val="single" w:sz="4" w:color="D8D8D8" w:space="0"/>
@@ -1856,10 +1859,10 @@
             <w:tcW w:type="dxa" w:w="1814"/>
             <w:shd w:val="clear" w:color="auto" w:fill="2E7D32"/>
             <w:tcMar>
-              <w:top w:w="25" w:type="dxa"/>
-              <w:bottom w:w="25" w:type="dxa"/>
-              <w:left w:w="45" w:type="dxa"/>
-              <w:right w:w="45" w:type="dxa"/>
+              <w:top w:w="18" w:type="dxa"/>
+              <w:bottom w:w="18" w:type="dxa"/>
+              <w:left w:w="40" w:type="dxa"/>
+              <w:right w:w="40" w:type="dxa"/>
             </w:tcMar>
             <w:tcBorders>
               <w:top w:val="single" w:sz="4" w:color="D8D8D8" w:space="0"/>
@@ -1889,10 +1892,10 @@
             <w:tcW w:type="dxa" w:w="1474"/>
             <w:shd w:val="clear" w:color="auto" w:fill="2E7D32"/>
             <w:tcMar>
-              <w:top w:w="25" w:type="dxa"/>
-              <w:bottom w:w="25" w:type="dxa"/>
-              <w:left w:w="45" w:type="dxa"/>
-              <w:right w:w="45" w:type="dxa"/>
+              <w:top w:w="18" w:type="dxa"/>
+              <w:bottom w:w="18" w:type="dxa"/>
+              <w:left w:w="40" w:type="dxa"/>
+              <w:right w:w="40" w:type="dxa"/>
             </w:tcMar>
             <w:tcBorders>
               <w:top w:val="single" w:sz="4" w:color="D8D8D8" w:space="0"/>
@@ -1922,10 +1925,10 @@
             <w:tcW w:type="dxa" w:w="1474"/>
             <w:shd w:val="clear" w:color="auto" w:fill="2E7D32"/>
             <w:tcMar>
-              <w:top w:w="25" w:type="dxa"/>
-              <w:bottom w:w="25" w:type="dxa"/>
-              <w:left w:w="45" w:type="dxa"/>
-              <w:right w:w="45" w:type="dxa"/>
+              <w:top w:w="18" w:type="dxa"/>
+              <w:bottom w:w="18" w:type="dxa"/>
+              <w:left w:w="40" w:type="dxa"/>
+              <w:right w:w="40" w:type="dxa"/>
             </w:tcMar>
             <w:tcBorders>
               <w:top w:val="single" w:sz="4" w:color="D8D8D8" w:space="0"/>
@@ -1955,10 +1958,10 @@
             <w:tcW w:type="dxa" w:w="1247"/>
             <w:shd w:val="clear" w:color="auto" w:fill="2E7D32"/>
             <w:tcMar>
-              <w:top w:w="25" w:type="dxa"/>
-              <w:bottom w:w="25" w:type="dxa"/>
-              <w:left w:w="45" w:type="dxa"/>
-              <w:right w:w="45" w:type="dxa"/>
+              <w:top w:w="18" w:type="dxa"/>
+              <w:bottom w:w="18" w:type="dxa"/>
+              <w:left w:w="40" w:type="dxa"/>
+              <w:right w:w="40" w:type="dxa"/>
             </w:tcMar>
             <w:tcBorders>
               <w:top w:val="single" w:sz="4" w:color="D8D8D8" w:space="0"/>
@@ -1988,10 +1991,10 @@
             <w:tcW w:type="dxa" w:w="2381"/>
             <w:shd w:val="clear" w:color="auto" w:fill="2E7D32"/>
             <w:tcMar>
-              <w:top w:w="25" w:type="dxa"/>
-              <w:bottom w:w="25" w:type="dxa"/>
-              <w:left w:w="45" w:type="dxa"/>
-              <w:right w:w="45" w:type="dxa"/>
+              <w:top w:w="18" w:type="dxa"/>
+              <w:bottom w:w="18" w:type="dxa"/>
+              <w:left w:w="40" w:type="dxa"/>
+              <w:right w:w="40" w:type="dxa"/>
             </w:tcMar>
             <w:tcBorders>
               <w:top w:val="single" w:sz="4" w:color="D8D8D8" w:space="0"/>
@@ -2023,10 +2026,10 @@
             <w:tcW w:type="dxa" w:w="2154"/>
             <w:shd w:val="clear" w:color="auto" w:fill="FFFFFF"/>
             <w:tcMar>
-              <w:top w:w="20" w:type="dxa"/>
-              <w:bottom w:w="20" w:type="dxa"/>
-              <w:left w:w="45" w:type="dxa"/>
-              <w:right w:w="45" w:type="dxa"/>
+              <w:top w:w="16" w:type="dxa"/>
+              <w:bottom w:w="16" w:type="dxa"/>
+              <w:left w:w="40" w:type="dxa"/>
+              <w:right w:w="40" w:type="dxa"/>
             </w:tcMar>
             <w:tcBorders>
               <w:top w:val="single" w:sz="4" w:color="D8D8D8" w:space="0"/>
@@ -2056,10 +2059,10 @@
             <w:tcW w:type="dxa" w:w="1814"/>
             <w:shd w:val="clear" w:color="auto" w:fill="FFFFFF"/>
             <w:tcMar>
-              <w:top w:w="20" w:type="dxa"/>
-              <w:bottom w:w="20" w:type="dxa"/>
-              <w:left w:w="45" w:type="dxa"/>
-              <w:right w:w="45" w:type="dxa"/>
+              <w:top w:w="16" w:type="dxa"/>
+              <w:bottom w:w="16" w:type="dxa"/>
+              <w:left w:w="40" w:type="dxa"/>
+              <w:right w:w="40" w:type="dxa"/>
             </w:tcMar>
             <w:tcBorders>
               <w:top w:val="single" w:sz="4" w:color="D8D8D8" w:space="0"/>
@@ -2089,10 +2092,10 @@
             <w:tcW w:type="dxa" w:w="1474"/>
             <w:shd w:val="clear" w:color="auto" w:fill="FFFFFF"/>
             <w:tcMar>
-              <w:top w:w="20" w:type="dxa"/>
-              <w:bottom w:w="20" w:type="dxa"/>
-              <w:left w:w="45" w:type="dxa"/>
-              <w:right w:w="45" w:type="dxa"/>
+              <w:top w:w="16" w:type="dxa"/>
+              <w:bottom w:w="16" w:type="dxa"/>
+              <w:left w:w="40" w:type="dxa"/>
+              <w:right w:w="40" w:type="dxa"/>
             </w:tcMar>
             <w:tcBorders>
               <w:top w:val="single" w:sz="4" w:color="D8D8D8" w:space="0"/>
@@ -2122,10 +2125,10 @@
             <w:tcW w:type="dxa" w:w="1474"/>
             <w:shd w:val="clear" w:color="auto" w:fill="FFFFFF"/>
             <w:tcMar>
-              <w:top w:w="20" w:type="dxa"/>
-              <w:bottom w:w="20" w:type="dxa"/>
-              <w:left w:w="45" w:type="dxa"/>
-              <w:right w:w="45" w:type="dxa"/>
+              <w:top w:w="16" w:type="dxa"/>
+              <w:bottom w:w="16" w:type="dxa"/>
+              <w:left w:w="40" w:type="dxa"/>
+              <w:right w:w="40" w:type="dxa"/>
             </w:tcMar>
             <w:tcBorders>
               <w:top w:val="single" w:sz="4" w:color="D8D8D8" w:space="0"/>
@@ -2155,10 +2158,10 @@
             <w:tcW w:type="dxa" w:w="1247"/>
             <w:shd w:val="clear" w:color="auto" w:fill="FFFFFF"/>
             <w:tcMar>
-              <w:top w:w="20" w:type="dxa"/>
-              <w:bottom w:w="20" w:type="dxa"/>
-              <w:left w:w="45" w:type="dxa"/>
-              <w:right w:w="45" w:type="dxa"/>
+              <w:top w:w="16" w:type="dxa"/>
+              <w:bottom w:w="16" w:type="dxa"/>
+              <w:left w:w="40" w:type="dxa"/>
+              <w:right w:w="40" w:type="dxa"/>
             </w:tcMar>
             <w:tcBorders>
               <w:top w:val="single" w:sz="4" w:color="D8D8D8" w:space="0"/>
@@ -2188,10 +2191,10 @@
             <w:tcW w:type="dxa" w:w="2381"/>
             <w:shd w:val="clear" w:color="auto" w:fill="FFFFFF"/>
             <w:tcMar>
-              <w:top w:w="20" w:type="dxa"/>
-              <w:bottom w:w="20" w:type="dxa"/>
-              <w:left w:w="45" w:type="dxa"/>
-              <w:right w:w="45" w:type="dxa"/>
+              <w:top w:w="16" w:type="dxa"/>
+              <w:bottom w:w="16" w:type="dxa"/>
+              <w:left w:w="40" w:type="dxa"/>
+              <w:right w:w="40" w:type="dxa"/>
             </w:tcMar>
             <w:tcBorders>
               <w:top w:val="single" w:sz="4" w:color="D8D8D8" w:space="0"/>
@@ -2223,10 +2226,10 @@
             <w:tcW w:type="dxa" w:w="2154"/>
             <w:shd w:val="clear" w:color="auto" w:fill="F9FBF9"/>
             <w:tcMar>
-              <w:top w:w="20" w:type="dxa"/>
-              <w:bottom w:w="20" w:type="dxa"/>
-              <w:left w:w="45" w:type="dxa"/>
-              <w:right w:w="45" w:type="dxa"/>
+              <w:top w:w="16" w:type="dxa"/>
+              <w:bottom w:w="16" w:type="dxa"/>
+              <w:left w:w="40" w:type="dxa"/>
+              <w:right w:w="40" w:type="dxa"/>
             </w:tcMar>
             <w:tcBorders>
               <w:top w:val="single" w:sz="4" w:color="D8D8D8" w:space="0"/>
@@ -2256,10 +2259,10 @@
             <w:tcW w:type="dxa" w:w="1814"/>
             <w:shd w:val="clear" w:color="auto" w:fill="F9FBF9"/>
             <w:tcMar>
-              <w:top w:w="20" w:type="dxa"/>
-              <w:bottom w:w="20" w:type="dxa"/>
-              <w:left w:w="45" w:type="dxa"/>
-              <w:right w:w="45" w:type="dxa"/>
+              <w:top w:w="16" w:type="dxa"/>
+              <w:bottom w:w="16" w:type="dxa"/>
+              <w:left w:w="40" w:type="dxa"/>
+              <w:right w:w="40" w:type="dxa"/>
             </w:tcMar>
             <w:tcBorders>
               <w:top w:val="single" w:sz="4" w:color="D8D8D8" w:space="0"/>
@@ -2289,10 +2292,10 @@
             <w:tcW w:type="dxa" w:w="1474"/>
             <w:shd w:val="clear" w:color="auto" w:fill="F9FBF9"/>
             <w:tcMar>
-              <w:top w:w="20" w:type="dxa"/>
-              <w:bottom w:w="20" w:type="dxa"/>
-              <w:left w:w="45" w:type="dxa"/>
-              <w:right w:w="45" w:type="dxa"/>
+              <w:top w:w="16" w:type="dxa"/>
+              <w:bottom w:w="16" w:type="dxa"/>
+              <w:left w:w="40" w:type="dxa"/>
+              <w:right w:w="40" w:type="dxa"/>
             </w:tcMar>
             <w:tcBorders>
               <w:top w:val="single" w:sz="4" w:color="D8D8D8" w:space="0"/>
@@ -2322,10 +2325,10 @@
             <w:tcW w:type="dxa" w:w="1474"/>
             <w:shd w:val="clear" w:color="auto" w:fill="F9FBF9"/>
             <w:tcMar>
-              <w:top w:w="20" w:type="dxa"/>
-              <w:bottom w:w="20" w:type="dxa"/>
-              <w:left w:w="45" w:type="dxa"/>
-              <w:right w:w="45" w:type="dxa"/>
+              <w:top w:w="16" w:type="dxa"/>
+              <w:bottom w:w="16" w:type="dxa"/>
+              <w:left w:w="40" w:type="dxa"/>
+              <w:right w:w="40" w:type="dxa"/>
             </w:tcMar>
             <w:tcBorders>
               <w:top w:val="single" w:sz="4" w:color="D8D8D8" w:space="0"/>
@@ -2355,10 +2358,10 @@
             <w:tcW w:type="dxa" w:w="1247"/>
             <w:shd w:val="clear" w:color="auto" w:fill="F9FBF9"/>
             <w:tcMar>
-              <w:top w:w="20" w:type="dxa"/>
-              <w:bottom w:w="20" w:type="dxa"/>
-              <w:left w:w="45" w:type="dxa"/>
-              <w:right w:w="45" w:type="dxa"/>
+              <w:top w:w="16" w:type="dxa"/>
+              <w:bottom w:w="16" w:type="dxa"/>
+              <w:left w:w="40" w:type="dxa"/>
+              <w:right w:w="40" w:type="dxa"/>
             </w:tcMar>
             <w:tcBorders>
               <w:top w:val="single" w:sz="4" w:color="D8D8D8" w:space="0"/>
@@ -2388,10 +2391,10 @@
             <w:tcW w:type="dxa" w:w="2381"/>
             <w:shd w:val="clear" w:color="auto" w:fill="F9FBF9"/>
             <w:tcMar>
-              <w:top w:w="20" w:type="dxa"/>
-              <w:bottom w:w="20" w:type="dxa"/>
-              <w:left w:w="45" w:type="dxa"/>
-              <w:right w:w="45" w:type="dxa"/>
+              <w:top w:w="16" w:type="dxa"/>
+              <w:bottom w:w="16" w:type="dxa"/>
+              <w:left w:w="40" w:type="dxa"/>
+              <w:right w:w="40" w:type="dxa"/>
             </w:tcMar>
             <w:tcBorders>
               <w:top w:val="single" w:sz="4" w:color="D8D8D8" w:space="0"/>
@@ -2423,10 +2426,10 @@
             <w:tcW w:type="dxa" w:w="2154"/>
             <w:shd w:val="clear" w:color="auto" w:fill="FFFFFF"/>
             <w:tcMar>
-              <w:top w:w="20" w:type="dxa"/>
-              <w:bottom w:w="20" w:type="dxa"/>
-              <w:left w:w="45" w:type="dxa"/>
-              <w:right w:w="45" w:type="dxa"/>
+              <w:top w:w="16" w:type="dxa"/>
+              <w:bottom w:w="16" w:type="dxa"/>
+              <w:left w:w="40" w:type="dxa"/>
+              <w:right w:w="40" w:type="dxa"/>
             </w:tcMar>
             <w:tcBorders>
               <w:top w:val="single" w:sz="4" w:color="D8D8D8" w:space="0"/>
@@ -2456,10 +2459,10 @@
             <w:tcW w:type="dxa" w:w="1814"/>
             <w:shd w:val="clear" w:color="auto" w:fill="FFFFFF"/>
             <w:tcMar>
-              <w:top w:w="20" w:type="dxa"/>
-              <w:bottom w:w="20" w:type="dxa"/>
-              <w:left w:w="45" w:type="dxa"/>
-              <w:right w:w="45" w:type="dxa"/>
+              <w:top w:w="16" w:type="dxa"/>
+              <w:bottom w:w="16" w:type="dxa"/>
+              <w:left w:w="40" w:type="dxa"/>
+              <w:right w:w="40" w:type="dxa"/>
             </w:tcMar>
             <w:tcBorders>
               <w:top w:val="single" w:sz="4" w:color="D8D8D8" w:space="0"/>
@@ -2489,10 +2492,10 @@
             <w:tcW w:type="dxa" w:w="1474"/>
             <w:shd w:val="clear" w:color="auto" w:fill="FFFFFF"/>
             <w:tcMar>
-              <w:top w:w="20" w:type="dxa"/>
-              <w:bottom w:w="20" w:type="dxa"/>
-              <w:left w:w="45" w:type="dxa"/>
-              <w:right w:w="45" w:type="dxa"/>
+              <w:top w:w="16" w:type="dxa"/>
+              <w:bottom w:w="16" w:type="dxa"/>
+              <w:left w:w="40" w:type="dxa"/>
+              <w:right w:w="40" w:type="dxa"/>
             </w:tcMar>
             <w:tcBorders>
               <w:top w:val="single" w:sz="4" w:color="D8D8D8" w:space="0"/>
@@ -2522,10 +2525,10 @@
             <w:tcW w:type="dxa" w:w="1474"/>
             <w:shd w:val="clear" w:color="auto" w:fill="FFFFFF"/>
             <w:tcMar>
-              <w:top w:w="20" w:type="dxa"/>
-              <w:bottom w:w="20" w:type="dxa"/>
-              <w:left w:w="45" w:type="dxa"/>
-              <w:right w:w="45" w:type="dxa"/>
+              <w:top w:w="16" w:type="dxa"/>
+              <w:bottom w:w="16" w:type="dxa"/>
+              <w:left w:w="40" w:type="dxa"/>
+              <w:right w:w="40" w:type="dxa"/>
             </w:tcMar>
             <w:tcBorders>
               <w:top w:val="single" w:sz="4" w:color="D8D8D8" w:space="0"/>
@@ -2555,10 +2558,10 @@
             <w:tcW w:type="dxa" w:w="1247"/>
             <w:shd w:val="clear" w:color="auto" w:fill="FFFFFF"/>
             <w:tcMar>
-              <w:top w:w="20" w:type="dxa"/>
-              <w:bottom w:w="20" w:type="dxa"/>
-              <w:left w:w="45" w:type="dxa"/>
-              <w:right w:w="45" w:type="dxa"/>
+              <w:top w:w="16" w:type="dxa"/>
+              <w:bottom w:w="16" w:type="dxa"/>
+              <w:left w:w="40" w:type="dxa"/>
+              <w:right w:w="40" w:type="dxa"/>
             </w:tcMar>
             <w:tcBorders>
               <w:top w:val="single" w:sz="4" w:color="D8D8D8" w:space="0"/>
@@ -2588,10 +2591,10 @@
             <w:tcW w:type="dxa" w:w="2381"/>
             <w:shd w:val="clear" w:color="auto" w:fill="FFFFFF"/>
             <w:tcMar>
-              <w:top w:w="20" w:type="dxa"/>
-              <w:bottom w:w="20" w:type="dxa"/>
-              <w:left w:w="45" w:type="dxa"/>
-              <w:right w:w="45" w:type="dxa"/>
+              <w:top w:w="16" w:type="dxa"/>
+              <w:bottom w:w="16" w:type="dxa"/>
+              <w:left w:w="40" w:type="dxa"/>
+              <w:right w:w="40" w:type="dxa"/>
             </w:tcMar>
             <w:tcBorders>
               <w:top w:val="single" w:sz="4" w:color="D8D8D8" w:space="0"/>
@@ -2623,10 +2626,10 @@
             <w:tcW w:type="dxa" w:w="2154"/>
             <w:shd w:val="clear" w:color="auto" w:fill="F9FBF9"/>
             <w:tcMar>
-              <w:top w:w="20" w:type="dxa"/>
-              <w:bottom w:w="20" w:type="dxa"/>
-              <w:left w:w="45" w:type="dxa"/>
-              <w:right w:w="45" w:type="dxa"/>
+              <w:top w:w="16" w:type="dxa"/>
+              <w:bottom w:w="16" w:type="dxa"/>
+              <w:left w:w="40" w:type="dxa"/>
+              <w:right w:w="40" w:type="dxa"/>
             </w:tcMar>
             <w:tcBorders>
               <w:top w:val="single" w:sz="4" w:color="D8D8D8" w:space="0"/>
@@ -2656,10 +2659,10 @@
             <w:tcW w:type="dxa" w:w="1814"/>
             <w:shd w:val="clear" w:color="auto" w:fill="F9FBF9"/>
             <w:tcMar>
-              <w:top w:w="20" w:type="dxa"/>
-              <w:bottom w:w="20" w:type="dxa"/>
-              <w:left w:w="45" w:type="dxa"/>
-              <w:right w:w="45" w:type="dxa"/>
+              <w:top w:w="16" w:type="dxa"/>
+              <w:bottom w:w="16" w:type="dxa"/>
+              <w:left w:w="40" w:type="dxa"/>
+              <w:right w:w="40" w:type="dxa"/>
             </w:tcMar>
             <w:tcBorders>
               <w:top w:val="single" w:sz="4" w:color="D8D8D8" w:space="0"/>
@@ -2689,10 +2692,10 @@
             <w:tcW w:type="dxa" w:w="1474"/>
             <w:shd w:val="clear" w:color="auto" w:fill="F9FBF9"/>
             <w:tcMar>
-              <w:top w:w="20" w:type="dxa"/>
-              <w:bottom w:w="20" w:type="dxa"/>
-              <w:left w:w="45" w:type="dxa"/>
-              <w:right w:w="45" w:type="dxa"/>
+              <w:top w:w="16" w:type="dxa"/>
+              <w:bottom w:w="16" w:type="dxa"/>
+              <w:left w:w="40" w:type="dxa"/>
+              <w:right w:w="40" w:type="dxa"/>
             </w:tcMar>
             <w:tcBorders>
               <w:top w:val="single" w:sz="4" w:color="D8D8D8" w:space="0"/>
@@ -2722,10 +2725,10 @@
             <w:tcW w:type="dxa" w:w="1474"/>
             <w:shd w:val="clear" w:color="auto" w:fill="F9FBF9"/>
             <w:tcMar>
-              <w:top w:w="20" w:type="dxa"/>
-              <w:bottom w:w="20" w:type="dxa"/>
-              <w:left w:w="45" w:type="dxa"/>
-              <w:right w:w="45" w:type="dxa"/>
+              <w:top w:w="16" w:type="dxa"/>
+              <w:bottom w:w="16" w:type="dxa"/>
+              <w:left w:w="40" w:type="dxa"/>
+              <w:right w:w="40" w:type="dxa"/>
             </w:tcMar>
             <w:tcBorders>
               <w:top w:val="single" w:sz="4" w:color="D8D8D8" w:space="0"/>
@@ -2755,10 +2758,10 @@
             <w:tcW w:type="dxa" w:w="1247"/>
             <w:shd w:val="clear" w:color="auto" w:fill="F9FBF9"/>
             <w:tcMar>
-              <w:top w:w="20" w:type="dxa"/>
-              <w:bottom w:w="20" w:type="dxa"/>
-              <w:left w:w="45" w:type="dxa"/>
-              <w:right w:w="45" w:type="dxa"/>
+              <w:top w:w="16" w:type="dxa"/>
+              <w:bottom w:w="16" w:type="dxa"/>
+              <w:left w:w="40" w:type="dxa"/>
+              <w:right w:w="40" w:type="dxa"/>
             </w:tcMar>
             <w:tcBorders>
               <w:top w:val="single" w:sz="4" w:color="D8D8D8" w:space="0"/>
@@ -2788,10 +2791,10 @@
             <w:tcW w:type="dxa" w:w="2381"/>
             <w:shd w:val="clear" w:color="auto" w:fill="F9FBF9"/>
             <w:tcMar>
-              <w:top w:w="20" w:type="dxa"/>
-              <w:bottom w:w="20" w:type="dxa"/>
-              <w:left w:w="45" w:type="dxa"/>
-              <w:right w:w="45" w:type="dxa"/>
+              <w:top w:w="16" w:type="dxa"/>
+              <w:bottom w:w="16" w:type="dxa"/>
+              <w:left w:w="40" w:type="dxa"/>
+              <w:right w:w="40" w:type="dxa"/>
             </w:tcMar>
             <w:tcBorders>
               <w:top w:val="single" w:sz="4" w:color="D8D8D8" w:space="0"/>
@@ -2823,10 +2826,10 @@
             <w:tcW w:type="dxa" w:w="2154"/>
             <w:shd w:val="clear" w:color="auto" w:fill="FFFFFF"/>
             <w:tcMar>
-              <w:top w:w="20" w:type="dxa"/>
-              <w:bottom w:w="20" w:type="dxa"/>
-              <w:left w:w="45" w:type="dxa"/>
-              <w:right w:w="45" w:type="dxa"/>
+              <w:top w:w="16" w:type="dxa"/>
+              <w:bottom w:w="16" w:type="dxa"/>
+              <w:left w:w="40" w:type="dxa"/>
+              <w:right w:w="40" w:type="dxa"/>
             </w:tcMar>
             <w:tcBorders>
               <w:top w:val="single" w:sz="4" w:color="D8D8D8" w:space="0"/>
@@ -2856,10 +2859,10 @@
             <w:tcW w:type="dxa" w:w="1814"/>
             <w:shd w:val="clear" w:color="auto" w:fill="FFFFFF"/>
             <w:tcMar>
-              <w:top w:w="20" w:type="dxa"/>
-              <w:bottom w:w="20" w:type="dxa"/>
-              <w:left w:w="45" w:type="dxa"/>
-              <w:right w:w="45" w:type="dxa"/>
+              <w:top w:w="16" w:type="dxa"/>
+              <w:bottom w:w="16" w:type="dxa"/>
+              <w:left w:w="40" w:type="dxa"/>
+              <w:right w:w="40" w:type="dxa"/>
             </w:tcMar>
             <w:tcBorders>
               <w:top w:val="single" w:sz="4" w:color="D8D8D8" w:space="0"/>
@@ -2889,10 +2892,10 @@
             <w:tcW w:type="dxa" w:w="1474"/>
             <w:shd w:val="clear" w:color="auto" w:fill="FFFFFF"/>
             <w:tcMar>
-              <w:top w:w="20" w:type="dxa"/>
-              <w:bottom w:w="20" w:type="dxa"/>
-              <w:left w:w="45" w:type="dxa"/>
-              <w:right w:w="45" w:type="dxa"/>
+              <w:top w:w="16" w:type="dxa"/>
+              <w:bottom w:w="16" w:type="dxa"/>
+              <w:left w:w="40" w:type="dxa"/>
+              <w:right w:w="40" w:type="dxa"/>
             </w:tcMar>
             <w:tcBorders>
               <w:top w:val="single" w:sz="4" w:color="D8D8D8" w:space="0"/>
@@ -2922,10 +2925,10 @@
             <w:tcW w:type="dxa" w:w="1474"/>
             <w:shd w:val="clear" w:color="auto" w:fill="FFFFFF"/>
             <w:tcMar>
-              <w:top w:w="20" w:type="dxa"/>
-              <w:bottom w:w="20" w:type="dxa"/>
-              <w:left w:w="45" w:type="dxa"/>
-              <w:right w:w="45" w:type="dxa"/>
+              <w:top w:w="16" w:type="dxa"/>
+              <w:bottom w:w="16" w:type="dxa"/>
+              <w:left w:w="40" w:type="dxa"/>
+              <w:right w:w="40" w:type="dxa"/>
             </w:tcMar>
             <w:tcBorders>
               <w:top w:val="single" w:sz="4" w:color="D8D8D8" w:space="0"/>
@@ -2955,10 +2958,10 @@
             <w:tcW w:type="dxa" w:w="1247"/>
             <w:shd w:val="clear" w:color="auto" w:fill="FFFFFF"/>
             <w:tcMar>
-              <w:top w:w="20" w:type="dxa"/>
-              <w:bottom w:w="20" w:type="dxa"/>
-              <w:left w:w="45" w:type="dxa"/>
-              <w:right w:w="45" w:type="dxa"/>
+              <w:top w:w="16" w:type="dxa"/>
+              <w:bottom w:w="16" w:type="dxa"/>
+              <w:left w:w="40" w:type="dxa"/>
+              <w:right w:w="40" w:type="dxa"/>
             </w:tcMar>
             <w:tcBorders>
               <w:top w:val="single" w:sz="4" w:color="D8D8D8" w:space="0"/>
@@ -2988,10 +2991,10 @@
             <w:tcW w:type="dxa" w:w="2381"/>
             <w:shd w:val="clear" w:color="auto" w:fill="FFFFFF"/>
             <w:tcMar>
-              <w:top w:w="20" w:type="dxa"/>
-              <w:bottom w:w="20" w:type="dxa"/>
-              <w:left w:w="45" w:type="dxa"/>
-              <w:right w:w="45" w:type="dxa"/>
+              <w:top w:w="16" w:type="dxa"/>
+              <w:bottom w:w="16" w:type="dxa"/>
+              <w:left w:w="40" w:type="dxa"/>
+              <w:right w:w="40" w:type="dxa"/>
             </w:tcMar>
             <w:tcBorders>
               <w:top w:val="single" w:sz="4" w:color="D8D8D8" w:space="0"/>
@@ -3023,10 +3026,10 @@
             <w:tcW w:type="dxa" w:w="2154"/>
             <w:shd w:val="clear" w:color="auto" w:fill="F9FBF9"/>
             <w:tcMar>
-              <w:top w:w="20" w:type="dxa"/>
-              <w:bottom w:w="20" w:type="dxa"/>
-              <w:left w:w="45" w:type="dxa"/>
-              <w:right w:w="45" w:type="dxa"/>
+              <w:top w:w="16" w:type="dxa"/>
+              <w:bottom w:w="16" w:type="dxa"/>
+              <w:left w:w="40" w:type="dxa"/>
+              <w:right w:w="40" w:type="dxa"/>
             </w:tcMar>
             <w:tcBorders>
               <w:top w:val="single" w:sz="4" w:color="D8D8D8" w:space="0"/>
@@ -3056,10 +3059,10 @@
             <w:tcW w:type="dxa" w:w="1814"/>
             <w:shd w:val="clear" w:color="auto" w:fill="F9FBF9"/>
             <w:tcMar>
-              <w:top w:w="20" w:type="dxa"/>
-              <w:bottom w:w="20" w:type="dxa"/>
-              <w:left w:w="45" w:type="dxa"/>
-              <w:right w:w="45" w:type="dxa"/>
+              <w:top w:w="16" w:type="dxa"/>
+              <w:bottom w:w="16" w:type="dxa"/>
+              <w:left w:w="40" w:type="dxa"/>
+              <w:right w:w="40" w:type="dxa"/>
             </w:tcMar>
             <w:tcBorders>
               <w:top w:val="single" w:sz="4" w:color="D8D8D8" w:space="0"/>
@@ -3089,10 +3092,10 @@
             <w:tcW w:type="dxa" w:w="1474"/>
             <w:shd w:val="clear" w:color="auto" w:fill="F9FBF9"/>
             <w:tcMar>
-              <w:top w:w="20" w:type="dxa"/>
-              <w:bottom w:w="20" w:type="dxa"/>
-              <w:left w:w="45" w:type="dxa"/>
-              <w:right w:w="45" w:type="dxa"/>
+              <w:top w:w="16" w:type="dxa"/>
+              <w:bottom w:w="16" w:type="dxa"/>
+              <w:left w:w="40" w:type="dxa"/>
+              <w:right w:w="40" w:type="dxa"/>
             </w:tcMar>
             <w:tcBorders>
               <w:top w:val="single" w:sz="4" w:color="D8D8D8" w:space="0"/>
@@ -3122,10 +3125,10 @@
             <w:tcW w:type="dxa" w:w="1474"/>
             <w:shd w:val="clear" w:color="auto" w:fill="F9FBF9"/>
             <w:tcMar>
-              <w:top w:w="20" w:type="dxa"/>
-              <w:bottom w:w="20" w:type="dxa"/>
-              <w:left w:w="45" w:type="dxa"/>
-              <w:right w:w="45" w:type="dxa"/>
+              <w:top w:w="16" w:type="dxa"/>
+              <w:bottom w:w="16" w:type="dxa"/>
+              <w:left w:w="40" w:type="dxa"/>
+              <w:right w:w="40" w:type="dxa"/>
             </w:tcMar>
             <w:tcBorders>
               <w:top w:val="single" w:sz="4" w:color="D8D8D8" w:space="0"/>
@@ -3155,10 +3158,10 @@
             <w:tcW w:type="dxa" w:w="1247"/>
             <w:shd w:val="clear" w:color="auto" w:fill="F9FBF9"/>
             <w:tcMar>
-              <w:top w:w="20" w:type="dxa"/>
-              <w:bottom w:w="20" w:type="dxa"/>
-              <w:left w:w="45" w:type="dxa"/>
-              <w:right w:w="45" w:type="dxa"/>
+              <w:top w:w="16" w:type="dxa"/>
+              <w:bottom w:w="16" w:type="dxa"/>
+              <w:left w:w="40" w:type="dxa"/>
+              <w:right w:w="40" w:type="dxa"/>
             </w:tcMar>
             <w:tcBorders>
               <w:top w:val="single" w:sz="4" w:color="D8D8D8" w:space="0"/>
@@ -3188,10 +3191,10 @@
             <w:tcW w:type="dxa" w:w="2381"/>
             <w:shd w:val="clear" w:color="auto" w:fill="F9FBF9"/>
             <w:tcMar>
-              <w:top w:w="20" w:type="dxa"/>
-              <w:bottom w:w="20" w:type="dxa"/>
-              <w:left w:w="45" w:type="dxa"/>
-              <w:right w:w="45" w:type="dxa"/>
+              <w:top w:w="16" w:type="dxa"/>
+              <w:bottom w:w="16" w:type="dxa"/>
+              <w:left w:w="40" w:type="dxa"/>
+              <w:right w:w="40" w:type="dxa"/>
             </w:tcMar>
             <w:tcBorders>
               <w:top w:val="single" w:sz="4" w:color="D8D8D8" w:space="0"/>
@@ -3220,49 +3223,70 @@
     </w:tbl>
     <w:p>
       <w:pPr>
-        <w:spacing w:before="0" w:after="40" w:line="252" w:lineRule="auto"/>
-        <w:jc w:val="both"/>
+        <w:spacing w:before="30" w:after="40" w:line="252" w:lineRule="auto"/>
+        <w:ind w:left="100"/>
+        <w:shd w:val="clear" w:color="auto" w:fill="EDF7EE"/>
+        <w:pBdr>
+          <w:left w:val="single" w:sz="12" w:space="4" w:color="2E7D32"/>
+        </w:pBdr>
       </w:pPr>
       <w:r>
         <w:rPr>
           <w:b/>
           <w:i w:val="0"/>
-          <w:color w:val="222222"/>
-          <w:sz w:val="17"/>
+          <w:color w:val="1B5E20"/>
+          <w:sz w:val="15"/>
         </w:rPr>
-        <w:t xml:space="preserve">Analisis Temuan Empiris: </w:t>
+        <w:t>Formulasi Matematis (Kapasitas Energi PLTU &amp; Parameter Kualitas Udara):</w:t>
+        <w:br/>
       </w:r>
       <w:r>
         <w:rPr>
+          <w:rFonts w:ascii="Consolas" w:hAnsi="Consolas"/>
           <w:b w:val="0"/>
           <w:i w:val="0"/>
-          <w:color w:val="222222"/>
-          <w:sz w:val="17"/>
+          <w:color w:val="104010"/>
+          <w:sz w:val="14"/>
         </w:rPr>
-        <w:t xml:space="preserve">Hasil uji Chi-Square (χ² = 0.000, p = 1.000) mengonfirmasi fenomena </w:t>
+        <w:t>Kapasitas_PLTU_Provinsi = Σ Kapasitas_i  |  Rata_Rata_IKU = MEAN( IKU_Provinsi, Tahun )</w:t>
+        <w:br/>
+        <w:t>χ² = Σ [ ( O - E )² / E ]  |  Odds_Ratio (OR) = ( a * d ) / ( b * c )</w:t>
+        <w:br/>
       </w:r>
       <w:r>
         <w:rPr>
           <w:b/>
           <w:i w:val="0"/>
+          <w:color w:val="1B5E20"/>
+          <w:sz w:val="15"/>
+        </w:rPr>
+        <w:t>Persamaan Substitusi:</w:t>
+        <w:br/>
+      </w:r>
+      <w:r>
+        <w:rPr>
+          <w:rFonts w:ascii="Consolas" w:hAnsi="Consolas"/>
+          <w:b w:val="0"/>
+          <w:i w:val="0"/>
           <w:color w:val="222222"/>
-          <w:sz w:val="17"/>
+          <w:sz w:val="14"/>
         </w:rPr>
-        <w:t>Efek Pengenceran Udara Ambien</w:t>
+        <w:t>Total_PLTU_Captive = 9.365 MW (Sulteng) + 2.280 MW (Sultra) + 600 MW (Sulsel) = 12.245 MW terpasang</w:t>
       </w:r>
       <w:r>
         <w:rPr>
           <w:b w:val="0"/>
-          <w:i w:val="0"/>
-          <w:color w:val="222222"/>
-          <w:sz w:val="17"/>
+          <w:i/>
+          <w:color w:val="555555"/>
+          <w:sz w:val="14"/>
         </w:rPr>
-        <w:t>. Indeks Kualitas Udara (IKU) provinsi menyamarkan kepungan polusi cerobong PLTU di kawasan industri karena sensor pemantau dipasang merata di hutan pegunungan dan pesisir non-industri yang berudara bersih.</w:t>
+        <w:br/>
+        <w:t>Ket: Hasil pengujian statistik tabulasi silang dirinci pada Tabel 2.4. Ketidaksignifikanan membuktikan Efek Pengenceran Udara Ambien karena sensor IKU tersebar merata di hutan berudara bersih.</w:t>
       </w:r>
     </w:p>
     <w:p>
       <w:pPr>
-        <w:spacing w:before="80" w:after="30"/>
+        <w:spacing w:before="70" w:after="20"/>
         <w:pBdr>
           <w:bottom w:val="single" w:sz="4" w:space="1" w:color="2E7D32"/>
         </w:pBdr>
@@ -3272,9 +3296,9 @@
           <w:b/>
           <w:i w:val="0"/>
           <w:color w:val="1B5E20"/>
-          <w:sz w:val="19"/>
+          <w:sz w:val="18"/>
         </w:rPr>
-        <w:t>2.3 Eksekusi Ruang: Ekspansi Kawasan Industri vs Tekanan Ekologis (Deforestasi)</w:t>
+        <w:t>2.3. Eksekusi Ruang: Ekspansi Kawasan Industri vs Tekanan Ekologis (Deforestasi)</w:t>
       </w:r>
     </w:p>
     <w:p>
@@ -3289,7 +3313,7 @@
           <w:color w:val="222222"/>
           <w:sz w:val="17"/>
         </w:rPr>
-        <w:t xml:space="preserve">Pengembangan kawasan industri nikel dan konsesi tambang mencakup total luasan </w:t>
+        <w:t xml:space="preserve">Alokasi konsesi IUP dan Kawasan Industri mencakup </w:t>
       </w:r>
       <w:r>
         <w:rPr>
@@ -3298,7 +3322,7 @@
           <w:color w:val="222222"/>
           <w:sz w:val="17"/>
         </w:rPr>
-        <w:t>1,185,174 Hektar</w:t>
+        <w:t>1.185.174 Hektar</w:t>
       </w:r>
       <w:r>
         <w:rPr>
@@ -3307,7 +3331,7 @@
           <w:color w:val="222222"/>
           <w:sz w:val="17"/>
         </w:rPr>
-        <w:t xml:space="preserve"> di Pulau Sulawesi (terbesar di Sulawesi Tengah). Sepanjang 2014–2023, data Global Forest Watch (GFW) merekam akumulasi kehilangan tutupan pohon sebesar </w:t>
+        <w:t xml:space="preserve"> di Sulawesi. Sepanjang dekade 2014–2023, data Global Forest Watch (GFW) merekam akumulasi kehilangan tutupan pohon sebesar </w:t>
       </w:r>
       <w:r>
         <w:rPr>
@@ -3316,7 +3340,7 @@
           <w:color w:val="222222"/>
           <w:sz w:val="17"/>
         </w:rPr>
-        <w:t>1,386,055 Hektar</w:t>
+        <w:t>1.386.055 Hektar</w:t>
       </w:r>
       <w:r>
         <w:rPr>
@@ -3325,12 +3349,12 @@
           <w:color w:val="222222"/>
           <w:sz w:val="17"/>
         </w:rPr>
-        <w:t>.</w:t>
+        <w:t xml:space="preserve"> (terbesar di Sulawesi Tengah dan Tenggara).</w:t>
       </w:r>
     </w:p>
     <w:p>
       <w:pPr>
-        <w:spacing w:before="50" w:after="20"/>
+        <w:spacing w:before="40" w:after="20"/>
       </w:pPr>
       <w:r>
         <w:rPr>
@@ -3362,10 +3386,10 @@
             <w:tcW w:type="dxa" w:w="2381"/>
             <w:shd w:val="clear" w:color="auto" w:fill="2E7D32"/>
             <w:tcMar>
-              <w:top w:w="25" w:type="dxa"/>
-              <w:bottom w:w="25" w:type="dxa"/>
-              <w:left w:w="45" w:type="dxa"/>
-              <w:right w:w="45" w:type="dxa"/>
+              <w:top w:w="18" w:type="dxa"/>
+              <w:bottom w:w="18" w:type="dxa"/>
+              <w:left w:w="40" w:type="dxa"/>
+              <w:right w:w="40" w:type="dxa"/>
             </w:tcMar>
             <w:tcBorders>
               <w:top w:val="single" w:sz="4" w:color="D8D8D8" w:space="0"/>
@@ -3395,10 +3419,10 @@
             <w:tcW w:type="dxa" w:w="2608"/>
             <w:shd w:val="clear" w:color="auto" w:fill="2E7D32"/>
             <w:tcMar>
-              <w:top w:w="25" w:type="dxa"/>
-              <w:bottom w:w="25" w:type="dxa"/>
-              <w:left w:w="45" w:type="dxa"/>
-              <w:right w:w="45" w:type="dxa"/>
+              <w:top w:w="18" w:type="dxa"/>
+              <w:bottom w:w="18" w:type="dxa"/>
+              <w:left w:w="40" w:type="dxa"/>
+              <w:right w:w="40" w:type="dxa"/>
             </w:tcMar>
             <w:tcBorders>
               <w:top w:val="single" w:sz="4" w:color="D8D8D8" w:space="0"/>
@@ -3428,10 +3452,10 @@
             <w:tcW w:type="dxa" w:w="2608"/>
             <w:shd w:val="clear" w:color="auto" w:fill="2E7D32"/>
             <w:tcMar>
-              <w:top w:w="25" w:type="dxa"/>
-              <w:bottom w:w="25" w:type="dxa"/>
-              <w:left w:w="45" w:type="dxa"/>
-              <w:right w:w="45" w:type="dxa"/>
+              <w:top w:w="18" w:type="dxa"/>
+              <w:bottom w:w="18" w:type="dxa"/>
+              <w:left w:w="40" w:type="dxa"/>
+              <w:right w:w="40" w:type="dxa"/>
             </w:tcMar>
             <w:tcBorders>
               <w:top w:val="single" w:sz="4" w:color="D8D8D8" w:space="0"/>
@@ -3461,10 +3485,10 @@
             <w:tcW w:type="dxa" w:w="2948"/>
             <w:shd w:val="clear" w:color="auto" w:fill="2E7D32"/>
             <w:tcMar>
-              <w:top w:w="25" w:type="dxa"/>
-              <w:bottom w:w="25" w:type="dxa"/>
-              <w:left w:w="45" w:type="dxa"/>
-              <w:right w:w="45" w:type="dxa"/>
+              <w:top w:w="18" w:type="dxa"/>
+              <w:bottom w:w="18" w:type="dxa"/>
+              <w:left w:w="40" w:type="dxa"/>
+              <w:right w:w="40" w:type="dxa"/>
             </w:tcMar>
             <w:tcBorders>
               <w:top w:val="single" w:sz="4" w:color="D8D8D8" w:space="0"/>
@@ -3496,10 +3520,10 @@
             <w:tcW w:type="dxa" w:w="2381"/>
             <w:shd w:val="clear" w:color="auto" w:fill="FFFFFF"/>
             <w:tcMar>
-              <w:top w:w="20" w:type="dxa"/>
-              <w:bottom w:w="20" w:type="dxa"/>
-              <w:left w:w="45" w:type="dxa"/>
-              <w:right w:w="45" w:type="dxa"/>
+              <w:top w:w="16" w:type="dxa"/>
+              <w:bottom w:w="16" w:type="dxa"/>
+              <w:left w:w="40" w:type="dxa"/>
+              <w:right w:w="40" w:type="dxa"/>
             </w:tcMar>
             <w:tcBorders>
               <w:top w:val="single" w:sz="4" w:color="D8D8D8" w:space="0"/>
@@ -3529,10 +3553,10 @@
             <w:tcW w:type="dxa" w:w="2608"/>
             <w:shd w:val="clear" w:color="auto" w:fill="FFFFFF"/>
             <w:tcMar>
-              <w:top w:w="20" w:type="dxa"/>
-              <w:bottom w:w="20" w:type="dxa"/>
-              <w:left w:w="45" w:type="dxa"/>
-              <w:right w:w="45" w:type="dxa"/>
+              <w:top w:w="16" w:type="dxa"/>
+              <w:bottom w:w="16" w:type="dxa"/>
+              <w:left w:w="40" w:type="dxa"/>
+              <w:right w:w="40" w:type="dxa"/>
             </w:tcMar>
             <w:tcBorders>
               <w:top w:val="single" w:sz="4" w:color="D8D8D8" w:space="0"/>
@@ -3562,10 +3586,10 @@
             <w:tcW w:type="dxa" w:w="2608"/>
             <w:shd w:val="clear" w:color="auto" w:fill="FFFFFF"/>
             <w:tcMar>
-              <w:top w:w="20" w:type="dxa"/>
-              <w:bottom w:w="20" w:type="dxa"/>
-              <w:left w:w="45" w:type="dxa"/>
-              <w:right w:w="45" w:type="dxa"/>
+              <w:top w:w="16" w:type="dxa"/>
+              <w:bottom w:w="16" w:type="dxa"/>
+              <w:left w:w="40" w:type="dxa"/>
+              <w:right w:w="40" w:type="dxa"/>
             </w:tcMar>
             <w:tcBorders>
               <w:top w:val="single" w:sz="4" w:color="D8D8D8" w:space="0"/>
@@ -3595,10 +3619,10 @@
             <w:tcW w:type="dxa" w:w="2948"/>
             <w:shd w:val="clear" w:color="auto" w:fill="FFFFFF"/>
             <w:tcMar>
-              <w:top w:w="20" w:type="dxa"/>
-              <w:bottom w:w="20" w:type="dxa"/>
-              <w:left w:w="45" w:type="dxa"/>
-              <w:right w:w="45" w:type="dxa"/>
+              <w:top w:w="16" w:type="dxa"/>
+              <w:bottom w:w="16" w:type="dxa"/>
+              <w:left w:w="40" w:type="dxa"/>
+              <w:right w:w="40" w:type="dxa"/>
             </w:tcMar>
             <w:tcBorders>
               <w:top w:val="single" w:sz="4" w:color="D8D8D8" w:space="0"/>
@@ -3630,10 +3654,10 @@
             <w:tcW w:type="dxa" w:w="2381"/>
             <w:shd w:val="clear" w:color="auto" w:fill="F9FBF9"/>
             <w:tcMar>
-              <w:top w:w="20" w:type="dxa"/>
-              <w:bottom w:w="20" w:type="dxa"/>
-              <w:left w:w="45" w:type="dxa"/>
-              <w:right w:w="45" w:type="dxa"/>
+              <w:top w:w="16" w:type="dxa"/>
+              <w:bottom w:w="16" w:type="dxa"/>
+              <w:left w:w="40" w:type="dxa"/>
+              <w:right w:w="40" w:type="dxa"/>
             </w:tcMar>
             <w:tcBorders>
               <w:top w:val="single" w:sz="4" w:color="D8D8D8" w:space="0"/>
@@ -3663,10 +3687,10 @@
             <w:tcW w:type="dxa" w:w="2608"/>
             <w:shd w:val="clear" w:color="auto" w:fill="F9FBF9"/>
             <w:tcMar>
-              <w:top w:w="20" w:type="dxa"/>
-              <w:bottom w:w="20" w:type="dxa"/>
-              <w:left w:w="45" w:type="dxa"/>
-              <w:right w:w="45" w:type="dxa"/>
+              <w:top w:w="16" w:type="dxa"/>
+              <w:bottom w:w="16" w:type="dxa"/>
+              <w:left w:w="40" w:type="dxa"/>
+              <w:right w:w="40" w:type="dxa"/>
             </w:tcMar>
             <w:tcBorders>
               <w:top w:val="single" w:sz="4" w:color="D8D8D8" w:space="0"/>
@@ -3696,10 +3720,10 @@
             <w:tcW w:type="dxa" w:w="2608"/>
             <w:shd w:val="clear" w:color="auto" w:fill="F9FBF9"/>
             <w:tcMar>
-              <w:top w:w="20" w:type="dxa"/>
-              <w:bottom w:w="20" w:type="dxa"/>
-              <w:left w:w="45" w:type="dxa"/>
-              <w:right w:w="45" w:type="dxa"/>
+              <w:top w:w="16" w:type="dxa"/>
+              <w:bottom w:w="16" w:type="dxa"/>
+              <w:left w:w="40" w:type="dxa"/>
+              <w:right w:w="40" w:type="dxa"/>
             </w:tcMar>
             <w:tcBorders>
               <w:top w:val="single" w:sz="4" w:color="D8D8D8" w:space="0"/>
@@ -3729,10 +3753,10 @@
             <w:tcW w:type="dxa" w:w="2948"/>
             <w:shd w:val="clear" w:color="auto" w:fill="F9FBF9"/>
             <w:tcMar>
-              <w:top w:w="20" w:type="dxa"/>
-              <w:bottom w:w="20" w:type="dxa"/>
-              <w:left w:w="45" w:type="dxa"/>
-              <w:right w:w="45" w:type="dxa"/>
+              <w:top w:w="16" w:type="dxa"/>
+              <w:bottom w:w="16" w:type="dxa"/>
+              <w:left w:w="40" w:type="dxa"/>
+              <w:right w:w="40" w:type="dxa"/>
             </w:tcMar>
             <w:tcBorders>
               <w:top w:val="single" w:sz="4" w:color="D8D8D8" w:space="0"/>
@@ -3764,10 +3788,10 @@
             <w:tcW w:type="dxa" w:w="2381"/>
             <w:shd w:val="clear" w:color="auto" w:fill="FFFFFF"/>
             <w:tcMar>
-              <w:top w:w="20" w:type="dxa"/>
-              <w:bottom w:w="20" w:type="dxa"/>
-              <w:left w:w="45" w:type="dxa"/>
-              <w:right w:w="45" w:type="dxa"/>
+              <w:top w:w="16" w:type="dxa"/>
+              <w:bottom w:w="16" w:type="dxa"/>
+              <w:left w:w="40" w:type="dxa"/>
+              <w:right w:w="40" w:type="dxa"/>
             </w:tcMar>
             <w:tcBorders>
               <w:top w:val="single" w:sz="4" w:color="D8D8D8" w:space="0"/>
@@ -3797,10 +3821,10 @@
             <w:tcW w:type="dxa" w:w="2608"/>
             <w:shd w:val="clear" w:color="auto" w:fill="FFFFFF"/>
             <w:tcMar>
-              <w:top w:w="20" w:type="dxa"/>
-              <w:bottom w:w="20" w:type="dxa"/>
-              <w:left w:w="45" w:type="dxa"/>
-              <w:right w:w="45" w:type="dxa"/>
+              <w:top w:w="16" w:type="dxa"/>
+              <w:bottom w:w="16" w:type="dxa"/>
+              <w:left w:w="40" w:type="dxa"/>
+              <w:right w:w="40" w:type="dxa"/>
             </w:tcMar>
             <w:tcBorders>
               <w:top w:val="single" w:sz="4" w:color="D8D8D8" w:space="0"/>
@@ -3830,10 +3854,10 @@
             <w:tcW w:type="dxa" w:w="2608"/>
             <w:shd w:val="clear" w:color="auto" w:fill="FFFFFF"/>
             <w:tcMar>
-              <w:top w:w="20" w:type="dxa"/>
-              <w:bottom w:w="20" w:type="dxa"/>
-              <w:left w:w="45" w:type="dxa"/>
-              <w:right w:w="45" w:type="dxa"/>
+              <w:top w:w="16" w:type="dxa"/>
+              <w:bottom w:w="16" w:type="dxa"/>
+              <w:left w:w="40" w:type="dxa"/>
+              <w:right w:w="40" w:type="dxa"/>
             </w:tcMar>
             <w:tcBorders>
               <w:top w:val="single" w:sz="4" w:color="D8D8D8" w:space="0"/>
@@ -3863,10 +3887,10 @@
             <w:tcW w:type="dxa" w:w="2948"/>
             <w:shd w:val="clear" w:color="auto" w:fill="FFFFFF"/>
             <w:tcMar>
-              <w:top w:w="20" w:type="dxa"/>
-              <w:bottom w:w="20" w:type="dxa"/>
-              <w:left w:w="45" w:type="dxa"/>
-              <w:right w:w="45" w:type="dxa"/>
+              <w:top w:w="16" w:type="dxa"/>
+              <w:bottom w:w="16" w:type="dxa"/>
+              <w:left w:w="40" w:type="dxa"/>
+              <w:right w:w="40" w:type="dxa"/>
             </w:tcMar>
             <w:tcBorders>
               <w:top w:val="single" w:sz="4" w:color="D8D8D8" w:space="0"/>
@@ -3898,10 +3922,10 @@
             <w:tcW w:type="dxa" w:w="2381"/>
             <w:shd w:val="clear" w:color="auto" w:fill="F9FBF9"/>
             <w:tcMar>
-              <w:top w:w="20" w:type="dxa"/>
-              <w:bottom w:w="20" w:type="dxa"/>
-              <w:left w:w="45" w:type="dxa"/>
-              <w:right w:w="45" w:type="dxa"/>
+              <w:top w:w="16" w:type="dxa"/>
+              <w:bottom w:w="16" w:type="dxa"/>
+              <w:left w:w="40" w:type="dxa"/>
+              <w:right w:w="40" w:type="dxa"/>
             </w:tcMar>
             <w:tcBorders>
               <w:top w:val="single" w:sz="4" w:color="D8D8D8" w:space="0"/>
@@ -3931,10 +3955,10 @@
             <w:tcW w:type="dxa" w:w="2608"/>
             <w:shd w:val="clear" w:color="auto" w:fill="F9FBF9"/>
             <w:tcMar>
-              <w:top w:w="20" w:type="dxa"/>
-              <w:bottom w:w="20" w:type="dxa"/>
-              <w:left w:w="45" w:type="dxa"/>
-              <w:right w:w="45" w:type="dxa"/>
+              <w:top w:w="16" w:type="dxa"/>
+              <w:bottom w:w="16" w:type="dxa"/>
+              <w:left w:w="40" w:type="dxa"/>
+              <w:right w:w="40" w:type="dxa"/>
             </w:tcMar>
             <w:tcBorders>
               <w:top w:val="single" w:sz="4" w:color="D8D8D8" w:space="0"/>
@@ -3964,10 +3988,10 @@
             <w:tcW w:type="dxa" w:w="2608"/>
             <w:shd w:val="clear" w:color="auto" w:fill="F9FBF9"/>
             <w:tcMar>
-              <w:top w:w="20" w:type="dxa"/>
-              <w:bottom w:w="20" w:type="dxa"/>
-              <w:left w:w="45" w:type="dxa"/>
-              <w:right w:w="45" w:type="dxa"/>
+              <w:top w:w="16" w:type="dxa"/>
+              <w:bottom w:w="16" w:type="dxa"/>
+              <w:left w:w="40" w:type="dxa"/>
+              <w:right w:w="40" w:type="dxa"/>
             </w:tcMar>
             <w:tcBorders>
               <w:top w:val="single" w:sz="4" w:color="D8D8D8" w:space="0"/>
@@ -3997,10 +4021,10 @@
             <w:tcW w:type="dxa" w:w="2948"/>
             <w:shd w:val="clear" w:color="auto" w:fill="F9FBF9"/>
             <w:tcMar>
-              <w:top w:w="20" w:type="dxa"/>
-              <w:bottom w:w="20" w:type="dxa"/>
-              <w:left w:w="45" w:type="dxa"/>
-              <w:right w:w="45" w:type="dxa"/>
+              <w:top w:w="16" w:type="dxa"/>
+              <w:bottom w:w="16" w:type="dxa"/>
+              <w:left w:w="40" w:type="dxa"/>
+              <w:right w:w="40" w:type="dxa"/>
             </w:tcMar>
             <w:tcBorders>
               <w:top w:val="single" w:sz="4" w:color="D8D8D8" w:space="0"/>
@@ -4032,10 +4056,10 @@
             <w:tcW w:type="dxa" w:w="2381"/>
             <w:shd w:val="clear" w:color="auto" w:fill="FFFFFF"/>
             <w:tcMar>
-              <w:top w:w="20" w:type="dxa"/>
-              <w:bottom w:w="20" w:type="dxa"/>
-              <w:left w:w="45" w:type="dxa"/>
-              <w:right w:w="45" w:type="dxa"/>
+              <w:top w:w="16" w:type="dxa"/>
+              <w:bottom w:w="16" w:type="dxa"/>
+              <w:left w:w="40" w:type="dxa"/>
+              <w:right w:w="40" w:type="dxa"/>
             </w:tcMar>
             <w:tcBorders>
               <w:top w:val="single" w:sz="4" w:color="D8D8D8" w:space="0"/>
@@ -4065,10 +4089,10 @@
             <w:tcW w:type="dxa" w:w="2608"/>
             <w:shd w:val="clear" w:color="auto" w:fill="FFFFFF"/>
             <w:tcMar>
-              <w:top w:w="20" w:type="dxa"/>
-              <w:bottom w:w="20" w:type="dxa"/>
-              <w:left w:w="45" w:type="dxa"/>
-              <w:right w:w="45" w:type="dxa"/>
+              <w:top w:w="16" w:type="dxa"/>
+              <w:bottom w:w="16" w:type="dxa"/>
+              <w:left w:w="40" w:type="dxa"/>
+              <w:right w:w="40" w:type="dxa"/>
             </w:tcMar>
             <w:tcBorders>
               <w:top w:val="single" w:sz="4" w:color="D8D8D8" w:space="0"/>
@@ -4098,10 +4122,10 @@
             <w:tcW w:type="dxa" w:w="2608"/>
             <w:shd w:val="clear" w:color="auto" w:fill="FFFFFF"/>
             <w:tcMar>
-              <w:top w:w="20" w:type="dxa"/>
-              <w:bottom w:w="20" w:type="dxa"/>
-              <w:left w:w="45" w:type="dxa"/>
-              <w:right w:w="45" w:type="dxa"/>
+              <w:top w:w="16" w:type="dxa"/>
+              <w:bottom w:w="16" w:type="dxa"/>
+              <w:left w:w="40" w:type="dxa"/>
+              <w:right w:w="40" w:type="dxa"/>
             </w:tcMar>
             <w:tcBorders>
               <w:top w:val="single" w:sz="4" w:color="D8D8D8" w:space="0"/>
@@ -4131,10 +4155,10 @@
             <w:tcW w:type="dxa" w:w="2948"/>
             <w:shd w:val="clear" w:color="auto" w:fill="FFFFFF"/>
             <w:tcMar>
-              <w:top w:w="20" w:type="dxa"/>
-              <w:bottom w:w="20" w:type="dxa"/>
-              <w:left w:w="45" w:type="dxa"/>
-              <w:right w:w="45" w:type="dxa"/>
+              <w:top w:w="16" w:type="dxa"/>
+              <w:bottom w:w="16" w:type="dxa"/>
+              <w:left w:w="40" w:type="dxa"/>
+              <w:right w:w="40" w:type="dxa"/>
             </w:tcMar>
             <w:tcBorders>
               <w:top w:val="single" w:sz="4" w:color="D8D8D8" w:space="0"/>
@@ -4166,10 +4190,10 @@
             <w:tcW w:type="dxa" w:w="2381"/>
             <w:shd w:val="clear" w:color="auto" w:fill="F9FBF9"/>
             <w:tcMar>
-              <w:top w:w="20" w:type="dxa"/>
-              <w:bottom w:w="20" w:type="dxa"/>
-              <w:left w:w="45" w:type="dxa"/>
-              <w:right w:w="45" w:type="dxa"/>
+              <w:top w:w="16" w:type="dxa"/>
+              <w:bottom w:w="16" w:type="dxa"/>
+              <w:left w:w="40" w:type="dxa"/>
+              <w:right w:w="40" w:type="dxa"/>
             </w:tcMar>
             <w:tcBorders>
               <w:top w:val="single" w:sz="4" w:color="D8D8D8" w:space="0"/>
@@ -4199,10 +4223,10 @@
             <w:tcW w:type="dxa" w:w="2608"/>
             <w:shd w:val="clear" w:color="auto" w:fill="F9FBF9"/>
             <w:tcMar>
-              <w:top w:w="20" w:type="dxa"/>
-              <w:bottom w:w="20" w:type="dxa"/>
-              <w:left w:w="45" w:type="dxa"/>
-              <w:right w:w="45" w:type="dxa"/>
+              <w:top w:w="16" w:type="dxa"/>
+              <w:bottom w:w="16" w:type="dxa"/>
+              <w:left w:w="40" w:type="dxa"/>
+              <w:right w:w="40" w:type="dxa"/>
             </w:tcMar>
             <w:tcBorders>
               <w:top w:val="single" w:sz="4" w:color="D8D8D8" w:space="0"/>
@@ -4232,10 +4256,10 @@
             <w:tcW w:type="dxa" w:w="2608"/>
             <w:shd w:val="clear" w:color="auto" w:fill="F9FBF9"/>
             <w:tcMar>
-              <w:top w:w="20" w:type="dxa"/>
-              <w:bottom w:w="20" w:type="dxa"/>
-              <w:left w:w="45" w:type="dxa"/>
-              <w:right w:w="45" w:type="dxa"/>
+              <w:top w:w="16" w:type="dxa"/>
+              <w:bottom w:w="16" w:type="dxa"/>
+              <w:left w:w="40" w:type="dxa"/>
+              <w:right w:w="40" w:type="dxa"/>
             </w:tcMar>
             <w:tcBorders>
               <w:top w:val="single" w:sz="4" w:color="D8D8D8" w:space="0"/>
@@ -4265,10 +4289,10 @@
             <w:tcW w:type="dxa" w:w="2948"/>
             <w:shd w:val="clear" w:color="auto" w:fill="F9FBF9"/>
             <w:tcMar>
-              <w:top w:w="20" w:type="dxa"/>
-              <w:bottom w:w="20" w:type="dxa"/>
-              <w:left w:w="45" w:type="dxa"/>
-              <w:right w:w="45" w:type="dxa"/>
+              <w:top w:w="16" w:type="dxa"/>
+              <w:bottom w:w="16" w:type="dxa"/>
+              <w:left w:w="40" w:type="dxa"/>
+              <w:right w:w="40" w:type="dxa"/>
             </w:tcMar>
             <w:tcBorders>
               <w:top w:val="single" w:sz="4" w:color="D8D8D8" w:space="0"/>
@@ -4297,7 +4321,7 @@
     </w:tbl>
     <w:p>
       <w:pPr>
-        <w:spacing w:before="50" w:after="20"/>
+        <w:spacing w:before="40" w:after="20"/>
       </w:pPr>
       <w:r>
         <w:rPr>
@@ -4331,10 +4355,10 @@
             <w:tcW w:type="dxa" w:w="2551"/>
             <w:shd w:val="clear" w:color="auto" w:fill="2E7D32"/>
             <w:tcMar>
-              <w:top w:w="25" w:type="dxa"/>
-              <w:bottom w:w="25" w:type="dxa"/>
-              <w:left w:w="45" w:type="dxa"/>
-              <w:right w:w="45" w:type="dxa"/>
+              <w:top w:w="18" w:type="dxa"/>
+              <w:bottom w:w="18" w:type="dxa"/>
+              <w:left w:w="40" w:type="dxa"/>
+              <w:right w:w="40" w:type="dxa"/>
             </w:tcMar>
             <w:tcBorders>
               <w:top w:val="single" w:sz="4" w:color="D8D8D8" w:space="0"/>
@@ -4364,10 +4388,10 @@
             <w:tcW w:type="dxa" w:w="2381"/>
             <w:shd w:val="clear" w:color="auto" w:fill="2E7D32"/>
             <w:tcMar>
-              <w:top w:w="25" w:type="dxa"/>
-              <w:bottom w:w="25" w:type="dxa"/>
-              <w:left w:w="45" w:type="dxa"/>
-              <w:right w:w="45" w:type="dxa"/>
+              <w:top w:w="18" w:type="dxa"/>
+              <w:bottom w:w="18" w:type="dxa"/>
+              <w:left w:w="40" w:type="dxa"/>
+              <w:right w:w="40" w:type="dxa"/>
             </w:tcMar>
             <w:tcBorders>
               <w:top w:val="single" w:sz="4" w:color="D8D8D8" w:space="0"/>
@@ -4397,10 +4421,10 @@
             <w:tcW w:type="dxa" w:w="1134"/>
             <w:shd w:val="clear" w:color="auto" w:fill="2E7D32"/>
             <w:tcMar>
-              <w:top w:w="25" w:type="dxa"/>
-              <w:bottom w:w="25" w:type="dxa"/>
-              <w:left w:w="45" w:type="dxa"/>
-              <w:right w:w="45" w:type="dxa"/>
+              <w:top w:w="18" w:type="dxa"/>
+              <w:bottom w:w="18" w:type="dxa"/>
+              <w:left w:w="40" w:type="dxa"/>
+              <w:right w:w="40" w:type="dxa"/>
             </w:tcMar>
             <w:tcBorders>
               <w:top w:val="single" w:sz="4" w:color="D8D8D8" w:space="0"/>
@@ -4430,10 +4454,10 @@
             <w:tcW w:type="dxa" w:w="1020"/>
             <w:shd w:val="clear" w:color="auto" w:fill="2E7D32"/>
             <w:tcMar>
-              <w:top w:w="25" w:type="dxa"/>
-              <w:bottom w:w="25" w:type="dxa"/>
-              <w:left w:w="45" w:type="dxa"/>
-              <w:right w:w="45" w:type="dxa"/>
+              <w:top w:w="18" w:type="dxa"/>
+              <w:bottom w:w="18" w:type="dxa"/>
+              <w:left w:w="40" w:type="dxa"/>
+              <w:right w:w="40" w:type="dxa"/>
             </w:tcMar>
             <w:tcBorders>
               <w:top w:val="single" w:sz="4" w:color="D8D8D8" w:space="0"/>
@@ -4463,10 +4487,10 @@
             <w:tcW w:type="dxa" w:w="1020"/>
             <w:shd w:val="clear" w:color="auto" w:fill="2E7D32"/>
             <w:tcMar>
-              <w:top w:w="25" w:type="dxa"/>
-              <w:bottom w:w="25" w:type="dxa"/>
-              <w:left w:w="45" w:type="dxa"/>
-              <w:right w:w="45" w:type="dxa"/>
+              <w:top w:w="18" w:type="dxa"/>
+              <w:bottom w:w="18" w:type="dxa"/>
+              <w:left w:w="40" w:type="dxa"/>
+              <w:right w:w="40" w:type="dxa"/>
             </w:tcMar>
             <w:tcBorders>
               <w:top w:val="single" w:sz="4" w:color="D8D8D8" w:space="0"/>
@@ -4496,10 +4520,10 @@
             <w:tcW w:type="dxa" w:w="2438"/>
             <w:shd w:val="clear" w:color="auto" w:fill="2E7D32"/>
             <w:tcMar>
-              <w:top w:w="25" w:type="dxa"/>
-              <w:bottom w:w="25" w:type="dxa"/>
-              <w:left w:w="45" w:type="dxa"/>
-              <w:right w:w="45" w:type="dxa"/>
+              <w:top w:w="18" w:type="dxa"/>
+              <w:bottom w:w="18" w:type="dxa"/>
+              <w:left w:w="40" w:type="dxa"/>
+              <w:right w:w="40" w:type="dxa"/>
             </w:tcMar>
             <w:tcBorders>
               <w:top w:val="single" w:sz="4" w:color="D8D8D8" w:space="0"/>
@@ -4531,10 +4555,10 @@
             <w:tcW w:type="dxa" w:w="2551"/>
             <w:shd w:val="clear" w:color="auto" w:fill="FFFFFF"/>
             <w:tcMar>
-              <w:top w:w="20" w:type="dxa"/>
-              <w:bottom w:w="20" w:type="dxa"/>
-              <w:left w:w="45" w:type="dxa"/>
-              <w:right w:w="45" w:type="dxa"/>
+              <w:top w:w="16" w:type="dxa"/>
+              <w:bottom w:w="16" w:type="dxa"/>
+              <w:left w:w="40" w:type="dxa"/>
+              <w:right w:w="40" w:type="dxa"/>
             </w:tcMar>
             <w:tcBorders>
               <w:top w:val="single" w:sz="4" w:color="D8D8D8" w:space="0"/>
@@ -4564,10 +4588,10 @@
             <w:tcW w:type="dxa" w:w="2381"/>
             <w:shd w:val="clear" w:color="auto" w:fill="FFFFFF"/>
             <w:tcMar>
-              <w:top w:w="20" w:type="dxa"/>
-              <w:bottom w:w="20" w:type="dxa"/>
-              <w:left w:w="45" w:type="dxa"/>
-              <w:right w:w="45" w:type="dxa"/>
+              <w:top w:w="16" w:type="dxa"/>
+              <w:bottom w:w="16" w:type="dxa"/>
+              <w:left w:w="40" w:type="dxa"/>
+              <w:right w:w="40" w:type="dxa"/>
             </w:tcMar>
             <w:tcBorders>
               <w:top w:val="single" w:sz="4" w:color="D8D8D8" w:space="0"/>
@@ -4597,10 +4621,10 @@
             <w:tcW w:type="dxa" w:w="1134"/>
             <w:shd w:val="clear" w:color="auto" w:fill="FFFFFF"/>
             <w:tcMar>
-              <w:top w:w="20" w:type="dxa"/>
-              <w:bottom w:w="20" w:type="dxa"/>
-              <w:left w:w="45" w:type="dxa"/>
-              <w:right w:w="45" w:type="dxa"/>
+              <w:top w:w="16" w:type="dxa"/>
+              <w:bottom w:w="16" w:type="dxa"/>
+              <w:left w:w="40" w:type="dxa"/>
+              <w:right w:w="40" w:type="dxa"/>
             </w:tcMar>
             <w:tcBorders>
               <w:top w:val="single" w:sz="4" w:color="D8D8D8" w:space="0"/>
@@ -4630,10 +4654,10 @@
             <w:tcW w:type="dxa" w:w="1020"/>
             <w:shd w:val="clear" w:color="auto" w:fill="FFFFFF"/>
             <w:tcMar>
-              <w:top w:w="20" w:type="dxa"/>
-              <w:bottom w:w="20" w:type="dxa"/>
-              <w:left w:w="45" w:type="dxa"/>
-              <w:right w:w="45" w:type="dxa"/>
+              <w:top w:w="16" w:type="dxa"/>
+              <w:bottom w:w="16" w:type="dxa"/>
+              <w:left w:w="40" w:type="dxa"/>
+              <w:right w:w="40" w:type="dxa"/>
             </w:tcMar>
             <w:tcBorders>
               <w:top w:val="single" w:sz="4" w:color="D8D8D8" w:space="0"/>
@@ -4663,10 +4687,10 @@
             <w:tcW w:type="dxa" w:w="1020"/>
             <w:shd w:val="clear" w:color="auto" w:fill="FFFFFF"/>
             <w:tcMar>
-              <w:top w:w="20" w:type="dxa"/>
-              <w:bottom w:w="20" w:type="dxa"/>
-              <w:left w:w="45" w:type="dxa"/>
-              <w:right w:w="45" w:type="dxa"/>
+              <w:top w:w="16" w:type="dxa"/>
+              <w:bottom w:w="16" w:type="dxa"/>
+              <w:left w:w="40" w:type="dxa"/>
+              <w:right w:w="40" w:type="dxa"/>
             </w:tcMar>
             <w:tcBorders>
               <w:top w:val="single" w:sz="4" w:color="D8D8D8" w:space="0"/>
@@ -4696,10 +4720,10 @@
             <w:tcW w:type="dxa" w:w="2438"/>
             <w:shd w:val="clear" w:color="auto" w:fill="FFFFFF"/>
             <w:tcMar>
-              <w:top w:w="20" w:type="dxa"/>
-              <w:bottom w:w="20" w:type="dxa"/>
-              <w:left w:w="45" w:type="dxa"/>
-              <w:right w:w="45" w:type="dxa"/>
+              <w:top w:w="16" w:type="dxa"/>
+              <w:bottom w:w="16" w:type="dxa"/>
+              <w:left w:w="40" w:type="dxa"/>
+              <w:right w:w="40" w:type="dxa"/>
             </w:tcMar>
             <w:tcBorders>
               <w:top w:val="single" w:sz="4" w:color="D8D8D8" w:space="0"/>
@@ -4715,7 +4739,7 @@
             </w:pPr>
             <w:r>
               <w:rPr>
-                <w:b w:val="0"/>
+                <w:b/>
                 <w:i w:val="0"/>
                 <w:color w:val="222222"/>
                 <w:sz w:val="14"/>
@@ -4731,10 +4755,10 @@
             <w:tcW w:type="dxa" w:w="2551"/>
             <w:shd w:val="clear" w:color="auto" w:fill="F9FBF9"/>
             <w:tcMar>
-              <w:top w:w="20" w:type="dxa"/>
-              <w:bottom w:w="20" w:type="dxa"/>
-              <w:left w:w="45" w:type="dxa"/>
-              <w:right w:w="45" w:type="dxa"/>
+              <w:top w:w="16" w:type="dxa"/>
+              <w:bottom w:w="16" w:type="dxa"/>
+              <w:left w:w="40" w:type="dxa"/>
+              <w:right w:w="40" w:type="dxa"/>
             </w:tcMar>
             <w:tcBorders>
               <w:top w:val="single" w:sz="4" w:color="D8D8D8" w:space="0"/>
@@ -4764,10 +4788,10 @@
             <w:tcW w:type="dxa" w:w="2381"/>
             <w:shd w:val="clear" w:color="auto" w:fill="F9FBF9"/>
             <w:tcMar>
-              <w:top w:w="20" w:type="dxa"/>
-              <w:bottom w:w="20" w:type="dxa"/>
-              <w:left w:w="45" w:type="dxa"/>
-              <w:right w:w="45" w:type="dxa"/>
+              <w:top w:w="16" w:type="dxa"/>
+              <w:bottom w:w="16" w:type="dxa"/>
+              <w:left w:w="40" w:type="dxa"/>
+              <w:right w:w="40" w:type="dxa"/>
             </w:tcMar>
             <w:tcBorders>
               <w:top w:val="single" w:sz="4" w:color="D8D8D8" w:space="0"/>
@@ -4797,10 +4821,10 @@
             <w:tcW w:type="dxa" w:w="1134"/>
             <w:shd w:val="clear" w:color="auto" w:fill="F9FBF9"/>
             <w:tcMar>
-              <w:top w:w="20" w:type="dxa"/>
-              <w:bottom w:w="20" w:type="dxa"/>
-              <w:left w:w="45" w:type="dxa"/>
-              <w:right w:w="45" w:type="dxa"/>
+              <w:top w:w="16" w:type="dxa"/>
+              <w:bottom w:w="16" w:type="dxa"/>
+              <w:left w:w="40" w:type="dxa"/>
+              <w:right w:w="40" w:type="dxa"/>
             </w:tcMar>
             <w:tcBorders>
               <w:top w:val="single" w:sz="4" w:color="D8D8D8" w:space="0"/>
@@ -4830,10 +4854,10 @@
             <w:tcW w:type="dxa" w:w="1020"/>
             <w:shd w:val="clear" w:color="auto" w:fill="F9FBF9"/>
             <w:tcMar>
-              <w:top w:w="20" w:type="dxa"/>
-              <w:bottom w:w="20" w:type="dxa"/>
-              <w:left w:w="45" w:type="dxa"/>
-              <w:right w:w="45" w:type="dxa"/>
+              <w:top w:w="16" w:type="dxa"/>
+              <w:bottom w:w="16" w:type="dxa"/>
+              <w:left w:w="40" w:type="dxa"/>
+              <w:right w:w="40" w:type="dxa"/>
             </w:tcMar>
             <w:tcBorders>
               <w:top w:val="single" w:sz="4" w:color="D8D8D8" w:space="0"/>
@@ -4863,10 +4887,10 @@
             <w:tcW w:type="dxa" w:w="1020"/>
             <w:shd w:val="clear" w:color="auto" w:fill="F9FBF9"/>
             <w:tcMar>
-              <w:top w:w="20" w:type="dxa"/>
-              <w:bottom w:w="20" w:type="dxa"/>
-              <w:left w:w="45" w:type="dxa"/>
-              <w:right w:w="45" w:type="dxa"/>
+              <w:top w:w="16" w:type="dxa"/>
+              <w:bottom w:w="16" w:type="dxa"/>
+              <w:left w:w="40" w:type="dxa"/>
+              <w:right w:w="40" w:type="dxa"/>
             </w:tcMar>
             <w:tcBorders>
               <w:top w:val="single" w:sz="4" w:color="D8D8D8" w:space="0"/>
@@ -4896,10 +4920,10 @@
             <w:tcW w:type="dxa" w:w="2438"/>
             <w:shd w:val="clear" w:color="auto" w:fill="F9FBF9"/>
             <w:tcMar>
-              <w:top w:w="20" w:type="dxa"/>
-              <w:bottom w:w="20" w:type="dxa"/>
-              <w:left w:w="45" w:type="dxa"/>
-              <w:right w:w="45" w:type="dxa"/>
+              <w:top w:w="16" w:type="dxa"/>
+              <w:bottom w:w="16" w:type="dxa"/>
+              <w:left w:w="40" w:type="dxa"/>
+              <w:right w:w="40" w:type="dxa"/>
             </w:tcMar>
             <w:tcBorders>
               <w:top w:val="single" w:sz="4" w:color="D8D8D8" w:space="0"/>
@@ -4915,7 +4939,7 @@
             </w:pPr>
             <w:r>
               <w:rPr>
-                <w:b w:val="0"/>
+                <w:b/>
                 <w:i w:val="0"/>
                 <w:color w:val="222222"/>
                 <w:sz w:val="14"/>
@@ -4931,10 +4955,10 @@
             <w:tcW w:type="dxa" w:w="2551"/>
             <w:shd w:val="clear" w:color="auto" w:fill="FFFFFF"/>
             <w:tcMar>
-              <w:top w:w="20" w:type="dxa"/>
-              <w:bottom w:w="20" w:type="dxa"/>
-              <w:left w:w="45" w:type="dxa"/>
-              <w:right w:w="45" w:type="dxa"/>
+              <w:top w:w="16" w:type="dxa"/>
+              <w:bottom w:w="16" w:type="dxa"/>
+              <w:left w:w="40" w:type="dxa"/>
+              <w:right w:w="40" w:type="dxa"/>
             </w:tcMar>
             <w:tcBorders>
               <w:top w:val="single" w:sz="4" w:color="D8D8D8" w:space="0"/>
@@ -4964,10 +4988,10 @@
             <w:tcW w:type="dxa" w:w="2381"/>
             <w:shd w:val="clear" w:color="auto" w:fill="FFFFFF"/>
             <w:tcMar>
-              <w:top w:w="20" w:type="dxa"/>
-              <w:bottom w:w="20" w:type="dxa"/>
-              <w:left w:w="45" w:type="dxa"/>
-              <w:right w:w="45" w:type="dxa"/>
+              <w:top w:w="16" w:type="dxa"/>
+              <w:bottom w:w="16" w:type="dxa"/>
+              <w:left w:w="40" w:type="dxa"/>
+              <w:right w:w="40" w:type="dxa"/>
             </w:tcMar>
             <w:tcBorders>
               <w:top w:val="single" w:sz="4" w:color="D8D8D8" w:space="0"/>
@@ -4997,10 +5021,10 @@
             <w:tcW w:type="dxa" w:w="1134"/>
             <w:shd w:val="clear" w:color="auto" w:fill="FFFFFF"/>
             <w:tcMar>
-              <w:top w:w="20" w:type="dxa"/>
-              <w:bottom w:w="20" w:type="dxa"/>
-              <w:left w:w="45" w:type="dxa"/>
-              <w:right w:w="45" w:type="dxa"/>
+              <w:top w:w="16" w:type="dxa"/>
+              <w:bottom w:w="16" w:type="dxa"/>
+              <w:left w:w="40" w:type="dxa"/>
+              <w:right w:w="40" w:type="dxa"/>
             </w:tcMar>
             <w:tcBorders>
               <w:top w:val="single" w:sz="4" w:color="D8D8D8" w:space="0"/>
@@ -5030,10 +5054,10 @@
             <w:tcW w:type="dxa" w:w="1020"/>
             <w:shd w:val="clear" w:color="auto" w:fill="FFFFFF"/>
             <w:tcMar>
-              <w:top w:w="20" w:type="dxa"/>
-              <w:bottom w:w="20" w:type="dxa"/>
-              <w:left w:w="45" w:type="dxa"/>
-              <w:right w:w="45" w:type="dxa"/>
+              <w:top w:w="16" w:type="dxa"/>
+              <w:bottom w:w="16" w:type="dxa"/>
+              <w:left w:w="40" w:type="dxa"/>
+              <w:right w:w="40" w:type="dxa"/>
             </w:tcMar>
             <w:tcBorders>
               <w:top w:val="single" w:sz="4" w:color="D8D8D8" w:space="0"/>
@@ -5063,10 +5087,10 @@
             <w:tcW w:type="dxa" w:w="1020"/>
             <w:shd w:val="clear" w:color="auto" w:fill="FFFFFF"/>
             <w:tcMar>
-              <w:top w:w="20" w:type="dxa"/>
-              <w:bottom w:w="20" w:type="dxa"/>
-              <w:left w:w="45" w:type="dxa"/>
-              <w:right w:w="45" w:type="dxa"/>
+              <w:top w:w="16" w:type="dxa"/>
+              <w:bottom w:w="16" w:type="dxa"/>
+              <w:left w:w="40" w:type="dxa"/>
+              <w:right w:w="40" w:type="dxa"/>
             </w:tcMar>
             <w:tcBorders>
               <w:top w:val="single" w:sz="4" w:color="D8D8D8" w:space="0"/>
@@ -5096,10 +5120,10 @@
             <w:tcW w:type="dxa" w:w="2438"/>
             <w:shd w:val="clear" w:color="auto" w:fill="FFFFFF"/>
             <w:tcMar>
-              <w:top w:w="20" w:type="dxa"/>
-              <w:bottom w:w="20" w:type="dxa"/>
-              <w:left w:w="45" w:type="dxa"/>
-              <w:right w:w="45" w:type="dxa"/>
+              <w:top w:w="16" w:type="dxa"/>
+              <w:bottom w:w="16" w:type="dxa"/>
+              <w:left w:w="40" w:type="dxa"/>
+              <w:right w:w="40" w:type="dxa"/>
             </w:tcMar>
             <w:tcBorders>
               <w:top w:val="single" w:sz="4" w:color="D8D8D8" w:space="0"/>
@@ -5115,7 +5139,7 @@
             </w:pPr>
             <w:r>
               <w:rPr>
-                <w:b w:val="0"/>
+                <w:b/>
                 <w:i w:val="0"/>
                 <w:color w:val="222222"/>
                 <w:sz w:val="14"/>
@@ -5128,31 +5152,72 @@
     </w:tbl>
     <w:p>
       <w:pPr>
-        <w:spacing w:before="0" w:after="40" w:line="252" w:lineRule="auto"/>
-        <w:jc w:val="both"/>
+        <w:spacing w:before="30" w:after="40" w:line="252" w:lineRule="auto"/>
+        <w:ind w:left="100"/>
+        <w:shd w:val="clear" w:color="auto" w:fill="EDF7EE"/>
+        <w:pBdr>
+          <w:left w:val="single" w:sz="12" w:space="4" w:color="2E7D32"/>
+        </w:pBdr>
       </w:pPr>
       <w:r>
         <w:rPr>
           <w:b/>
           <w:i w:val="0"/>
+          <w:color w:val="1B5E20"/>
+          <w:sz w:val="15"/>
+        </w:rPr>
+        <w:t>Formulasi Matematis (Eksekusi Ruang &amp; Konsentrasi Deforestasi Sentra):</w:t>
+        <w:br/>
+      </w:r>
+      <w:r>
+        <w:rPr>
+          <w:rFonts w:ascii="Consolas" w:hAnsi="Consolas"/>
+          <w:b w:val="0"/>
+          <w:i w:val="0"/>
+          <w:color w:val="104010"/>
+          <w:sz w:val="14"/>
+        </w:rPr>
+        <w:t>Luas_IUP_Kawasan_p = Σ ( Luas_Izin_i )  |  Kumulatif_Deforestasi_p(T) = Σ ( Deforestasi_p,t )</w:t>
+        <w:br/>
+        <w:t>χ² = Σ [ ( O_ij - E_ij )² / E_ij ]  |  Odds_Ratio (OR) = ( a * d ) / ( b * c )</w:t>
+        <w:br/>
+      </w:r>
+      <w:r>
+        <w:rPr>
+          <w:b/>
+          <w:i w:val="0"/>
+          <w:color w:val="1B5E20"/>
+          <w:sz w:val="15"/>
+        </w:rPr>
+        <w:t>Persamaan Substitusi:</w:t>
+        <w:br/>
+      </w:r>
+      <w:r>
+        <w:rPr>
+          <w:rFonts w:ascii="Consolas" w:hAnsi="Consolas"/>
+          <w:b w:val="0"/>
+          <w:i w:val="0"/>
           <w:color w:val="222222"/>
-          <w:sz w:val="17"/>
+          <w:sz w:val="14"/>
         </w:rPr>
-        <w:t xml:space="preserve">Analisis Temuan Empiris: </w:t>
+        <w:t>Konsesi_Sulteng_Sultra = 453.216 Ha (Sulteng) + 446.025 Ha (Sultra) = 899.241 Hektar (75,87% konsesi se-Sulawesi)</w:t>
+        <w:br/>
+        <w:t>Deforestasi_Sulteng_Sultra = 481.908 Ha (Sulteng) + 337.434 Ha (Sultra) = 819.342 Hektar (59,11% deforestasi se-Sulawesi)</w:t>
       </w:r>
       <w:r>
         <w:rPr>
           <w:b w:val="0"/>
-          <w:i w:val="0"/>
-          <w:color w:val="222222"/>
-          <w:sz w:val="17"/>
+          <w:i/>
+          <w:color w:val="555555"/>
+          <w:sz w:val="14"/>
         </w:rPr>
-        <w:t>Hasil uji mengonfirmasi secara SIGNIFIKAN (χ² = 35.267, p &lt; 0.001, Odds Ratio = 81.0x) bahwa perluasan kawasan industri dan izin tambang berkorelasi langsung dengan lonjakan kehilangan tutupan pohon. Wilayah konsesi tinggi menghadapi risiko pembabatan hutan 81 kali lipat dibanding wilayah perizinan rendah.</w:t>
+        <w:br/>
+        <w:t>Ket: Uji Chi-Square membuktikan secara sangat signifikan (χ² = 35.267, p &lt; 0.001, OR = 81.0x) bahwa wilayah konsesi industri nikel menghadapi risiko deforestasi 81 kali lipat lebih tinggi (lihat Tabel 2.4).</w:t>
       </w:r>
     </w:p>
     <w:p>
       <w:pPr>
-        <w:spacing w:before="80" w:after="30"/>
+        <w:spacing w:before="70" w:after="20"/>
         <w:pBdr>
           <w:bottom w:val="single" w:sz="4" w:space="1" w:color="2E7D32"/>
         </w:pBdr>
@@ -5162,9 +5227,9 @@
           <w:b/>
           <w:i w:val="0"/>
           <w:color w:val="1B5E20"/>
-          <w:sz w:val="19"/>
+          <w:sz w:val="18"/>
         </w:rPr>
-        <w:t>2.4 Driver Deforestasi: Analisis Faktor Pendorong Perubahan Tutupan Hutan</w:t>
+        <w:t>2.4. Driver Deforestasi: Analisis Faktor Pendorong Perubahan Tutupan Hutan</w:t>
       </w:r>
     </w:p>
     <w:p>
@@ -5179,7 +5244,7 @@
           <w:color w:val="222222"/>
           <w:sz w:val="17"/>
         </w:rPr>
-        <w:t xml:space="preserve">Sub-bab ini membedah kontribusi sektor pendorong terhadap </w:t>
+        <w:t xml:space="preserve">Atribusi kausalitas membedah kontribusi faktor pendorong terhadap </w:t>
       </w:r>
       <w:r>
         <w:rPr>
@@ -5197,12 +5262,12 @@
           <w:color w:val="222222"/>
           <w:sz w:val="17"/>
         </w:rPr>
-        <w:t xml:space="preserve"> sepanjang 2014–2023 berdasarkan klasifikasi satelit Global Forest Watch (GFW).</w:t>
+        <w:t xml:space="preserve"> (GFW 2014–2023) antara industri komoditas ekstraktif skala besar vs pertanian berpindah masyarakat.</w:t>
       </w:r>
     </w:p>
     <w:p>
       <w:pPr>
-        <w:spacing w:before="50" w:after="20"/>
+        <w:spacing w:before="40" w:after="20"/>
       </w:pPr>
       <w:r>
         <w:rPr>
@@ -5235,10 +5300,10 @@
             <w:tcW w:type="dxa" w:w="2948"/>
             <w:shd w:val="clear" w:color="auto" w:fill="2E7D32"/>
             <w:tcMar>
-              <w:top w:w="25" w:type="dxa"/>
-              <w:bottom w:w="25" w:type="dxa"/>
-              <w:left w:w="45" w:type="dxa"/>
-              <w:right w:w="45" w:type="dxa"/>
+              <w:top w:w="18" w:type="dxa"/>
+              <w:bottom w:w="18" w:type="dxa"/>
+              <w:left w:w="40" w:type="dxa"/>
+              <w:right w:w="40" w:type="dxa"/>
             </w:tcMar>
             <w:tcBorders>
               <w:top w:val="single" w:sz="4" w:color="D8D8D8" w:space="0"/>
@@ -5268,10 +5333,10 @@
             <w:tcW w:type="dxa" w:w="1701"/>
             <w:shd w:val="clear" w:color="auto" w:fill="2E7D32"/>
             <w:tcMar>
-              <w:top w:w="25" w:type="dxa"/>
-              <w:bottom w:w="25" w:type="dxa"/>
-              <w:left w:w="45" w:type="dxa"/>
-              <w:right w:w="45" w:type="dxa"/>
+              <w:top w:w="18" w:type="dxa"/>
+              <w:bottom w:w="18" w:type="dxa"/>
+              <w:left w:w="40" w:type="dxa"/>
+              <w:right w:w="40" w:type="dxa"/>
             </w:tcMar>
             <w:tcBorders>
               <w:top w:val="single" w:sz="4" w:color="D8D8D8" w:space="0"/>
@@ -5301,10 +5366,10 @@
             <w:tcW w:type="dxa" w:w="1247"/>
             <w:shd w:val="clear" w:color="auto" w:fill="2E7D32"/>
             <w:tcMar>
-              <w:top w:w="25" w:type="dxa"/>
-              <w:bottom w:w="25" w:type="dxa"/>
-              <w:left w:w="45" w:type="dxa"/>
-              <w:right w:w="45" w:type="dxa"/>
+              <w:top w:w="18" w:type="dxa"/>
+              <w:bottom w:w="18" w:type="dxa"/>
+              <w:left w:w="40" w:type="dxa"/>
+              <w:right w:w="40" w:type="dxa"/>
             </w:tcMar>
             <w:tcBorders>
               <w:top w:val="single" w:sz="4" w:color="D8D8D8" w:space="0"/>
@@ -5334,10 +5399,10 @@
             <w:tcW w:type="dxa" w:w="2835"/>
             <w:shd w:val="clear" w:color="auto" w:fill="2E7D32"/>
             <w:tcMar>
-              <w:top w:w="25" w:type="dxa"/>
-              <w:bottom w:w="25" w:type="dxa"/>
-              <w:left w:w="45" w:type="dxa"/>
-              <w:right w:w="45" w:type="dxa"/>
+              <w:top w:w="18" w:type="dxa"/>
+              <w:bottom w:w="18" w:type="dxa"/>
+              <w:left w:w="40" w:type="dxa"/>
+              <w:right w:w="40" w:type="dxa"/>
             </w:tcMar>
             <w:tcBorders>
               <w:top w:val="single" w:sz="4" w:color="D8D8D8" w:space="0"/>
@@ -5367,10 +5432,10 @@
             <w:tcW w:type="dxa" w:w="1814"/>
             <w:shd w:val="clear" w:color="auto" w:fill="2E7D32"/>
             <w:tcMar>
-              <w:top w:w="25" w:type="dxa"/>
-              <w:bottom w:w="25" w:type="dxa"/>
-              <w:left w:w="45" w:type="dxa"/>
-              <w:right w:w="45" w:type="dxa"/>
+              <w:top w:w="18" w:type="dxa"/>
+              <w:bottom w:w="18" w:type="dxa"/>
+              <w:left w:w="40" w:type="dxa"/>
+              <w:right w:w="40" w:type="dxa"/>
             </w:tcMar>
             <w:tcBorders>
               <w:top w:val="single" w:sz="4" w:color="D8D8D8" w:space="0"/>
@@ -5402,10 +5467,10 @@
             <w:tcW w:type="dxa" w:w="2948"/>
             <w:shd w:val="clear" w:color="auto" w:fill="FFFFFF"/>
             <w:tcMar>
-              <w:top w:w="20" w:type="dxa"/>
-              <w:bottom w:w="20" w:type="dxa"/>
-              <w:left w:w="45" w:type="dxa"/>
-              <w:right w:w="45" w:type="dxa"/>
+              <w:top w:w="16" w:type="dxa"/>
+              <w:bottom w:w="16" w:type="dxa"/>
+              <w:left w:w="40" w:type="dxa"/>
+              <w:right w:w="40" w:type="dxa"/>
             </w:tcMar>
             <w:tcBorders>
               <w:top w:val="single" w:sz="4" w:color="D8D8D8" w:space="0"/>
@@ -5435,10 +5500,10 @@
             <w:tcW w:type="dxa" w:w="1701"/>
             <w:shd w:val="clear" w:color="auto" w:fill="FFFFFF"/>
             <w:tcMar>
-              <w:top w:w="20" w:type="dxa"/>
-              <w:bottom w:w="20" w:type="dxa"/>
-              <w:left w:w="45" w:type="dxa"/>
-              <w:right w:w="45" w:type="dxa"/>
+              <w:top w:w="16" w:type="dxa"/>
+              <w:bottom w:w="16" w:type="dxa"/>
+              <w:left w:w="40" w:type="dxa"/>
+              <w:right w:w="40" w:type="dxa"/>
             </w:tcMar>
             <w:tcBorders>
               <w:top w:val="single" w:sz="4" w:color="D8D8D8" w:space="0"/>
@@ -5468,10 +5533,10 @@
             <w:tcW w:type="dxa" w:w="1247"/>
             <w:shd w:val="clear" w:color="auto" w:fill="FFFFFF"/>
             <w:tcMar>
-              <w:top w:w="20" w:type="dxa"/>
-              <w:bottom w:w="20" w:type="dxa"/>
-              <w:left w:w="45" w:type="dxa"/>
-              <w:right w:w="45" w:type="dxa"/>
+              <w:top w:w="16" w:type="dxa"/>
+              <w:bottom w:w="16" w:type="dxa"/>
+              <w:left w:w="40" w:type="dxa"/>
+              <w:right w:w="40" w:type="dxa"/>
             </w:tcMar>
             <w:tcBorders>
               <w:top w:val="single" w:sz="4" w:color="D8D8D8" w:space="0"/>
@@ -5501,10 +5566,10 @@
             <w:tcW w:type="dxa" w:w="2835"/>
             <w:shd w:val="clear" w:color="auto" w:fill="FFFFFF"/>
             <w:tcMar>
-              <w:top w:w="20" w:type="dxa"/>
-              <w:bottom w:w="20" w:type="dxa"/>
-              <w:left w:w="45" w:type="dxa"/>
-              <w:right w:w="45" w:type="dxa"/>
+              <w:top w:w="16" w:type="dxa"/>
+              <w:bottom w:w="16" w:type="dxa"/>
+              <w:left w:w="40" w:type="dxa"/>
+              <w:right w:w="40" w:type="dxa"/>
             </w:tcMar>
             <w:tcBorders>
               <w:top w:val="single" w:sz="4" w:color="D8D8D8" w:space="0"/>
@@ -5534,10 +5599,10 @@
             <w:tcW w:type="dxa" w:w="1814"/>
             <w:shd w:val="clear" w:color="auto" w:fill="FFFFFF"/>
             <w:tcMar>
-              <w:top w:w="20" w:type="dxa"/>
-              <w:bottom w:w="20" w:type="dxa"/>
-              <w:left w:w="45" w:type="dxa"/>
-              <w:right w:w="45" w:type="dxa"/>
+              <w:top w:w="16" w:type="dxa"/>
+              <w:bottom w:w="16" w:type="dxa"/>
+              <w:left w:w="40" w:type="dxa"/>
+              <w:right w:w="40" w:type="dxa"/>
             </w:tcMar>
             <w:tcBorders>
               <w:top w:val="single" w:sz="4" w:color="D8D8D8" w:space="0"/>
@@ -5569,10 +5634,10 @@
             <w:tcW w:type="dxa" w:w="2948"/>
             <w:shd w:val="clear" w:color="auto" w:fill="F9FBF9"/>
             <w:tcMar>
-              <w:top w:w="20" w:type="dxa"/>
-              <w:bottom w:w="20" w:type="dxa"/>
-              <w:left w:w="45" w:type="dxa"/>
-              <w:right w:w="45" w:type="dxa"/>
+              <w:top w:w="16" w:type="dxa"/>
+              <w:bottom w:w="16" w:type="dxa"/>
+              <w:left w:w="40" w:type="dxa"/>
+              <w:right w:w="40" w:type="dxa"/>
             </w:tcMar>
             <w:tcBorders>
               <w:top w:val="single" w:sz="4" w:color="D8D8D8" w:space="0"/>
@@ -5602,10 +5667,10 @@
             <w:tcW w:type="dxa" w:w="1701"/>
             <w:shd w:val="clear" w:color="auto" w:fill="F9FBF9"/>
             <w:tcMar>
-              <w:top w:w="20" w:type="dxa"/>
-              <w:bottom w:w="20" w:type="dxa"/>
-              <w:left w:w="45" w:type="dxa"/>
-              <w:right w:w="45" w:type="dxa"/>
+              <w:top w:w="16" w:type="dxa"/>
+              <w:bottom w:w="16" w:type="dxa"/>
+              <w:left w:w="40" w:type="dxa"/>
+              <w:right w:w="40" w:type="dxa"/>
             </w:tcMar>
             <w:tcBorders>
               <w:top w:val="single" w:sz="4" w:color="D8D8D8" w:space="0"/>
@@ -5635,10 +5700,10 @@
             <w:tcW w:type="dxa" w:w="1247"/>
             <w:shd w:val="clear" w:color="auto" w:fill="F9FBF9"/>
             <w:tcMar>
-              <w:top w:w="20" w:type="dxa"/>
-              <w:bottom w:w="20" w:type="dxa"/>
-              <w:left w:w="45" w:type="dxa"/>
-              <w:right w:w="45" w:type="dxa"/>
+              <w:top w:w="16" w:type="dxa"/>
+              <w:bottom w:w="16" w:type="dxa"/>
+              <w:left w:w="40" w:type="dxa"/>
+              <w:right w:w="40" w:type="dxa"/>
             </w:tcMar>
             <w:tcBorders>
               <w:top w:val="single" w:sz="4" w:color="D8D8D8" w:space="0"/>
@@ -5668,10 +5733,10 @@
             <w:tcW w:type="dxa" w:w="2835"/>
             <w:shd w:val="clear" w:color="auto" w:fill="F9FBF9"/>
             <w:tcMar>
-              <w:top w:w="20" w:type="dxa"/>
-              <w:bottom w:w="20" w:type="dxa"/>
-              <w:left w:w="45" w:type="dxa"/>
-              <w:right w:w="45" w:type="dxa"/>
+              <w:top w:w="16" w:type="dxa"/>
+              <w:bottom w:w="16" w:type="dxa"/>
+              <w:left w:w="40" w:type="dxa"/>
+              <w:right w:w="40" w:type="dxa"/>
             </w:tcMar>
             <w:tcBorders>
               <w:top w:val="single" w:sz="4" w:color="D8D8D8" w:space="0"/>
@@ -5701,10 +5766,10 @@
             <w:tcW w:type="dxa" w:w="1814"/>
             <w:shd w:val="clear" w:color="auto" w:fill="F9FBF9"/>
             <w:tcMar>
-              <w:top w:w="20" w:type="dxa"/>
-              <w:bottom w:w="20" w:type="dxa"/>
-              <w:left w:w="45" w:type="dxa"/>
-              <w:right w:w="45" w:type="dxa"/>
+              <w:top w:w="16" w:type="dxa"/>
+              <w:bottom w:w="16" w:type="dxa"/>
+              <w:left w:w="40" w:type="dxa"/>
+              <w:right w:w="40" w:type="dxa"/>
             </w:tcMar>
             <w:tcBorders>
               <w:top w:val="single" w:sz="4" w:color="D8D8D8" w:space="0"/>
@@ -5736,10 +5801,10 @@
             <w:tcW w:type="dxa" w:w="2948"/>
             <w:shd w:val="clear" w:color="auto" w:fill="FFFFFF"/>
             <w:tcMar>
-              <w:top w:w="20" w:type="dxa"/>
-              <w:bottom w:w="20" w:type="dxa"/>
-              <w:left w:w="45" w:type="dxa"/>
-              <w:right w:w="45" w:type="dxa"/>
+              <w:top w:w="16" w:type="dxa"/>
+              <w:bottom w:w="16" w:type="dxa"/>
+              <w:left w:w="40" w:type="dxa"/>
+              <w:right w:w="40" w:type="dxa"/>
             </w:tcMar>
             <w:tcBorders>
               <w:top w:val="single" w:sz="4" w:color="D8D8D8" w:space="0"/>
@@ -5769,10 +5834,10 @@
             <w:tcW w:type="dxa" w:w="1701"/>
             <w:shd w:val="clear" w:color="auto" w:fill="FFFFFF"/>
             <w:tcMar>
-              <w:top w:w="20" w:type="dxa"/>
-              <w:bottom w:w="20" w:type="dxa"/>
-              <w:left w:w="45" w:type="dxa"/>
-              <w:right w:w="45" w:type="dxa"/>
+              <w:top w:w="16" w:type="dxa"/>
+              <w:bottom w:w="16" w:type="dxa"/>
+              <w:left w:w="40" w:type="dxa"/>
+              <w:right w:w="40" w:type="dxa"/>
             </w:tcMar>
             <w:tcBorders>
               <w:top w:val="single" w:sz="4" w:color="D8D8D8" w:space="0"/>
@@ -5802,10 +5867,10 @@
             <w:tcW w:type="dxa" w:w="1247"/>
             <w:shd w:val="clear" w:color="auto" w:fill="FFFFFF"/>
             <w:tcMar>
-              <w:top w:w="20" w:type="dxa"/>
-              <w:bottom w:w="20" w:type="dxa"/>
-              <w:left w:w="45" w:type="dxa"/>
-              <w:right w:w="45" w:type="dxa"/>
+              <w:top w:w="16" w:type="dxa"/>
+              <w:bottom w:w="16" w:type="dxa"/>
+              <w:left w:w="40" w:type="dxa"/>
+              <w:right w:w="40" w:type="dxa"/>
             </w:tcMar>
             <w:tcBorders>
               <w:top w:val="single" w:sz="4" w:color="D8D8D8" w:space="0"/>
@@ -5835,10 +5900,10 @@
             <w:tcW w:type="dxa" w:w="2835"/>
             <w:shd w:val="clear" w:color="auto" w:fill="FFFFFF"/>
             <w:tcMar>
-              <w:top w:w="20" w:type="dxa"/>
-              <w:bottom w:w="20" w:type="dxa"/>
-              <w:left w:w="45" w:type="dxa"/>
-              <w:right w:w="45" w:type="dxa"/>
+              <w:top w:w="16" w:type="dxa"/>
+              <w:bottom w:w="16" w:type="dxa"/>
+              <w:left w:w="40" w:type="dxa"/>
+              <w:right w:w="40" w:type="dxa"/>
             </w:tcMar>
             <w:tcBorders>
               <w:top w:val="single" w:sz="4" w:color="D8D8D8" w:space="0"/>
@@ -5868,10 +5933,10 @@
             <w:tcW w:type="dxa" w:w="1814"/>
             <w:shd w:val="clear" w:color="auto" w:fill="FFFFFF"/>
             <w:tcMar>
-              <w:top w:w="20" w:type="dxa"/>
-              <w:bottom w:w="20" w:type="dxa"/>
-              <w:left w:w="45" w:type="dxa"/>
-              <w:right w:w="45" w:type="dxa"/>
+              <w:top w:w="16" w:type="dxa"/>
+              <w:bottom w:w="16" w:type="dxa"/>
+              <w:left w:w="40" w:type="dxa"/>
+              <w:right w:w="40" w:type="dxa"/>
             </w:tcMar>
             <w:tcBorders>
               <w:top w:val="single" w:sz="4" w:color="D8D8D8" w:space="0"/>
@@ -5903,10 +5968,10 @@
             <w:tcW w:type="dxa" w:w="2948"/>
             <w:shd w:val="clear" w:color="auto" w:fill="F9FBF9"/>
             <w:tcMar>
-              <w:top w:w="20" w:type="dxa"/>
-              <w:bottom w:w="20" w:type="dxa"/>
-              <w:left w:w="45" w:type="dxa"/>
-              <w:right w:w="45" w:type="dxa"/>
+              <w:top w:w="16" w:type="dxa"/>
+              <w:bottom w:w="16" w:type="dxa"/>
+              <w:left w:w="40" w:type="dxa"/>
+              <w:right w:w="40" w:type="dxa"/>
             </w:tcMar>
             <w:tcBorders>
               <w:top w:val="single" w:sz="4" w:color="D8D8D8" w:space="0"/>
@@ -5936,10 +6001,10 @@
             <w:tcW w:type="dxa" w:w="1701"/>
             <w:shd w:val="clear" w:color="auto" w:fill="F9FBF9"/>
             <w:tcMar>
-              <w:top w:w="20" w:type="dxa"/>
-              <w:bottom w:w="20" w:type="dxa"/>
-              <w:left w:w="45" w:type="dxa"/>
-              <w:right w:w="45" w:type="dxa"/>
+              <w:top w:w="16" w:type="dxa"/>
+              <w:bottom w:w="16" w:type="dxa"/>
+              <w:left w:w="40" w:type="dxa"/>
+              <w:right w:w="40" w:type="dxa"/>
             </w:tcMar>
             <w:tcBorders>
               <w:top w:val="single" w:sz="4" w:color="D8D8D8" w:space="0"/>
@@ -5969,10 +6034,10 @@
             <w:tcW w:type="dxa" w:w="1247"/>
             <w:shd w:val="clear" w:color="auto" w:fill="F9FBF9"/>
             <w:tcMar>
-              <w:top w:w="20" w:type="dxa"/>
-              <w:bottom w:w="20" w:type="dxa"/>
-              <w:left w:w="45" w:type="dxa"/>
-              <w:right w:w="45" w:type="dxa"/>
+              <w:top w:w="16" w:type="dxa"/>
+              <w:bottom w:w="16" w:type="dxa"/>
+              <w:left w:w="40" w:type="dxa"/>
+              <w:right w:w="40" w:type="dxa"/>
             </w:tcMar>
             <w:tcBorders>
               <w:top w:val="single" w:sz="4" w:color="D8D8D8" w:space="0"/>
@@ -6002,10 +6067,10 @@
             <w:tcW w:type="dxa" w:w="2835"/>
             <w:shd w:val="clear" w:color="auto" w:fill="F9FBF9"/>
             <w:tcMar>
-              <w:top w:w="20" w:type="dxa"/>
-              <w:bottom w:w="20" w:type="dxa"/>
-              <w:left w:w="45" w:type="dxa"/>
-              <w:right w:w="45" w:type="dxa"/>
+              <w:top w:w="16" w:type="dxa"/>
+              <w:bottom w:w="16" w:type="dxa"/>
+              <w:left w:w="40" w:type="dxa"/>
+              <w:right w:w="40" w:type="dxa"/>
             </w:tcMar>
             <w:tcBorders>
               <w:top w:val="single" w:sz="4" w:color="D8D8D8" w:space="0"/>
@@ -6035,10 +6100,10 @@
             <w:tcW w:type="dxa" w:w="1814"/>
             <w:shd w:val="clear" w:color="auto" w:fill="F9FBF9"/>
             <w:tcMar>
-              <w:top w:w="20" w:type="dxa"/>
-              <w:bottom w:w="20" w:type="dxa"/>
-              <w:left w:w="45" w:type="dxa"/>
-              <w:right w:w="45" w:type="dxa"/>
+              <w:top w:w="16" w:type="dxa"/>
+              <w:bottom w:w="16" w:type="dxa"/>
+              <w:left w:w="40" w:type="dxa"/>
+              <w:right w:w="40" w:type="dxa"/>
             </w:tcMar>
             <w:tcBorders>
               <w:top w:val="single" w:sz="4" w:color="D8D8D8" w:space="0"/>
@@ -6070,10 +6135,10 @@
             <w:tcW w:type="dxa" w:w="2948"/>
             <w:shd w:val="clear" w:color="auto" w:fill="FFFFFF"/>
             <w:tcMar>
-              <w:top w:w="20" w:type="dxa"/>
-              <w:bottom w:w="20" w:type="dxa"/>
-              <w:left w:w="45" w:type="dxa"/>
-              <w:right w:w="45" w:type="dxa"/>
+              <w:top w:w="16" w:type="dxa"/>
+              <w:bottom w:w="16" w:type="dxa"/>
+              <w:left w:w="40" w:type="dxa"/>
+              <w:right w:w="40" w:type="dxa"/>
             </w:tcMar>
             <w:tcBorders>
               <w:top w:val="single" w:sz="4" w:color="D8D8D8" w:space="0"/>
@@ -6103,10 +6168,10 @@
             <w:tcW w:type="dxa" w:w="1701"/>
             <w:shd w:val="clear" w:color="auto" w:fill="FFFFFF"/>
             <w:tcMar>
-              <w:top w:w="20" w:type="dxa"/>
-              <w:bottom w:w="20" w:type="dxa"/>
-              <w:left w:w="45" w:type="dxa"/>
-              <w:right w:w="45" w:type="dxa"/>
+              <w:top w:w="16" w:type="dxa"/>
+              <w:bottom w:w="16" w:type="dxa"/>
+              <w:left w:w="40" w:type="dxa"/>
+              <w:right w:w="40" w:type="dxa"/>
             </w:tcMar>
             <w:tcBorders>
               <w:top w:val="single" w:sz="4" w:color="D8D8D8" w:space="0"/>
@@ -6136,10 +6201,10 @@
             <w:tcW w:type="dxa" w:w="1247"/>
             <w:shd w:val="clear" w:color="auto" w:fill="FFFFFF"/>
             <w:tcMar>
-              <w:top w:w="20" w:type="dxa"/>
-              <w:bottom w:w="20" w:type="dxa"/>
-              <w:left w:w="45" w:type="dxa"/>
-              <w:right w:w="45" w:type="dxa"/>
+              <w:top w:w="16" w:type="dxa"/>
+              <w:bottom w:w="16" w:type="dxa"/>
+              <w:left w:w="40" w:type="dxa"/>
+              <w:right w:w="40" w:type="dxa"/>
             </w:tcMar>
             <w:tcBorders>
               <w:top w:val="single" w:sz="4" w:color="D8D8D8" w:space="0"/>
@@ -6169,10 +6234,10 @@
             <w:tcW w:type="dxa" w:w="2835"/>
             <w:shd w:val="clear" w:color="auto" w:fill="FFFFFF"/>
             <w:tcMar>
-              <w:top w:w="20" w:type="dxa"/>
-              <w:bottom w:w="20" w:type="dxa"/>
-              <w:left w:w="45" w:type="dxa"/>
-              <w:right w:w="45" w:type="dxa"/>
+              <w:top w:w="16" w:type="dxa"/>
+              <w:bottom w:w="16" w:type="dxa"/>
+              <w:left w:w="40" w:type="dxa"/>
+              <w:right w:w="40" w:type="dxa"/>
             </w:tcMar>
             <w:tcBorders>
               <w:top w:val="single" w:sz="4" w:color="D8D8D8" w:space="0"/>
@@ -6202,10 +6267,10 @@
             <w:tcW w:type="dxa" w:w="1814"/>
             <w:shd w:val="clear" w:color="auto" w:fill="FFFFFF"/>
             <w:tcMar>
-              <w:top w:w="20" w:type="dxa"/>
-              <w:bottom w:w="20" w:type="dxa"/>
-              <w:left w:w="45" w:type="dxa"/>
-              <w:right w:w="45" w:type="dxa"/>
+              <w:top w:w="16" w:type="dxa"/>
+              <w:bottom w:w="16" w:type="dxa"/>
+              <w:left w:w="40" w:type="dxa"/>
+              <w:right w:w="40" w:type="dxa"/>
             </w:tcMar>
             <w:tcBorders>
               <w:top w:val="single" w:sz="4" w:color="D8D8D8" w:space="0"/>
@@ -6234,11 +6299,11 @@
     </w:tbl>
     <w:p>
       <w:pPr>
-        <w:spacing w:before="20" w:after="40" w:line="252" w:lineRule="auto"/>
-        <w:ind w:left="120"/>
+        <w:spacing w:before="30" w:after="40" w:line="252" w:lineRule="auto"/>
+        <w:ind w:left="100"/>
         <w:shd w:val="clear" w:color="auto" w:fill="EDF7EE"/>
         <w:pBdr>
-          <w:left w:val="single" w:sz="12" w:space="4" w:color="43A047"/>
+          <w:left w:val="single" w:sz="12" w:space="4" w:color="2E7D32"/>
         </w:pBdr>
       </w:pPr>
       <w:r>
@@ -6248,7 +6313,8 @@
           <w:color w:val="1B5E20"/>
           <w:sz w:val="15"/>
         </w:rPr>
-        <w:t xml:space="preserve">Formulasi (Rasio Atribusi Driver &amp; Emisi CO2): </w:t>
+        <w:t>Formulasi Matematis (Atribusi Deforestasi Komoditas &amp; Pelepasan Karbon):</w:t>
+        <w:br/>
       </w:r>
       <w:r>
         <w:rPr>
@@ -6256,9 +6322,36 @@
           <w:b w:val="0"/>
           <w:i w:val="0"/>
           <w:color w:val="104010"/>
+          <w:sz w:val="14"/>
+        </w:rPr>
+        <w:t>Proporsi_Driver_k (%) = ( Total_Deforestasi_k / Total_Deforestasi_Kumulatif ) * 100</w:t>
+        <w:br/>
+        <w:t>Rasio_Kerusakan = Total_Deforestasi_Tambang_Sawit / Total_Deforestasi_Pertanian_Rakyat</w:t>
+        <w:br/>
+      </w:r>
+      <w:r>
+        <w:rPr>
+          <w:b/>
+          <w:i w:val="0"/>
+          <w:color w:val="1B5E20"/>
           <w:sz w:val="15"/>
         </w:rPr>
-        <w:t>Proporsi_Driver_k (%) = (Deforestasi_k / Total_Deforestasi) * 100 ; Rasio = Tambang_Sawit / Pertanian_Rakyat = 17.92x</w:t>
+        <w:t>Persamaan Substitusi:</w:t>
+        <w:br/>
+      </w:r>
+      <w:r>
+        <w:rPr>
+          <w:rFonts w:ascii="Consolas" w:hAnsi="Consolas"/>
+          <w:b w:val="0"/>
+          <w:i w:val="0"/>
+          <w:color w:val="222222"/>
+          <w:sz w:val="14"/>
+        </w:rPr>
+        <w:t>Proporsi_Tambang_Sawit = ( 1.001.654 Ha / 1.217.934 Ha ) * 100% = 82,24% (Emisi: 664.472.885 Mg CO2 / 82,64%)</w:t>
+        <w:br/>
+        <w:t>Proporsi_Pertanian_Rakyat = ( 55.905 Ha / 1.217.934 Ha ) * 100% = 4,59% (Emisi: 38.215.565 Mg CO2 / 4,75%)</w:t>
+        <w:br/>
+        <w:t>Rasio_Kerusakan = 1.001.654 Ha / 55.905 Ha = 17,92 Kali Lipat Lebih Masif</w:t>
       </w:r>
       <w:r>
         <w:rPr>
@@ -6267,36 +6360,13 @@
           <w:color w:val="555555"/>
           <w:sz w:val="14"/>
         </w:rPr>
-        <w:t xml:space="preserve"> | Ket: Emisi CO2 dihitung berbasis biomassa pohon hutan hujan tropis data satelit GFW baseline 2000</w:t>
+        <w:br/>
+        <w:t>Ket: Fakta empiris membantah tudingan deforestasi akibat perladangan rakyat: industri tambang &amp; sawit merusak hutan 18 kali lipat lebih masif.</w:t>
       </w:r>
     </w:p>
     <w:p>
       <w:pPr>
-        <w:spacing w:before="0" w:after="40" w:line="252" w:lineRule="auto"/>
-        <w:jc w:val="both"/>
-      </w:pPr>
-      <w:r>
-        <w:rPr>
-          <w:b/>
-          <w:i w:val="0"/>
-          <w:color w:val="222222"/>
-          <w:sz w:val="17"/>
-        </w:rPr>
-        <w:t xml:space="preserve">Analisis Temuan Empiris: </w:t>
-      </w:r>
-      <w:r>
-        <w:rPr>
-          <w:b w:val="0"/>
-          <w:i w:val="0"/>
-          <w:color w:val="222222"/>
-          <w:sz w:val="17"/>
-        </w:rPr>
-        <w:t>1. Dominasi Sektor Ekstraktif: Pertambangan dan sawit menyumbang 82.2% (1,001,654 Ha) deforestasi dan 82.6% (664,47 Juta Ton) emisi CO2. 2. Porsi Minor Pertanian Rakyat: Pertanian berpindah hanya menyumbang 4.6% (55,905 Ha). Kerusakan akibat industri komoditas ekstraktif 18 KALI LEBIH BESAR dibanding pertanian masyarakat lokal.</w:t>
-      </w:r>
-    </w:p>
-    <w:p>
-      <w:pPr>
-        <w:spacing w:before="80" w:after="30"/>
+        <w:spacing w:before="70" w:after="20"/>
         <w:pBdr>
           <w:bottom w:val="single" w:sz="4" w:space="1" w:color="2E7D32"/>
         </w:pBdr>
@@ -6306,9 +6376,9 @@
           <w:b/>
           <w:i w:val="0"/>
           <w:color w:val="1B5E20"/>
-          <w:sz w:val="19"/>
+          <w:sz w:val="18"/>
         </w:rPr>
-        <w:t>2.5 Kehancuran Biodiversitas: Dampak Terhadap Habitat Satwa Endemik</w:t>
+        <w:t>2.5. Kehancuran Biodiversitas: Dampak Terhadap Habitat Satwa Endemik</w:t>
       </w:r>
     </w:p>
     <w:p>
@@ -6400,7 +6470,7 @@
     </w:p>
     <w:p>
       <w:pPr>
-        <w:spacing w:before="50" w:after="20"/>
+        <w:spacing w:before="40" w:after="20"/>
       </w:pPr>
       <w:r>
         <w:rPr>
@@ -6434,10 +6504,10 @@
             <w:tcW w:type="dxa" w:w="2381"/>
             <w:shd w:val="clear" w:color="auto" w:fill="2E7D32"/>
             <w:tcMar>
-              <w:top w:w="25" w:type="dxa"/>
-              <w:bottom w:w="25" w:type="dxa"/>
-              <w:left w:w="45" w:type="dxa"/>
-              <w:right w:w="45" w:type="dxa"/>
+              <w:top w:w="18" w:type="dxa"/>
+              <w:bottom w:w="18" w:type="dxa"/>
+              <w:left w:w="40" w:type="dxa"/>
+              <w:right w:w="40" w:type="dxa"/>
             </w:tcMar>
             <w:tcBorders>
               <w:top w:val="single" w:sz="4" w:color="D8D8D8" w:space="0"/>
@@ -6467,10 +6537,10 @@
             <w:tcW w:type="dxa" w:w="2381"/>
             <w:shd w:val="clear" w:color="auto" w:fill="2E7D32"/>
             <w:tcMar>
-              <w:top w:w="25" w:type="dxa"/>
-              <w:bottom w:w="25" w:type="dxa"/>
-              <w:left w:w="45" w:type="dxa"/>
-              <w:right w:w="45" w:type="dxa"/>
+              <w:top w:w="18" w:type="dxa"/>
+              <w:bottom w:w="18" w:type="dxa"/>
+              <w:left w:w="40" w:type="dxa"/>
+              <w:right w:w="40" w:type="dxa"/>
             </w:tcMar>
             <w:tcBorders>
               <w:top w:val="single" w:sz="4" w:color="D8D8D8" w:space="0"/>
@@ -6500,10 +6570,10 @@
             <w:tcW w:type="dxa" w:w="2041"/>
             <w:shd w:val="clear" w:color="auto" w:fill="2E7D32"/>
             <w:tcMar>
-              <w:top w:w="25" w:type="dxa"/>
-              <w:bottom w:w="25" w:type="dxa"/>
-              <w:left w:w="45" w:type="dxa"/>
-              <w:right w:w="45" w:type="dxa"/>
+              <w:top w:w="18" w:type="dxa"/>
+              <w:bottom w:w="18" w:type="dxa"/>
+              <w:left w:w="40" w:type="dxa"/>
+              <w:right w:w="40" w:type="dxa"/>
             </w:tcMar>
             <w:tcBorders>
               <w:top w:val="single" w:sz="4" w:color="D8D8D8" w:space="0"/>
@@ -6533,10 +6603,10 @@
             <w:tcW w:type="dxa" w:w="1361"/>
             <w:shd w:val="clear" w:color="auto" w:fill="2E7D32"/>
             <w:tcMar>
-              <w:top w:w="25" w:type="dxa"/>
-              <w:bottom w:w="25" w:type="dxa"/>
-              <w:left w:w="45" w:type="dxa"/>
-              <w:right w:w="45" w:type="dxa"/>
+              <w:top w:w="18" w:type="dxa"/>
+              <w:bottom w:w="18" w:type="dxa"/>
+              <w:left w:w="40" w:type="dxa"/>
+              <w:right w:w="40" w:type="dxa"/>
             </w:tcMar>
             <w:tcBorders>
               <w:top w:val="single" w:sz="4" w:color="D8D8D8" w:space="0"/>
@@ -6566,10 +6636,10 @@
             <w:tcW w:type="dxa" w:w="1134"/>
             <w:shd w:val="clear" w:color="auto" w:fill="2E7D32"/>
             <w:tcMar>
-              <w:top w:w="25" w:type="dxa"/>
-              <w:bottom w:w="25" w:type="dxa"/>
-              <w:left w:w="45" w:type="dxa"/>
-              <w:right w:w="45" w:type="dxa"/>
+              <w:top w:w="18" w:type="dxa"/>
+              <w:bottom w:w="18" w:type="dxa"/>
+              <w:left w:w="40" w:type="dxa"/>
+              <w:right w:w="40" w:type="dxa"/>
             </w:tcMar>
             <w:tcBorders>
               <w:top w:val="single" w:sz="4" w:color="D8D8D8" w:space="0"/>
@@ -6599,10 +6669,10 @@
             <w:tcW w:type="dxa" w:w="1247"/>
             <w:shd w:val="clear" w:color="auto" w:fill="2E7D32"/>
             <w:tcMar>
-              <w:top w:w="25" w:type="dxa"/>
-              <w:bottom w:w="25" w:type="dxa"/>
-              <w:left w:w="45" w:type="dxa"/>
-              <w:right w:w="45" w:type="dxa"/>
+              <w:top w:w="18" w:type="dxa"/>
+              <w:bottom w:w="18" w:type="dxa"/>
+              <w:left w:w="40" w:type="dxa"/>
+              <w:right w:w="40" w:type="dxa"/>
             </w:tcMar>
             <w:tcBorders>
               <w:top w:val="single" w:sz="4" w:color="D8D8D8" w:space="0"/>
@@ -6634,10 +6704,10 @@
             <w:tcW w:type="dxa" w:w="2381"/>
             <w:shd w:val="clear" w:color="auto" w:fill="FFFFFF"/>
             <w:tcMar>
-              <w:top w:w="20" w:type="dxa"/>
-              <w:bottom w:w="20" w:type="dxa"/>
-              <w:left w:w="45" w:type="dxa"/>
-              <w:right w:w="45" w:type="dxa"/>
+              <w:top w:w="16" w:type="dxa"/>
+              <w:bottom w:w="16" w:type="dxa"/>
+              <w:left w:w="40" w:type="dxa"/>
+              <w:right w:w="40" w:type="dxa"/>
             </w:tcMar>
             <w:tcBorders>
               <w:top w:val="single" w:sz="4" w:color="D8D8D8" w:space="0"/>
@@ -6667,10 +6737,10 @@
             <w:tcW w:type="dxa" w:w="2381"/>
             <w:shd w:val="clear" w:color="auto" w:fill="FFFFFF"/>
             <w:tcMar>
-              <w:top w:w="20" w:type="dxa"/>
-              <w:bottom w:w="20" w:type="dxa"/>
-              <w:left w:w="45" w:type="dxa"/>
-              <w:right w:w="45" w:type="dxa"/>
+              <w:top w:w="16" w:type="dxa"/>
+              <w:bottom w:w="16" w:type="dxa"/>
+              <w:left w:w="40" w:type="dxa"/>
+              <w:right w:w="40" w:type="dxa"/>
             </w:tcMar>
             <w:tcBorders>
               <w:top w:val="single" w:sz="4" w:color="D8D8D8" w:space="0"/>
@@ -6700,10 +6770,10 @@
             <w:tcW w:type="dxa" w:w="2041"/>
             <w:shd w:val="clear" w:color="auto" w:fill="FFFFFF"/>
             <w:tcMar>
-              <w:top w:w="20" w:type="dxa"/>
-              <w:bottom w:w="20" w:type="dxa"/>
-              <w:left w:w="45" w:type="dxa"/>
-              <w:right w:w="45" w:type="dxa"/>
+              <w:top w:w="16" w:type="dxa"/>
+              <w:bottom w:w="16" w:type="dxa"/>
+              <w:left w:w="40" w:type="dxa"/>
+              <w:right w:w="40" w:type="dxa"/>
             </w:tcMar>
             <w:tcBorders>
               <w:top w:val="single" w:sz="4" w:color="D8D8D8" w:space="0"/>
@@ -6733,10 +6803,10 @@
             <w:tcW w:type="dxa" w:w="1361"/>
             <w:shd w:val="clear" w:color="auto" w:fill="FFFFFF"/>
             <w:tcMar>
-              <w:top w:w="20" w:type="dxa"/>
-              <w:bottom w:w="20" w:type="dxa"/>
-              <w:left w:w="45" w:type="dxa"/>
-              <w:right w:w="45" w:type="dxa"/>
+              <w:top w:w="16" w:type="dxa"/>
+              <w:bottom w:w="16" w:type="dxa"/>
+              <w:left w:w="40" w:type="dxa"/>
+              <w:right w:w="40" w:type="dxa"/>
             </w:tcMar>
             <w:tcBorders>
               <w:top w:val="single" w:sz="4" w:color="D8D8D8" w:space="0"/>
@@ -6766,10 +6836,10 @@
             <w:tcW w:type="dxa" w:w="1134"/>
             <w:shd w:val="clear" w:color="auto" w:fill="FFFFFF"/>
             <w:tcMar>
-              <w:top w:w="20" w:type="dxa"/>
-              <w:bottom w:w="20" w:type="dxa"/>
-              <w:left w:w="45" w:type="dxa"/>
-              <w:right w:w="45" w:type="dxa"/>
+              <w:top w:w="16" w:type="dxa"/>
+              <w:bottom w:w="16" w:type="dxa"/>
+              <w:left w:w="40" w:type="dxa"/>
+              <w:right w:w="40" w:type="dxa"/>
             </w:tcMar>
             <w:tcBorders>
               <w:top w:val="single" w:sz="4" w:color="D8D8D8" w:space="0"/>
@@ -6799,10 +6869,10 @@
             <w:tcW w:type="dxa" w:w="1247"/>
             <w:shd w:val="clear" w:color="auto" w:fill="FFFFFF"/>
             <w:tcMar>
-              <w:top w:w="20" w:type="dxa"/>
-              <w:bottom w:w="20" w:type="dxa"/>
-              <w:left w:w="45" w:type="dxa"/>
-              <w:right w:w="45" w:type="dxa"/>
+              <w:top w:w="16" w:type="dxa"/>
+              <w:bottom w:w="16" w:type="dxa"/>
+              <w:left w:w="40" w:type="dxa"/>
+              <w:right w:w="40" w:type="dxa"/>
             </w:tcMar>
             <w:tcBorders>
               <w:top w:val="single" w:sz="4" w:color="D8D8D8" w:space="0"/>
@@ -6834,10 +6904,10 @@
             <w:tcW w:type="dxa" w:w="2381"/>
             <w:shd w:val="clear" w:color="auto" w:fill="F9FBF9"/>
             <w:tcMar>
-              <w:top w:w="20" w:type="dxa"/>
-              <w:bottom w:w="20" w:type="dxa"/>
-              <w:left w:w="45" w:type="dxa"/>
-              <w:right w:w="45" w:type="dxa"/>
+              <w:top w:w="16" w:type="dxa"/>
+              <w:bottom w:w="16" w:type="dxa"/>
+              <w:left w:w="40" w:type="dxa"/>
+              <w:right w:w="40" w:type="dxa"/>
             </w:tcMar>
             <w:tcBorders>
               <w:top w:val="single" w:sz="4" w:color="D8D8D8" w:space="0"/>
@@ -6867,10 +6937,10 @@
             <w:tcW w:type="dxa" w:w="2381"/>
             <w:shd w:val="clear" w:color="auto" w:fill="F9FBF9"/>
             <w:tcMar>
-              <w:top w:w="20" w:type="dxa"/>
-              <w:bottom w:w="20" w:type="dxa"/>
-              <w:left w:w="45" w:type="dxa"/>
-              <w:right w:w="45" w:type="dxa"/>
+              <w:top w:w="16" w:type="dxa"/>
+              <w:bottom w:w="16" w:type="dxa"/>
+              <w:left w:w="40" w:type="dxa"/>
+              <w:right w:w="40" w:type="dxa"/>
             </w:tcMar>
             <w:tcBorders>
               <w:top w:val="single" w:sz="4" w:color="D8D8D8" w:space="0"/>
@@ -6900,10 +6970,10 @@
             <w:tcW w:type="dxa" w:w="2041"/>
             <w:shd w:val="clear" w:color="auto" w:fill="F9FBF9"/>
             <w:tcMar>
-              <w:top w:w="20" w:type="dxa"/>
-              <w:bottom w:w="20" w:type="dxa"/>
-              <w:left w:w="45" w:type="dxa"/>
-              <w:right w:w="45" w:type="dxa"/>
+              <w:top w:w="16" w:type="dxa"/>
+              <w:bottom w:w="16" w:type="dxa"/>
+              <w:left w:w="40" w:type="dxa"/>
+              <w:right w:w="40" w:type="dxa"/>
             </w:tcMar>
             <w:tcBorders>
               <w:top w:val="single" w:sz="4" w:color="D8D8D8" w:space="0"/>
@@ -6933,10 +7003,10 @@
             <w:tcW w:type="dxa" w:w="1361"/>
             <w:shd w:val="clear" w:color="auto" w:fill="F9FBF9"/>
             <w:tcMar>
-              <w:top w:w="20" w:type="dxa"/>
-              <w:bottom w:w="20" w:type="dxa"/>
-              <w:left w:w="45" w:type="dxa"/>
-              <w:right w:w="45" w:type="dxa"/>
+              <w:top w:w="16" w:type="dxa"/>
+              <w:bottom w:w="16" w:type="dxa"/>
+              <w:left w:w="40" w:type="dxa"/>
+              <w:right w:w="40" w:type="dxa"/>
             </w:tcMar>
             <w:tcBorders>
               <w:top w:val="single" w:sz="4" w:color="D8D8D8" w:space="0"/>
@@ -6966,10 +7036,10 @@
             <w:tcW w:type="dxa" w:w="1134"/>
             <w:shd w:val="clear" w:color="auto" w:fill="F9FBF9"/>
             <w:tcMar>
-              <w:top w:w="20" w:type="dxa"/>
-              <w:bottom w:w="20" w:type="dxa"/>
-              <w:left w:w="45" w:type="dxa"/>
-              <w:right w:w="45" w:type="dxa"/>
+              <w:top w:w="16" w:type="dxa"/>
+              <w:bottom w:w="16" w:type="dxa"/>
+              <w:left w:w="40" w:type="dxa"/>
+              <w:right w:w="40" w:type="dxa"/>
             </w:tcMar>
             <w:tcBorders>
               <w:top w:val="single" w:sz="4" w:color="D8D8D8" w:space="0"/>
@@ -6999,10 +7069,10 @@
             <w:tcW w:type="dxa" w:w="1247"/>
             <w:shd w:val="clear" w:color="auto" w:fill="F9FBF9"/>
             <w:tcMar>
-              <w:top w:w="20" w:type="dxa"/>
-              <w:bottom w:w="20" w:type="dxa"/>
-              <w:left w:w="45" w:type="dxa"/>
-              <w:right w:w="45" w:type="dxa"/>
+              <w:top w:w="16" w:type="dxa"/>
+              <w:bottom w:w="16" w:type="dxa"/>
+              <w:left w:w="40" w:type="dxa"/>
+              <w:right w:w="40" w:type="dxa"/>
             </w:tcMar>
             <w:tcBorders>
               <w:top w:val="single" w:sz="4" w:color="D8D8D8" w:space="0"/>
@@ -7034,10 +7104,10 @@
             <w:tcW w:type="dxa" w:w="2381"/>
             <w:shd w:val="clear" w:color="auto" w:fill="FFFFFF"/>
             <w:tcMar>
-              <w:top w:w="20" w:type="dxa"/>
-              <w:bottom w:w="20" w:type="dxa"/>
-              <w:left w:w="45" w:type="dxa"/>
-              <w:right w:w="45" w:type="dxa"/>
+              <w:top w:w="16" w:type="dxa"/>
+              <w:bottom w:w="16" w:type="dxa"/>
+              <w:left w:w="40" w:type="dxa"/>
+              <w:right w:w="40" w:type="dxa"/>
             </w:tcMar>
             <w:tcBorders>
               <w:top w:val="single" w:sz="4" w:color="D8D8D8" w:space="0"/>
@@ -7067,10 +7137,10 @@
             <w:tcW w:type="dxa" w:w="2381"/>
             <w:shd w:val="clear" w:color="auto" w:fill="FFFFFF"/>
             <w:tcMar>
-              <w:top w:w="20" w:type="dxa"/>
-              <w:bottom w:w="20" w:type="dxa"/>
-              <w:left w:w="45" w:type="dxa"/>
-              <w:right w:w="45" w:type="dxa"/>
+              <w:top w:w="16" w:type="dxa"/>
+              <w:bottom w:w="16" w:type="dxa"/>
+              <w:left w:w="40" w:type="dxa"/>
+              <w:right w:w="40" w:type="dxa"/>
             </w:tcMar>
             <w:tcBorders>
               <w:top w:val="single" w:sz="4" w:color="D8D8D8" w:space="0"/>
@@ -7100,10 +7170,10 @@
             <w:tcW w:type="dxa" w:w="2041"/>
             <w:shd w:val="clear" w:color="auto" w:fill="FFFFFF"/>
             <w:tcMar>
-              <w:top w:w="20" w:type="dxa"/>
-              <w:bottom w:w="20" w:type="dxa"/>
-              <w:left w:w="45" w:type="dxa"/>
-              <w:right w:w="45" w:type="dxa"/>
+              <w:top w:w="16" w:type="dxa"/>
+              <w:bottom w:w="16" w:type="dxa"/>
+              <w:left w:w="40" w:type="dxa"/>
+              <w:right w:w="40" w:type="dxa"/>
             </w:tcMar>
             <w:tcBorders>
               <w:top w:val="single" w:sz="4" w:color="D8D8D8" w:space="0"/>
@@ -7133,10 +7203,10 @@
             <w:tcW w:type="dxa" w:w="1361"/>
             <w:shd w:val="clear" w:color="auto" w:fill="FFFFFF"/>
             <w:tcMar>
-              <w:top w:w="20" w:type="dxa"/>
-              <w:bottom w:w="20" w:type="dxa"/>
-              <w:left w:w="45" w:type="dxa"/>
-              <w:right w:w="45" w:type="dxa"/>
+              <w:top w:w="16" w:type="dxa"/>
+              <w:bottom w:w="16" w:type="dxa"/>
+              <w:left w:w="40" w:type="dxa"/>
+              <w:right w:w="40" w:type="dxa"/>
             </w:tcMar>
             <w:tcBorders>
               <w:top w:val="single" w:sz="4" w:color="D8D8D8" w:space="0"/>
@@ -7166,10 +7236,10 @@
             <w:tcW w:type="dxa" w:w="1134"/>
             <w:shd w:val="clear" w:color="auto" w:fill="FFFFFF"/>
             <w:tcMar>
-              <w:top w:w="20" w:type="dxa"/>
-              <w:bottom w:w="20" w:type="dxa"/>
-              <w:left w:w="45" w:type="dxa"/>
-              <w:right w:w="45" w:type="dxa"/>
+              <w:top w:w="16" w:type="dxa"/>
+              <w:bottom w:w="16" w:type="dxa"/>
+              <w:left w:w="40" w:type="dxa"/>
+              <w:right w:w="40" w:type="dxa"/>
             </w:tcMar>
             <w:tcBorders>
               <w:top w:val="single" w:sz="4" w:color="D8D8D8" w:space="0"/>
@@ -7199,10 +7269,10 @@
             <w:tcW w:type="dxa" w:w="1247"/>
             <w:shd w:val="clear" w:color="auto" w:fill="FFFFFF"/>
             <w:tcMar>
-              <w:top w:w="20" w:type="dxa"/>
-              <w:bottom w:w="20" w:type="dxa"/>
-              <w:left w:w="45" w:type="dxa"/>
-              <w:right w:w="45" w:type="dxa"/>
+              <w:top w:w="16" w:type="dxa"/>
+              <w:bottom w:w="16" w:type="dxa"/>
+              <w:left w:w="40" w:type="dxa"/>
+              <w:right w:w="40" w:type="dxa"/>
             </w:tcMar>
             <w:tcBorders>
               <w:top w:val="single" w:sz="4" w:color="D8D8D8" w:space="0"/>
@@ -7234,10 +7304,10 @@
             <w:tcW w:type="dxa" w:w="2381"/>
             <w:shd w:val="clear" w:color="auto" w:fill="F9FBF9"/>
             <w:tcMar>
-              <w:top w:w="20" w:type="dxa"/>
-              <w:bottom w:w="20" w:type="dxa"/>
-              <w:left w:w="45" w:type="dxa"/>
-              <w:right w:w="45" w:type="dxa"/>
+              <w:top w:w="16" w:type="dxa"/>
+              <w:bottom w:w="16" w:type="dxa"/>
+              <w:left w:w="40" w:type="dxa"/>
+              <w:right w:w="40" w:type="dxa"/>
             </w:tcMar>
             <w:tcBorders>
               <w:top w:val="single" w:sz="4" w:color="D8D8D8" w:space="0"/>
@@ -7267,10 +7337,10 @@
             <w:tcW w:type="dxa" w:w="2381"/>
             <w:shd w:val="clear" w:color="auto" w:fill="F9FBF9"/>
             <w:tcMar>
-              <w:top w:w="20" w:type="dxa"/>
-              <w:bottom w:w="20" w:type="dxa"/>
-              <w:left w:w="45" w:type="dxa"/>
-              <w:right w:w="45" w:type="dxa"/>
+              <w:top w:w="16" w:type="dxa"/>
+              <w:bottom w:w="16" w:type="dxa"/>
+              <w:left w:w="40" w:type="dxa"/>
+              <w:right w:w="40" w:type="dxa"/>
             </w:tcMar>
             <w:tcBorders>
               <w:top w:val="single" w:sz="4" w:color="D8D8D8" w:space="0"/>
@@ -7300,10 +7370,10 @@
             <w:tcW w:type="dxa" w:w="2041"/>
             <w:shd w:val="clear" w:color="auto" w:fill="F9FBF9"/>
             <w:tcMar>
-              <w:top w:w="20" w:type="dxa"/>
-              <w:bottom w:w="20" w:type="dxa"/>
-              <w:left w:w="45" w:type="dxa"/>
-              <w:right w:w="45" w:type="dxa"/>
+              <w:top w:w="16" w:type="dxa"/>
+              <w:bottom w:w="16" w:type="dxa"/>
+              <w:left w:w="40" w:type="dxa"/>
+              <w:right w:w="40" w:type="dxa"/>
             </w:tcMar>
             <w:tcBorders>
               <w:top w:val="single" w:sz="4" w:color="D8D8D8" w:space="0"/>
@@ -7333,10 +7403,10 @@
             <w:tcW w:type="dxa" w:w="1361"/>
             <w:shd w:val="clear" w:color="auto" w:fill="F9FBF9"/>
             <w:tcMar>
-              <w:top w:w="20" w:type="dxa"/>
-              <w:bottom w:w="20" w:type="dxa"/>
-              <w:left w:w="45" w:type="dxa"/>
-              <w:right w:w="45" w:type="dxa"/>
+              <w:top w:w="16" w:type="dxa"/>
+              <w:bottom w:w="16" w:type="dxa"/>
+              <w:left w:w="40" w:type="dxa"/>
+              <w:right w:w="40" w:type="dxa"/>
             </w:tcMar>
             <w:tcBorders>
               <w:top w:val="single" w:sz="4" w:color="D8D8D8" w:space="0"/>
@@ -7366,10 +7436,10 @@
             <w:tcW w:type="dxa" w:w="1134"/>
             <w:shd w:val="clear" w:color="auto" w:fill="F9FBF9"/>
             <w:tcMar>
-              <w:top w:w="20" w:type="dxa"/>
-              <w:bottom w:w="20" w:type="dxa"/>
-              <w:left w:w="45" w:type="dxa"/>
-              <w:right w:w="45" w:type="dxa"/>
+              <w:top w:w="16" w:type="dxa"/>
+              <w:bottom w:w="16" w:type="dxa"/>
+              <w:left w:w="40" w:type="dxa"/>
+              <w:right w:w="40" w:type="dxa"/>
             </w:tcMar>
             <w:tcBorders>
               <w:top w:val="single" w:sz="4" w:color="D8D8D8" w:space="0"/>
@@ -7399,10 +7469,10 @@
             <w:tcW w:type="dxa" w:w="1247"/>
             <w:shd w:val="clear" w:color="auto" w:fill="F9FBF9"/>
             <w:tcMar>
-              <w:top w:w="20" w:type="dxa"/>
-              <w:bottom w:w="20" w:type="dxa"/>
-              <w:left w:w="45" w:type="dxa"/>
-              <w:right w:w="45" w:type="dxa"/>
+              <w:top w:w="16" w:type="dxa"/>
+              <w:bottom w:w="16" w:type="dxa"/>
+              <w:left w:w="40" w:type="dxa"/>
+              <w:right w:w="40" w:type="dxa"/>
             </w:tcMar>
             <w:tcBorders>
               <w:top w:val="single" w:sz="4" w:color="D8D8D8" w:space="0"/>
@@ -7434,10 +7504,10 @@
             <w:tcW w:type="dxa" w:w="2381"/>
             <w:shd w:val="clear" w:color="auto" w:fill="FFFFFF"/>
             <w:tcMar>
-              <w:top w:w="20" w:type="dxa"/>
-              <w:bottom w:w="20" w:type="dxa"/>
-              <w:left w:w="45" w:type="dxa"/>
-              <w:right w:w="45" w:type="dxa"/>
+              <w:top w:w="16" w:type="dxa"/>
+              <w:bottom w:w="16" w:type="dxa"/>
+              <w:left w:w="40" w:type="dxa"/>
+              <w:right w:w="40" w:type="dxa"/>
             </w:tcMar>
             <w:tcBorders>
               <w:top w:val="single" w:sz="4" w:color="D8D8D8" w:space="0"/>
@@ -7467,10 +7537,10 @@
             <w:tcW w:type="dxa" w:w="2381"/>
             <w:shd w:val="clear" w:color="auto" w:fill="FFFFFF"/>
             <w:tcMar>
-              <w:top w:w="20" w:type="dxa"/>
-              <w:bottom w:w="20" w:type="dxa"/>
-              <w:left w:w="45" w:type="dxa"/>
-              <w:right w:w="45" w:type="dxa"/>
+              <w:top w:w="16" w:type="dxa"/>
+              <w:bottom w:w="16" w:type="dxa"/>
+              <w:left w:w="40" w:type="dxa"/>
+              <w:right w:w="40" w:type="dxa"/>
             </w:tcMar>
             <w:tcBorders>
               <w:top w:val="single" w:sz="4" w:color="D8D8D8" w:space="0"/>
@@ -7500,10 +7570,10 @@
             <w:tcW w:type="dxa" w:w="2041"/>
             <w:shd w:val="clear" w:color="auto" w:fill="FFFFFF"/>
             <w:tcMar>
-              <w:top w:w="20" w:type="dxa"/>
-              <w:bottom w:w="20" w:type="dxa"/>
-              <w:left w:w="45" w:type="dxa"/>
-              <w:right w:w="45" w:type="dxa"/>
+              <w:top w:w="16" w:type="dxa"/>
+              <w:bottom w:w="16" w:type="dxa"/>
+              <w:left w:w="40" w:type="dxa"/>
+              <w:right w:w="40" w:type="dxa"/>
             </w:tcMar>
             <w:tcBorders>
               <w:top w:val="single" w:sz="4" w:color="D8D8D8" w:space="0"/>
@@ -7533,10 +7603,10 @@
             <w:tcW w:type="dxa" w:w="1361"/>
             <w:shd w:val="clear" w:color="auto" w:fill="FFFFFF"/>
             <w:tcMar>
-              <w:top w:w="20" w:type="dxa"/>
-              <w:bottom w:w="20" w:type="dxa"/>
-              <w:left w:w="45" w:type="dxa"/>
-              <w:right w:w="45" w:type="dxa"/>
+              <w:top w:w="16" w:type="dxa"/>
+              <w:bottom w:w="16" w:type="dxa"/>
+              <w:left w:w="40" w:type="dxa"/>
+              <w:right w:w="40" w:type="dxa"/>
             </w:tcMar>
             <w:tcBorders>
               <w:top w:val="single" w:sz="4" w:color="D8D8D8" w:space="0"/>
@@ -7566,10 +7636,10 @@
             <w:tcW w:type="dxa" w:w="1134"/>
             <w:shd w:val="clear" w:color="auto" w:fill="FFFFFF"/>
             <w:tcMar>
-              <w:top w:w="20" w:type="dxa"/>
-              <w:bottom w:w="20" w:type="dxa"/>
-              <w:left w:w="45" w:type="dxa"/>
-              <w:right w:w="45" w:type="dxa"/>
+              <w:top w:w="16" w:type="dxa"/>
+              <w:bottom w:w="16" w:type="dxa"/>
+              <w:left w:w="40" w:type="dxa"/>
+              <w:right w:w="40" w:type="dxa"/>
             </w:tcMar>
             <w:tcBorders>
               <w:top w:val="single" w:sz="4" w:color="D8D8D8" w:space="0"/>
@@ -7599,10 +7669,10 @@
             <w:tcW w:type="dxa" w:w="1247"/>
             <w:shd w:val="clear" w:color="auto" w:fill="FFFFFF"/>
             <w:tcMar>
-              <w:top w:w="20" w:type="dxa"/>
-              <w:bottom w:w="20" w:type="dxa"/>
-              <w:left w:w="45" w:type="dxa"/>
-              <w:right w:w="45" w:type="dxa"/>
+              <w:top w:w="16" w:type="dxa"/>
+              <w:bottom w:w="16" w:type="dxa"/>
+              <w:left w:w="40" w:type="dxa"/>
+              <w:right w:w="40" w:type="dxa"/>
             </w:tcMar>
             <w:tcBorders>
               <w:top w:val="single" w:sz="4" w:color="D8D8D8" w:space="0"/>
@@ -7634,10 +7704,10 @@
             <w:tcW w:type="dxa" w:w="2381"/>
             <w:shd w:val="clear" w:color="auto" w:fill="F9FBF9"/>
             <w:tcMar>
-              <w:top w:w="20" w:type="dxa"/>
-              <w:bottom w:w="20" w:type="dxa"/>
-              <w:left w:w="45" w:type="dxa"/>
-              <w:right w:w="45" w:type="dxa"/>
+              <w:top w:w="16" w:type="dxa"/>
+              <w:bottom w:w="16" w:type="dxa"/>
+              <w:left w:w="40" w:type="dxa"/>
+              <w:right w:w="40" w:type="dxa"/>
             </w:tcMar>
             <w:tcBorders>
               <w:top w:val="single" w:sz="4" w:color="D8D8D8" w:space="0"/>
@@ -7667,10 +7737,10 @@
             <w:tcW w:type="dxa" w:w="2381"/>
             <w:shd w:val="clear" w:color="auto" w:fill="F9FBF9"/>
             <w:tcMar>
-              <w:top w:w="20" w:type="dxa"/>
-              <w:bottom w:w="20" w:type="dxa"/>
-              <w:left w:w="45" w:type="dxa"/>
-              <w:right w:w="45" w:type="dxa"/>
+              <w:top w:w="16" w:type="dxa"/>
+              <w:bottom w:w="16" w:type="dxa"/>
+              <w:left w:w="40" w:type="dxa"/>
+              <w:right w:w="40" w:type="dxa"/>
             </w:tcMar>
             <w:tcBorders>
               <w:top w:val="single" w:sz="4" w:color="D8D8D8" w:space="0"/>
@@ -7700,10 +7770,10 @@
             <w:tcW w:type="dxa" w:w="2041"/>
             <w:shd w:val="clear" w:color="auto" w:fill="F9FBF9"/>
             <w:tcMar>
-              <w:top w:w="20" w:type="dxa"/>
-              <w:bottom w:w="20" w:type="dxa"/>
-              <w:left w:w="45" w:type="dxa"/>
-              <w:right w:w="45" w:type="dxa"/>
+              <w:top w:w="16" w:type="dxa"/>
+              <w:bottom w:w="16" w:type="dxa"/>
+              <w:left w:w="40" w:type="dxa"/>
+              <w:right w:w="40" w:type="dxa"/>
             </w:tcMar>
             <w:tcBorders>
               <w:top w:val="single" w:sz="4" w:color="D8D8D8" w:space="0"/>
@@ -7733,10 +7803,10 @@
             <w:tcW w:type="dxa" w:w="1361"/>
             <w:shd w:val="clear" w:color="auto" w:fill="F9FBF9"/>
             <w:tcMar>
-              <w:top w:w="20" w:type="dxa"/>
-              <w:bottom w:w="20" w:type="dxa"/>
-              <w:left w:w="45" w:type="dxa"/>
-              <w:right w:w="45" w:type="dxa"/>
+              <w:top w:w="16" w:type="dxa"/>
+              <w:bottom w:w="16" w:type="dxa"/>
+              <w:left w:w="40" w:type="dxa"/>
+              <w:right w:w="40" w:type="dxa"/>
             </w:tcMar>
             <w:tcBorders>
               <w:top w:val="single" w:sz="4" w:color="D8D8D8" w:space="0"/>
@@ -7766,10 +7836,10 @@
             <w:tcW w:type="dxa" w:w="1134"/>
             <w:shd w:val="clear" w:color="auto" w:fill="F9FBF9"/>
             <w:tcMar>
-              <w:top w:w="20" w:type="dxa"/>
-              <w:bottom w:w="20" w:type="dxa"/>
-              <w:left w:w="45" w:type="dxa"/>
-              <w:right w:w="45" w:type="dxa"/>
+              <w:top w:w="16" w:type="dxa"/>
+              <w:bottom w:w="16" w:type="dxa"/>
+              <w:left w:w="40" w:type="dxa"/>
+              <w:right w:w="40" w:type="dxa"/>
             </w:tcMar>
             <w:tcBorders>
               <w:top w:val="single" w:sz="4" w:color="D8D8D8" w:space="0"/>
@@ -7799,10 +7869,10 @@
             <w:tcW w:type="dxa" w:w="1247"/>
             <w:shd w:val="clear" w:color="auto" w:fill="F9FBF9"/>
             <w:tcMar>
-              <w:top w:w="20" w:type="dxa"/>
-              <w:bottom w:w="20" w:type="dxa"/>
-              <w:left w:w="45" w:type="dxa"/>
-              <w:right w:w="45" w:type="dxa"/>
+              <w:top w:w="16" w:type="dxa"/>
+              <w:bottom w:w="16" w:type="dxa"/>
+              <w:left w:w="40" w:type="dxa"/>
+              <w:right w:w="40" w:type="dxa"/>
             </w:tcMar>
             <w:tcBorders>
               <w:top w:val="single" w:sz="4" w:color="D8D8D8" w:space="0"/>
@@ -7834,10 +7904,10 @@
             <w:tcW w:type="dxa" w:w="2381"/>
             <w:shd w:val="clear" w:color="auto" w:fill="FFFFFF"/>
             <w:tcMar>
-              <w:top w:w="20" w:type="dxa"/>
-              <w:bottom w:w="20" w:type="dxa"/>
-              <w:left w:w="45" w:type="dxa"/>
-              <w:right w:w="45" w:type="dxa"/>
+              <w:top w:w="16" w:type="dxa"/>
+              <w:bottom w:w="16" w:type="dxa"/>
+              <w:left w:w="40" w:type="dxa"/>
+              <w:right w:w="40" w:type="dxa"/>
             </w:tcMar>
             <w:tcBorders>
               <w:top w:val="single" w:sz="4" w:color="D8D8D8" w:space="0"/>
@@ -7867,10 +7937,10 @@
             <w:tcW w:type="dxa" w:w="2381"/>
             <w:shd w:val="clear" w:color="auto" w:fill="FFFFFF"/>
             <w:tcMar>
-              <w:top w:w="20" w:type="dxa"/>
-              <w:bottom w:w="20" w:type="dxa"/>
-              <w:left w:w="45" w:type="dxa"/>
-              <w:right w:w="45" w:type="dxa"/>
+              <w:top w:w="16" w:type="dxa"/>
+              <w:bottom w:w="16" w:type="dxa"/>
+              <w:left w:w="40" w:type="dxa"/>
+              <w:right w:w="40" w:type="dxa"/>
             </w:tcMar>
             <w:tcBorders>
               <w:top w:val="single" w:sz="4" w:color="D8D8D8" w:space="0"/>
@@ -7900,10 +7970,10 @@
             <w:tcW w:type="dxa" w:w="2041"/>
             <w:shd w:val="clear" w:color="auto" w:fill="FFFFFF"/>
             <w:tcMar>
-              <w:top w:w="20" w:type="dxa"/>
-              <w:bottom w:w="20" w:type="dxa"/>
-              <w:left w:w="45" w:type="dxa"/>
-              <w:right w:w="45" w:type="dxa"/>
+              <w:top w:w="16" w:type="dxa"/>
+              <w:bottom w:w="16" w:type="dxa"/>
+              <w:left w:w="40" w:type="dxa"/>
+              <w:right w:w="40" w:type="dxa"/>
             </w:tcMar>
             <w:tcBorders>
               <w:top w:val="single" w:sz="4" w:color="D8D8D8" w:space="0"/>
@@ -7933,10 +8003,10 @@
             <w:tcW w:type="dxa" w:w="1361"/>
             <w:shd w:val="clear" w:color="auto" w:fill="FFFFFF"/>
             <w:tcMar>
-              <w:top w:w="20" w:type="dxa"/>
-              <w:bottom w:w="20" w:type="dxa"/>
-              <w:left w:w="45" w:type="dxa"/>
-              <w:right w:w="45" w:type="dxa"/>
+              <w:top w:w="16" w:type="dxa"/>
+              <w:bottom w:w="16" w:type="dxa"/>
+              <w:left w:w="40" w:type="dxa"/>
+              <w:right w:w="40" w:type="dxa"/>
             </w:tcMar>
             <w:tcBorders>
               <w:top w:val="single" w:sz="4" w:color="D8D8D8" w:space="0"/>
@@ -7966,10 +8036,10 @@
             <w:tcW w:type="dxa" w:w="1134"/>
             <w:shd w:val="clear" w:color="auto" w:fill="FFFFFF"/>
             <w:tcMar>
-              <w:top w:w="20" w:type="dxa"/>
-              <w:bottom w:w="20" w:type="dxa"/>
-              <w:left w:w="45" w:type="dxa"/>
-              <w:right w:w="45" w:type="dxa"/>
+              <w:top w:w="16" w:type="dxa"/>
+              <w:bottom w:w="16" w:type="dxa"/>
+              <w:left w:w="40" w:type="dxa"/>
+              <w:right w:w="40" w:type="dxa"/>
             </w:tcMar>
             <w:tcBorders>
               <w:top w:val="single" w:sz="4" w:color="D8D8D8" w:space="0"/>
@@ -7999,10 +8069,10 @@
             <w:tcW w:type="dxa" w:w="1247"/>
             <w:shd w:val="clear" w:color="auto" w:fill="FFFFFF"/>
             <w:tcMar>
-              <w:top w:w="20" w:type="dxa"/>
-              <w:bottom w:w="20" w:type="dxa"/>
-              <w:left w:w="45" w:type="dxa"/>
-              <w:right w:w="45" w:type="dxa"/>
+              <w:top w:w="16" w:type="dxa"/>
+              <w:bottom w:w="16" w:type="dxa"/>
+              <w:left w:w="40" w:type="dxa"/>
+              <w:right w:w="40" w:type="dxa"/>
             </w:tcMar>
             <w:tcBorders>
               <w:top w:val="single" w:sz="4" w:color="D8D8D8" w:space="0"/>
@@ -8031,11 +8101,11 @@
     </w:tbl>
     <w:p>
       <w:pPr>
-        <w:spacing w:before="20" w:after="40" w:line="252" w:lineRule="auto"/>
-        <w:ind w:left="120"/>
+        <w:spacing w:before="30" w:after="40" w:line="252" w:lineRule="auto"/>
+        <w:ind w:left="100"/>
         <w:shd w:val="clear" w:color="auto" w:fill="EDF7EE"/>
         <w:pBdr>
-          <w:left w:val="single" w:sz="12" w:space="4" w:color="43A047"/>
+          <w:left w:val="single" w:sz="12" w:space="4" w:color="2E7D32"/>
         </w:pBdr>
       </w:pPr>
       <w:r>
@@ -8045,7 +8115,8 @@
           <w:color w:val="1B5E20"/>
           <w:sz w:val="15"/>
         </w:rPr>
-        <w:t xml:space="preserve">Formulasi (Keterancaman Spesies Endemik): </w:t>
+        <w:t>Formulasi Matematis (Keterancaman Spesies Wallacea &amp; Penanda Mining Threat):</w:t>
+        <w:br/>
       </w:r>
       <w:r>
         <w:rPr>
@@ -8053,9 +8124,34 @@
           <w:b w:val="0"/>
           <w:i w:val="0"/>
           <w:color w:val="104010"/>
+          <w:sz w:val="14"/>
+        </w:rPr>
+        <w:t>O_s = Σ o_i  |  Proporsi_Kritis (%) = ( N_CR_EN / N_total ) * 100  |  Rasio_Mining (%) = ( N_Mining / N_total ) * 100</w:t>
+        <w:br/>
+      </w:r>
+      <w:r>
+        <w:rPr>
+          <w:b/>
+          <w:i w:val="0"/>
+          <w:color w:val="1B5E20"/>
           <w:sz w:val="15"/>
         </w:rPr>
-        <w:t>O_s = Σ o_i ; Proporsi_Kritis_Terancam = (4 / 7) * 100% = 57.1% ; Penanda_Mining_Threat = (4 / 7) * 100% = 57.1%</w:t>
+        <w:t>Persamaan Substitusi:</w:t>
+        <w:br/>
+      </w:r>
+      <w:r>
+        <w:rPr>
+          <w:rFonts w:ascii="Consolas" w:hAnsi="Consolas"/>
+          <w:b w:val="0"/>
+          <w:i w:val="0"/>
+          <w:color w:val="222222"/>
+          <w:sz w:val="14"/>
+        </w:rPr>
+        <w:t>Titik_Occurrence_GBIF = 269 Titik Terverifikasi (Maleo 95, Macaca 87, Babirusa 47, Anoa 28, Tarsius 12)</w:t>
+        <w:br/>
+        <w:t>Status_Konservasi_Kritis = [ ( 2 CR + 2 EN ) / 7 Spesies ] * 100% = 57,14% Sangat Terancam Punah</w:t>
+        <w:br/>
+        <w:t>Penanda_Mining_Threat = [ 4 Spesies / 7 Spesies ] * 100% = 57,14% Beririsan Langsung dengan Konsesi IUP Nikel</w:t>
       </w:r>
       <w:r>
         <w:rPr>
@@ -8064,31 +8160,8 @@
           <w:color w:val="555555"/>
           <w:sz w:val="14"/>
         </w:rPr>
-        <w:t xml:space="preserve"> | Ket: O_s: jumlah titik occurrence GBIF, Status IUCN: CR (28.6%), EN (28.6%), VU (42.9%)</w:t>
-      </w:r>
-    </w:p>
-    <w:p>
-      <w:pPr>
-        <w:spacing w:before="0" w:after="40" w:line="252" w:lineRule="auto"/>
-        <w:jc w:val="both"/>
-      </w:pPr>
-      <w:r>
-        <w:rPr>
-          <w:b/>
-          <w:i w:val="0"/>
-          <w:color w:val="222222"/>
-          <w:sz w:val="17"/>
-        </w:rPr>
-        <w:t xml:space="preserve">Analisis Temuan Empiris: </w:t>
-      </w:r>
-      <w:r>
-        <w:rPr>
-          <w:b w:val="0"/>
-          <w:i w:val="0"/>
-          <w:color w:val="222222"/>
-          <w:sz w:val="17"/>
-        </w:rPr>
-        <w:t>Pembacaan spasial GBIF dan validasi IUCN Red List membuktikan bahwa ekspansi industri hilirisasi dan tambang nikel mengfragmentasi habitat kritis satwa endemik Wallacea. Keterancaman ini diverifikasi oleh keberadaan penanda resmi Mining Threat pada Anoa dan Babirusa yang habitat alaminya beririsan langsung dengan konsesi IUP nikel.</w:t>
+        <w:br/>
+        <w:t>Ket: Spesies Anoa dan Babirusa terbukti secara empiris menghadapi ancaman kepunahan langsung akibat fragmentasi habitat konsesi pertambangan.</w:t>
       </w:r>
     </w:p>
     <w:sectPr>

--- a/tools/report_metodologi/bab_2/Metodologi_Bab2_Kualitas_Lingkungan_Compact.docx
+++ b/tools/report_metodologi/bab_2/Metodologi_Bab2_Kualitas_Lingkungan_Compact.docx
@@ -213,7 +213,7 @@
           <w:color w:val="333333"/>
           <w:sz w:val="15"/>
         </w:rPr>
-        <w:t>Data Smelter: sulawesi_esdm_nikel.csv; Data IKA: sulawesi_ika_2016_2024.csv; Data Limbah B3: sulawesi_limbah_b3_ngo_proxy.csv; Data Sungai Tercemar: sulawesi_sungai_tercemar.csv.</w:t>
+        <w:t>Kementerian ESDM &amp; Center for Global Sustainability (fasilitas smelter); KLHK &amp; BPS (Indeks Kualitas Air 2016–2024); laporan lembaga masyarakat sipil (proksi timbulan limbah B3/tailing) dan inventarisasi laporan pencemaran sungai-pesisir (diolah CELIOS).</w:t>
       </w:r>
     </w:p>
     <w:p>
@@ -1674,9 +1674,9 @@
           <w:color w:val="104010"/>
           <w:sz w:val="14"/>
         </w:rPr>
-        <w:t>S_p = Σ s_i  |  IKĀ_{p,t} = ( 1 / n_{p,t} ) * Σ IKA_{j,p,t}</w:t>
+        <w:t>Jumlah Smelter Provinsi = Penjumlahan seluruh fasilitas smelter di provinsi tersebut  |  Rata-rata IKA Provinsi = Jumlah skor IKA seluruh titik pantau ÷ Banyaknya titik pantau</w:t>
         <w:br/>
-        <w:t>χ² = Σ [ ( O_ij - E_ij )² / E_ij ]  |  Odds_Ratio (OR) = ( a * d ) / ( b * c )</w:t>
+        <w:t>Chi-Square (χ²) = Jumlah dari [ ( Frekuensi Observasi - Frekuensi Harapan )² ÷ Frekuensi Harapan ]  |  Odds Ratio (OR) = ( a × d ) ÷ ( b × c )</w:t>
         <w:br/>
       </w:r>
       <w:r>
@@ -1697,9 +1697,9 @@
           <w:color w:val="222222"/>
           <w:sz w:val="14"/>
         </w:rPr>
-        <w:t>Smelter_Sulteng_Sultra = 344 unit + 262 unit = 606 unit (77,89% total se-Sulawesi)</w:t>
+        <w:t>Gabungan Smelter Sulteng + Sultra = 344 unit + 262 unit = 606 unit (77,89% dari total se-Sulawesi)</w:t>
         <w:br/>
-        <w:t>Estimasi_Limbah_B3_Tailing = 12.000.000 Ton/Thn (Sulteng) + 7.700.000 Ton/Thn (Sultra) = 19.700.000 Ton/Thn (94,26% total limbah B3)</w:t>
+        <w:t>Estimasi Limbah B3 Tailing = 12.000.000 Ton/Thn (Sulteng) + 7.700.000 Ton/Thn (Sultra) = 19.700.000 Ton/Thn (94,26% dari total limbah B3)</w:t>
       </w:r>
       <w:r>
         <w:rPr>
@@ -1709,7 +1709,7 @@
           <w:sz w:val="14"/>
         </w:rPr>
         <w:br/>
-        <w:t>Ket: Hasil uji Chi-Square dan Odds Ratio data panel disajikan pada Tabel 2.4. Kegagalan signifikansi statistik membuktikan Aggregate Dilution Bias (pencemaran fatal sungai industri Bahodopi &amp; Lasolo terencerkan oleh stasiun pemantau sungai non-industri).</w:t>
+        <w:t>Ket: Hasil uji Chi-Square dan Odds Ratio data panel disajikan pada Tabel 2.5, dengan konfigurasi variabel uji pada Tabel 2.4. Kegagalan signifikansi statistik membuktikan Aggregate Dilution Bias (pencemaran fatal sungai industri Bahodopi &amp; Lasolo terencerkan oleh stasiun pemantau sungai non-industri).</w:t>
       </w:r>
     </w:p>
     <w:p>
@@ -1787,7 +1787,7 @@
           <w:color w:val="333333"/>
           <w:sz w:val="15"/>
         </w:rPr>
-        <w:t>Data PLTU: sulawesi_pltu_captive.csv; Data IKU: sulawesi_iku_2015_2024.csv; Pantauan Emisi: Satelit NASA TROPOMI (NO2).</w:t>
+        <w:t>Kementerian ESDM &amp; Global Energy Monitor (kapasitas PLTU Captive &amp; Grid PLN); KLHK (Indeks Kualitas Udara 2015–2024); pantauan emisi Satelit NASA TROPOMI (konsentrasi NO₂) (diolah CELIOS).</w:t>
       </w:r>
     </w:p>
     <w:p>
@@ -3248,9 +3248,9 @@
           <w:color w:val="104010"/>
           <w:sz w:val="14"/>
         </w:rPr>
-        <w:t>Kapasitas_PLTU_Provinsi = Σ Kapasitas_i  |  Rata_Rata_IKU = MEAN( IKU_Provinsi, Tahun )</w:t>
+        <w:t>Kapasitas PLTU Provinsi = Penjumlahan kapasitas seluruh unit PLTU di provinsi tersebut  |  Rata-rata IKU = Jumlah skor IKU ÷ Banyaknya observasi provinsi-tahun</w:t>
         <w:br/>
-        <w:t>χ² = Σ [ ( O - E )² / E ]  |  Odds_Ratio (OR) = ( a * d ) / ( b * c )</w:t>
+        <w:t>Chi-Square (χ²) = Jumlah dari [ ( Frekuensi Observasi - Frekuensi Harapan )² ÷ Frekuensi Harapan ]  |  Odds Ratio (OR) = ( a × d ) ÷ ( b × c )</w:t>
         <w:br/>
       </w:r>
       <w:r>
@@ -3271,7 +3271,7 @@
           <w:color w:val="222222"/>
           <w:sz w:val="14"/>
         </w:rPr>
-        <w:t>Total_PLTU_Captive = 9.365 MW (Sulteng) + 2.280 MW (Sultra) + 600 MW (Sulsel) = 12.245 MW terpasang</w:t>
+        <w:t>Total PLTU Captive 3 Sentra = 9.365 MW (Sulteng) + 2.280 MW (Sultra) + 600 MW (Sulsel) = 12.245 MW terpasang</w:t>
       </w:r>
       <w:r>
         <w:rPr>
@@ -3281,7 +3281,7 @@
           <w:sz w:val="14"/>
         </w:rPr>
         <w:br/>
-        <w:t>Ket: Hasil pengujian statistik tabulasi silang dirinci pada Tabel 2.4. Ketidaksignifikanan membuktikan Efek Pengenceran Udara Ambien karena sensor IKU tersebar merata di hutan berudara bersih.</w:t>
+        <w:t>Ket: Hasil pengujian statistik tabulasi silang dirinci pada Tabel 2.5, dengan konfigurasi variabel uji pada Tabel 2.4. Ketidaksignifikanan membuktikan Efek Pengenceran Udara Ambien karena sensor IKU tersebar merata di hutan berudara bersih.</w:t>
       </w:r>
     </w:p>
     <w:p>
@@ -3350,6 +3350,34 @@
           <w:sz w:val="17"/>
         </w:rPr>
         <w:t xml:space="preserve"> (terbesar di Sulawesi Tengah dan Tenggara).</w:t>
+      </w:r>
+    </w:p>
+    <w:p>
+      <w:pPr>
+        <w:spacing w:before="20" w:after="40" w:line="252" w:lineRule="auto"/>
+        <w:ind w:left="100"/>
+        <w:pBdr>
+          <w:left w:val="single" w:sz="10" w:space="4" w:color="2E7D32"/>
+        </w:pBdr>
+        <w:shd w:val="clear" w:color="auto" w:fill="F1F8E9"/>
+      </w:pPr>
+      <w:r>
+        <w:rPr>
+          <w:b/>
+          <w:i w:val="0"/>
+          <w:color w:val="1B5E20"/>
+          <w:sz w:val="15"/>
+        </w:rPr>
+        <w:t xml:space="preserve">Sumber Data: </w:t>
+      </w:r>
+      <w:r>
+        <w:rPr>
+          <w:b w:val="0"/>
+          <w:i/>
+          <w:color w:val="333333"/>
+          <w:sz w:val="15"/>
+        </w:rPr>
+        <w:t>Kementerian ESDM — MODI/Minerbaone (izin konsesi IUP &amp; kawasan industri); Global Forest Watch — University of Maryland (kehilangan tutupan pohon 2014–2023) (diolah CELIOS).</w:t>
       </w:r>
     </w:p>
     <w:p>
@@ -4330,7 +4358,974 @@
           <w:color w:val="2E7D32"/>
           <w:sz w:val="15"/>
         </w:rPr>
-        <w:t>Tabel 2.4: Ringkasan Hasil Uji Independensi Chi-Square (χ²) dan Odds Ratio (OR) Data Panel Bab 2 (N=54 s.d. 60)</w:t>
+        <w:t>Tabel 2.4: Konfigurasi Variabel Uji Tabulasi Silang (Crosstab) Bab 2 — Skenario Sub-bab 2.1, 2.2, dan 2.3</w:t>
+      </w:r>
+    </w:p>
+    <w:tbl>
+      <w:tblPr>
+        <w:tblStyle w:val="TableGrid"/>
+        <w:tblW w:type="auto" w:w="0"/>
+        <w:jc w:val="center"/>
+        <w:tblLayout w:type="fixed"/>
+        <w:tblLook w:firstColumn="1" w:firstRow="1" w:lastColumn="0" w:lastRow="0" w:noHBand="0" w:noVBand="1" w:val="04A0"/>
+      </w:tblPr>
+      <w:tblGrid>
+        <w:gridCol w:w="2720"/>
+        <w:gridCol w:w="2720"/>
+        <w:gridCol w:w="2720"/>
+        <w:gridCol w:w="2720"/>
+      </w:tblGrid>
+      <w:tr>
+        <w:tc>
+          <w:tcPr>
+            <w:tcW w:type="dxa" w:w="1814"/>
+            <w:shd w:val="clear" w:color="auto" w:fill="2E7D32"/>
+            <w:tcMar>
+              <w:top w:w="18" w:type="dxa"/>
+              <w:bottom w:w="18" w:type="dxa"/>
+              <w:left w:w="40" w:type="dxa"/>
+              <w:right w:w="40" w:type="dxa"/>
+            </w:tcMar>
+            <w:tcBorders>
+              <w:top w:val="single" w:sz="4" w:color="D8D8D8" w:space="0"/>
+              <w:left w:val="single" w:sz="4" w:color="D8D8D8" w:space="0"/>
+              <w:bottom w:val="single" w:sz="8" w:color="1B5E20" w:space="0"/>
+              <w:right w:val="single" w:sz="4" w:color="D8D8D8" w:space="0"/>
+            </w:tcBorders>
+          </w:tcPr>
+          <w:p>
+            <w:pPr>
+              <w:spacing w:before="0" w:after="0" w:line="240" w:lineRule="auto"/>
+              <w:jc w:val="left"/>
+            </w:pPr>
+            <w:r>
+              <w:rPr>
+                <w:b/>
+                <w:i w:val="0"/>
+                <w:color w:val="FFFFFF"/>
+                <w:sz w:val="15"/>
+              </w:rPr>
+              <w:t>Komponen Uji</w:t>
+            </w:r>
+          </w:p>
+        </w:tc>
+        <w:tc>
+          <w:tcPr>
+            <w:tcW w:type="dxa" w:w="2778"/>
+            <w:shd w:val="clear" w:color="auto" w:fill="2E7D32"/>
+            <w:tcMar>
+              <w:top w:w="18" w:type="dxa"/>
+              <w:bottom w:w="18" w:type="dxa"/>
+              <w:left w:w="40" w:type="dxa"/>
+              <w:right w:w="40" w:type="dxa"/>
+            </w:tcMar>
+            <w:tcBorders>
+              <w:top w:val="single" w:sz="4" w:color="D8D8D8" w:space="0"/>
+              <w:left w:val="single" w:sz="4" w:color="D8D8D8" w:space="0"/>
+              <w:bottom w:val="single" w:sz="8" w:color="1B5E20" w:space="0"/>
+              <w:right w:val="single" w:sz="4" w:color="D8D8D8" w:space="0"/>
+            </w:tcBorders>
+          </w:tcPr>
+          <w:p>
+            <w:pPr>
+              <w:spacing w:before="0" w:after="0" w:line="240" w:lineRule="auto"/>
+              <w:jc w:val="left"/>
+            </w:pPr>
+            <w:r>
+              <w:rPr>
+                <w:b/>
+                <w:i w:val="0"/>
+                <w:color w:val="FFFFFF"/>
+                <w:sz w:val="15"/>
+              </w:rPr>
+              <w:t>2.1 Smelter vs IKA</w:t>
+            </w:r>
+          </w:p>
+        </w:tc>
+        <w:tc>
+          <w:tcPr>
+            <w:tcW w:type="dxa" w:w="2835"/>
+            <w:shd w:val="clear" w:color="auto" w:fill="2E7D32"/>
+            <w:tcMar>
+              <w:top w:w="18" w:type="dxa"/>
+              <w:bottom w:w="18" w:type="dxa"/>
+              <w:left w:w="40" w:type="dxa"/>
+              <w:right w:w="40" w:type="dxa"/>
+            </w:tcMar>
+            <w:tcBorders>
+              <w:top w:val="single" w:sz="4" w:color="D8D8D8" w:space="0"/>
+              <w:left w:val="single" w:sz="4" w:color="D8D8D8" w:space="0"/>
+              <w:bottom w:val="single" w:sz="8" w:color="1B5E20" w:space="0"/>
+              <w:right w:val="single" w:sz="4" w:color="D8D8D8" w:space="0"/>
+            </w:tcBorders>
+          </w:tcPr>
+          <w:p>
+            <w:pPr>
+              <w:spacing w:before="0" w:after="0" w:line="240" w:lineRule="auto"/>
+              <w:jc w:val="left"/>
+            </w:pPr>
+            <w:r>
+              <w:rPr>
+                <w:b/>
+                <w:i w:val="0"/>
+                <w:color w:val="FFFFFF"/>
+                <w:sz w:val="15"/>
+              </w:rPr>
+              <w:t>2.2 PLTU vs IKU</w:t>
+            </w:r>
+          </w:p>
+        </w:tc>
+        <w:tc>
+          <w:tcPr>
+            <w:tcW w:type="dxa" w:w="3118"/>
+            <w:shd w:val="clear" w:color="auto" w:fill="2E7D32"/>
+            <w:tcMar>
+              <w:top w:w="18" w:type="dxa"/>
+              <w:bottom w:w="18" w:type="dxa"/>
+              <w:left w:w="40" w:type="dxa"/>
+              <w:right w:w="40" w:type="dxa"/>
+            </w:tcMar>
+            <w:tcBorders>
+              <w:top w:val="single" w:sz="4" w:color="D8D8D8" w:space="0"/>
+              <w:left w:val="single" w:sz="4" w:color="D8D8D8" w:space="0"/>
+              <w:bottom w:val="single" w:sz="8" w:color="1B5E20" w:space="0"/>
+              <w:right w:val="single" w:sz="4" w:color="D8D8D8" w:space="0"/>
+            </w:tcBorders>
+          </w:tcPr>
+          <w:p>
+            <w:pPr>
+              <w:spacing w:before="0" w:after="0" w:line="240" w:lineRule="auto"/>
+              <w:jc w:val="left"/>
+            </w:pPr>
+            <w:r>
+              <w:rPr>
+                <w:b/>
+                <w:i w:val="0"/>
+                <w:color w:val="FFFFFF"/>
+                <w:sz w:val="15"/>
+              </w:rPr>
+              <w:t>2.3 Ekspansi Industri vs Deforestasi</w:t>
+            </w:r>
+          </w:p>
+        </w:tc>
+      </w:tr>
+      <w:tr>
+        <w:tc>
+          <w:tcPr>
+            <w:tcW w:type="dxa" w:w="1814"/>
+            <w:shd w:val="clear" w:color="auto" w:fill="FFFFFF"/>
+            <w:tcMar>
+              <w:top w:w="16" w:type="dxa"/>
+              <w:bottom w:w="16" w:type="dxa"/>
+              <w:left w:w="40" w:type="dxa"/>
+              <w:right w:w="40" w:type="dxa"/>
+            </w:tcMar>
+            <w:tcBorders>
+              <w:top w:val="single" w:sz="4" w:color="D8D8D8" w:space="0"/>
+              <w:left w:val="single" w:sz="4" w:color="D8D8D8" w:space="0"/>
+              <w:bottom w:val="single" w:sz="4" w:color="D8D8D8" w:space="0"/>
+              <w:right w:val="single" w:sz="4" w:color="D8D8D8" w:space="0"/>
+            </w:tcBorders>
+          </w:tcPr>
+          <w:p>
+            <w:pPr>
+              <w:spacing w:before="0" w:after="0" w:line="240" w:lineRule="auto"/>
+              <w:jc w:val="left"/>
+            </w:pPr>
+            <w:r>
+              <w:rPr>
+                <w:b/>
+                <w:i w:val="0"/>
+                <w:color w:val="222222"/>
+                <w:sz w:val="14"/>
+              </w:rPr>
+              <w:t>Variabel Independen (X)</w:t>
+            </w:r>
+          </w:p>
+        </w:tc>
+        <w:tc>
+          <w:tcPr>
+            <w:tcW w:type="dxa" w:w="2778"/>
+            <w:shd w:val="clear" w:color="auto" w:fill="FFFFFF"/>
+            <w:tcMar>
+              <w:top w:w="16" w:type="dxa"/>
+              <w:bottom w:w="16" w:type="dxa"/>
+              <w:left w:w="40" w:type="dxa"/>
+              <w:right w:w="40" w:type="dxa"/>
+            </w:tcMar>
+            <w:tcBorders>
+              <w:top w:val="single" w:sz="4" w:color="D8D8D8" w:space="0"/>
+              <w:left w:val="single" w:sz="4" w:color="D8D8D8" w:space="0"/>
+              <w:bottom w:val="single" w:sz="4" w:color="D8D8D8" w:space="0"/>
+              <w:right w:val="single" w:sz="4" w:color="D8D8D8" w:space="0"/>
+            </w:tcBorders>
+          </w:tcPr>
+          <w:p>
+            <w:pPr>
+              <w:spacing w:before="0" w:after="0" w:line="240" w:lineRule="auto"/>
+              <w:jc w:val="left"/>
+            </w:pPr>
+            <w:r>
+              <w:rPr>
+                <w:b w:val="0"/>
+                <w:i w:val="0"/>
+                <w:color w:val="222222"/>
+                <w:sz w:val="14"/>
+              </w:rPr>
+              <w:t>Jumlah Smelter (fasilitas beroperasi &amp; konstruksi)</w:t>
+            </w:r>
+          </w:p>
+        </w:tc>
+        <w:tc>
+          <w:tcPr>
+            <w:tcW w:type="dxa" w:w="2835"/>
+            <w:shd w:val="clear" w:color="auto" w:fill="FFFFFF"/>
+            <w:tcMar>
+              <w:top w:w="16" w:type="dxa"/>
+              <w:bottom w:w="16" w:type="dxa"/>
+              <w:left w:w="40" w:type="dxa"/>
+              <w:right w:w="40" w:type="dxa"/>
+            </w:tcMar>
+            <w:tcBorders>
+              <w:top w:val="single" w:sz="4" w:color="D8D8D8" w:space="0"/>
+              <w:left w:val="single" w:sz="4" w:color="D8D8D8" w:space="0"/>
+              <w:bottom w:val="single" w:sz="4" w:color="D8D8D8" w:space="0"/>
+              <w:right w:val="single" w:sz="4" w:color="D8D8D8" w:space="0"/>
+            </w:tcBorders>
+          </w:tcPr>
+          <w:p>
+            <w:pPr>
+              <w:spacing w:before="0" w:after="0" w:line="240" w:lineRule="auto"/>
+              <w:jc w:val="left"/>
+            </w:pPr>
+            <w:r>
+              <w:rPr>
+                <w:b w:val="0"/>
+                <w:i w:val="0"/>
+                <w:color w:val="222222"/>
+                <w:sz w:val="14"/>
+              </w:rPr>
+              <w:t>Kapasitas PLTU (MW)</w:t>
+            </w:r>
+          </w:p>
+        </w:tc>
+        <w:tc>
+          <w:tcPr>
+            <w:tcW w:type="dxa" w:w="3118"/>
+            <w:shd w:val="clear" w:color="auto" w:fill="FFFFFF"/>
+            <w:tcMar>
+              <w:top w:w="16" w:type="dxa"/>
+              <w:bottom w:w="16" w:type="dxa"/>
+              <w:left w:w="40" w:type="dxa"/>
+              <w:right w:w="40" w:type="dxa"/>
+            </w:tcMar>
+            <w:tcBorders>
+              <w:top w:val="single" w:sz="4" w:color="D8D8D8" w:space="0"/>
+              <w:left w:val="single" w:sz="4" w:color="D8D8D8" w:space="0"/>
+              <w:bottom w:val="single" w:sz="4" w:color="D8D8D8" w:space="0"/>
+              <w:right w:val="single" w:sz="4" w:color="D8D8D8" w:space="0"/>
+            </w:tcBorders>
+          </w:tcPr>
+          <w:p>
+            <w:pPr>
+              <w:spacing w:before="0" w:after="0" w:line="240" w:lineRule="auto"/>
+              <w:jc w:val="left"/>
+            </w:pPr>
+            <w:r>
+              <w:rPr>
+                <w:b w:val="0"/>
+                <w:i w:val="0"/>
+                <w:color w:val="222222"/>
+                <w:sz w:val="14"/>
+              </w:rPr>
+              <w:t>Luas Ekspansi Industri / IUP &amp; Kawasan (Ha)</w:t>
+            </w:r>
+          </w:p>
+        </w:tc>
+      </w:tr>
+      <w:tr>
+        <w:tc>
+          <w:tcPr>
+            <w:tcW w:type="dxa" w:w="1814"/>
+            <w:shd w:val="clear" w:color="auto" w:fill="F9FBF9"/>
+            <w:tcMar>
+              <w:top w:w="16" w:type="dxa"/>
+              <w:bottom w:w="16" w:type="dxa"/>
+              <w:left w:w="40" w:type="dxa"/>
+              <w:right w:w="40" w:type="dxa"/>
+            </w:tcMar>
+            <w:tcBorders>
+              <w:top w:val="single" w:sz="4" w:color="D8D8D8" w:space="0"/>
+              <w:left w:val="single" w:sz="4" w:color="D8D8D8" w:space="0"/>
+              <w:bottom w:val="single" w:sz="4" w:color="D8D8D8" w:space="0"/>
+              <w:right w:val="single" w:sz="4" w:color="D8D8D8" w:space="0"/>
+            </w:tcBorders>
+          </w:tcPr>
+          <w:p>
+            <w:pPr>
+              <w:spacing w:before="0" w:after="0" w:line="240" w:lineRule="auto"/>
+              <w:jc w:val="left"/>
+            </w:pPr>
+            <w:r>
+              <w:rPr>
+                <w:b/>
+                <w:i w:val="0"/>
+                <w:color w:val="222222"/>
+                <w:sz w:val="14"/>
+              </w:rPr>
+              <w:t>Variabel Dependen (Y)</w:t>
+            </w:r>
+          </w:p>
+        </w:tc>
+        <w:tc>
+          <w:tcPr>
+            <w:tcW w:type="dxa" w:w="2778"/>
+            <w:shd w:val="clear" w:color="auto" w:fill="F9FBF9"/>
+            <w:tcMar>
+              <w:top w:w="16" w:type="dxa"/>
+              <w:bottom w:w="16" w:type="dxa"/>
+              <w:left w:w="40" w:type="dxa"/>
+              <w:right w:w="40" w:type="dxa"/>
+            </w:tcMar>
+            <w:tcBorders>
+              <w:top w:val="single" w:sz="4" w:color="D8D8D8" w:space="0"/>
+              <w:left w:val="single" w:sz="4" w:color="D8D8D8" w:space="0"/>
+              <w:bottom w:val="single" w:sz="4" w:color="D8D8D8" w:space="0"/>
+              <w:right w:val="single" w:sz="4" w:color="D8D8D8" w:space="0"/>
+            </w:tcBorders>
+          </w:tcPr>
+          <w:p>
+            <w:pPr>
+              <w:spacing w:before="0" w:after="0" w:line="240" w:lineRule="auto"/>
+              <w:jc w:val="left"/>
+            </w:pPr>
+            <w:r>
+              <w:rPr>
+                <w:b w:val="0"/>
+                <w:i w:val="0"/>
+                <w:color w:val="222222"/>
+                <w:sz w:val="14"/>
+              </w:rPr>
+              <w:t>Indeks Kualitas Air (skor baku mutu air provinsi)</w:t>
+            </w:r>
+          </w:p>
+        </w:tc>
+        <w:tc>
+          <w:tcPr>
+            <w:tcW w:type="dxa" w:w="2835"/>
+            <w:shd w:val="clear" w:color="auto" w:fill="F9FBF9"/>
+            <w:tcMar>
+              <w:top w:w="16" w:type="dxa"/>
+              <w:bottom w:w="16" w:type="dxa"/>
+              <w:left w:w="40" w:type="dxa"/>
+              <w:right w:w="40" w:type="dxa"/>
+            </w:tcMar>
+            <w:tcBorders>
+              <w:top w:val="single" w:sz="4" w:color="D8D8D8" w:space="0"/>
+              <w:left w:val="single" w:sz="4" w:color="D8D8D8" w:space="0"/>
+              <w:bottom w:val="single" w:sz="4" w:color="D8D8D8" w:space="0"/>
+              <w:right w:val="single" w:sz="4" w:color="D8D8D8" w:space="0"/>
+            </w:tcBorders>
+          </w:tcPr>
+          <w:p>
+            <w:pPr>
+              <w:spacing w:before="0" w:after="0" w:line="240" w:lineRule="auto"/>
+              <w:jc w:val="left"/>
+            </w:pPr>
+            <w:r>
+              <w:rPr>
+                <w:b w:val="0"/>
+                <w:i w:val="0"/>
+                <w:color w:val="222222"/>
+                <w:sz w:val="14"/>
+              </w:rPr>
+              <w:t>Indeks Kualitas Udara (skor baku mutu udara ambien)</w:t>
+            </w:r>
+          </w:p>
+        </w:tc>
+        <w:tc>
+          <w:tcPr>
+            <w:tcW w:type="dxa" w:w="3118"/>
+            <w:shd w:val="clear" w:color="auto" w:fill="F9FBF9"/>
+            <w:tcMar>
+              <w:top w:w="16" w:type="dxa"/>
+              <w:bottom w:w="16" w:type="dxa"/>
+              <w:left w:w="40" w:type="dxa"/>
+              <w:right w:w="40" w:type="dxa"/>
+            </w:tcMar>
+            <w:tcBorders>
+              <w:top w:val="single" w:sz="4" w:color="D8D8D8" w:space="0"/>
+              <w:left w:val="single" w:sz="4" w:color="D8D8D8" w:space="0"/>
+              <w:bottom w:val="single" w:sz="4" w:color="D8D8D8" w:space="0"/>
+              <w:right w:val="single" w:sz="4" w:color="D8D8D8" w:space="0"/>
+            </w:tcBorders>
+          </w:tcPr>
+          <w:p>
+            <w:pPr>
+              <w:spacing w:before="0" w:after="0" w:line="240" w:lineRule="auto"/>
+              <w:jc w:val="left"/>
+            </w:pPr>
+            <w:r>
+              <w:rPr>
+                <w:b/>
+                <w:i w:val="0"/>
+                <w:color w:val="222222"/>
+                <w:sz w:val="14"/>
+              </w:rPr>
+              <w:t>Kehilangan Tutupan Pohon / Total Deforestasi Alam (Ha)</w:t>
+            </w:r>
+          </w:p>
+        </w:tc>
+      </w:tr>
+      <w:tr>
+        <w:tc>
+          <w:tcPr>
+            <w:tcW w:type="dxa" w:w="1814"/>
+            <w:shd w:val="clear" w:color="auto" w:fill="FFFFFF"/>
+            <w:tcMar>
+              <w:top w:w="16" w:type="dxa"/>
+              <w:bottom w:w="16" w:type="dxa"/>
+              <w:left w:w="40" w:type="dxa"/>
+              <w:right w:w="40" w:type="dxa"/>
+            </w:tcMar>
+            <w:tcBorders>
+              <w:top w:val="single" w:sz="4" w:color="D8D8D8" w:space="0"/>
+              <w:left w:val="single" w:sz="4" w:color="D8D8D8" w:space="0"/>
+              <w:bottom w:val="single" w:sz="4" w:color="D8D8D8" w:space="0"/>
+              <w:right w:val="single" w:sz="4" w:color="D8D8D8" w:space="0"/>
+            </w:tcBorders>
+          </w:tcPr>
+          <w:p>
+            <w:pPr>
+              <w:spacing w:before="0" w:after="0" w:line="240" w:lineRule="auto"/>
+              <w:jc w:val="left"/>
+            </w:pPr>
+            <w:r>
+              <w:rPr>
+                <w:b/>
+                <w:i w:val="0"/>
+                <w:color w:val="222222"/>
+                <w:sz w:val="14"/>
+              </w:rPr>
+              <w:t>Hipotesis Alternatif (H1)</w:t>
+            </w:r>
+          </w:p>
+        </w:tc>
+        <w:tc>
+          <w:tcPr>
+            <w:tcW w:type="dxa" w:w="2778"/>
+            <w:shd w:val="clear" w:color="auto" w:fill="FFFFFF"/>
+            <w:tcMar>
+              <w:top w:w="16" w:type="dxa"/>
+              <w:bottom w:w="16" w:type="dxa"/>
+              <w:left w:w="40" w:type="dxa"/>
+              <w:right w:w="40" w:type="dxa"/>
+            </w:tcMar>
+            <w:tcBorders>
+              <w:top w:val="single" w:sz="4" w:color="D8D8D8" w:space="0"/>
+              <w:left w:val="single" w:sz="4" w:color="D8D8D8" w:space="0"/>
+              <w:bottom w:val="single" w:sz="4" w:color="D8D8D8" w:space="0"/>
+              <w:right w:val="single" w:sz="4" w:color="D8D8D8" w:space="0"/>
+            </w:tcBorders>
+          </w:tcPr>
+          <w:p>
+            <w:pPr>
+              <w:spacing w:before="0" w:after="0" w:line="240" w:lineRule="auto"/>
+              <w:jc w:val="left"/>
+            </w:pPr>
+            <w:r>
+              <w:rPr>
+                <w:b w:val="0"/>
+                <w:i w:val="0"/>
+                <w:color w:val="222222"/>
+                <w:sz w:val="14"/>
+              </w:rPr>
+              <w:t>Hubungan negatif: semakin padat smelter, semakin kritis mutu air</w:t>
+            </w:r>
+          </w:p>
+        </w:tc>
+        <w:tc>
+          <w:tcPr>
+            <w:tcW w:type="dxa" w:w="2835"/>
+            <w:shd w:val="clear" w:color="auto" w:fill="FFFFFF"/>
+            <w:tcMar>
+              <w:top w:w="16" w:type="dxa"/>
+              <w:bottom w:w="16" w:type="dxa"/>
+              <w:left w:w="40" w:type="dxa"/>
+              <w:right w:w="40" w:type="dxa"/>
+            </w:tcMar>
+            <w:tcBorders>
+              <w:top w:val="single" w:sz="4" w:color="D8D8D8" w:space="0"/>
+              <w:left w:val="single" w:sz="4" w:color="D8D8D8" w:space="0"/>
+              <w:bottom w:val="single" w:sz="4" w:color="D8D8D8" w:space="0"/>
+              <w:right w:val="single" w:sz="4" w:color="D8D8D8" w:space="0"/>
+            </w:tcBorders>
+          </w:tcPr>
+          <w:p>
+            <w:pPr>
+              <w:spacing w:before="0" w:after="0" w:line="240" w:lineRule="auto"/>
+              <w:jc w:val="left"/>
+            </w:pPr>
+            <w:r>
+              <w:rPr>
+                <w:b w:val="0"/>
+                <w:i w:val="0"/>
+                <w:color w:val="222222"/>
+                <w:sz w:val="14"/>
+              </w:rPr>
+              <w:t>Hubungan negatif: semakin besar kapasitas PLTU, semakin kritis mutu udara</w:t>
+            </w:r>
+          </w:p>
+        </w:tc>
+        <w:tc>
+          <w:tcPr>
+            <w:tcW w:type="dxa" w:w="3118"/>
+            <w:shd w:val="clear" w:color="auto" w:fill="FFFFFF"/>
+            <w:tcMar>
+              <w:top w:w="16" w:type="dxa"/>
+              <w:bottom w:w="16" w:type="dxa"/>
+              <w:left w:w="40" w:type="dxa"/>
+              <w:right w:w="40" w:type="dxa"/>
+            </w:tcMar>
+            <w:tcBorders>
+              <w:top w:val="single" w:sz="4" w:color="D8D8D8" w:space="0"/>
+              <w:left w:val="single" w:sz="4" w:color="D8D8D8" w:space="0"/>
+              <w:bottom w:val="single" w:sz="4" w:color="D8D8D8" w:space="0"/>
+              <w:right w:val="single" w:sz="4" w:color="D8D8D8" w:space="0"/>
+            </w:tcBorders>
+          </w:tcPr>
+          <w:p>
+            <w:pPr>
+              <w:spacing w:before="0" w:after="0" w:line="240" w:lineRule="auto"/>
+              <w:jc w:val="left"/>
+            </w:pPr>
+            <w:r>
+              <w:rPr>
+                <w:b w:val="0"/>
+                <w:i w:val="0"/>
+                <w:color w:val="222222"/>
+                <w:sz w:val="14"/>
+              </w:rPr>
+              <w:t>Korelasi positif: ekspansi izin lahan mendorong laju deforestasi</w:t>
+            </w:r>
+          </w:p>
+        </w:tc>
+      </w:tr>
+      <w:tr>
+        <w:tc>
+          <w:tcPr>
+            <w:tcW w:type="dxa" w:w="1814"/>
+            <w:shd w:val="clear" w:color="auto" w:fill="F9FBF9"/>
+            <w:tcMar>
+              <w:top w:w="16" w:type="dxa"/>
+              <w:bottom w:w="16" w:type="dxa"/>
+              <w:left w:w="40" w:type="dxa"/>
+              <w:right w:w="40" w:type="dxa"/>
+            </w:tcMar>
+            <w:tcBorders>
+              <w:top w:val="single" w:sz="4" w:color="D8D8D8" w:space="0"/>
+              <w:left w:val="single" w:sz="4" w:color="D8D8D8" w:space="0"/>
+              <w:bottom w:val="single" w:sz="4" w:color="D8D8D8" w:space="0"/>
+              <w:right w:val="single" w:sz="4" w:color="D8D8D8" w:space="0"/>
+            </w:tcBorders>
+          </w:tcPr>
+          <w:p>
+            <w:pPr>
+              <w:spacing w:before="0" w:after="0" w:line="240" w:lineRule="auto"/>
+              <w:jc w:val="left"/>
+            </w:pPr>
+            <w:r>
+              <w:rPr>
+                <w:b/>
+                <w:i w:val="0"/>
+                <w:color w:val="222222"/>
+                <w:sz w:val="14"/>
+              </w:rPr>
+              <w:t>Decision Rule (Alpha 5%)</w:t>
+            </w:r>
+          </w:p>
+        </w:tc>
+        <w:tc>
+          <w:tcPr>
+            <w:tcW w:type="dxa" w:w="2778"/>
+            <w:shd w:val="clear" w:color="auto" w:fill="F9FBF9"/>
+            <w:tcMar>
+              <w:top w:w="16" w:type="dxa"/>
+              <w:bottom w:w="16" w:type="dxa"/>
+              <w:left w:w="40" w:type="dxa"/>
+              <w:right w:w="40" w:type="dxa"/>
+            </w:tcMar>
+            <w:tcBorders>
+              <w:top w:val="single" w:sz="4" w:color="D8D8D8" w:space="0"/>
+              <w:left w:val="single" w:sz="4" w:color="D8D8D8" w:space="0"/>
+              <w:bottom w:val="single" w:sz="4" w:color="D8D8D8" w:space="0"/>
+              <w:right w:val="single" w:sz="4" w:color="D8D8D8" w:space="0"/>
+            </w:tcBorders>
+          </w:tcPr>
+          <w:p>
+            <w:pPr>
+              <w:spacing w:before="0" w:after="0" w:line="240" w:lineRule="auto"/>
+              <w:jc w:val="left"/>
+            </w:pPr>
+            <w:r>
+              <w:rPr>
+                <w:b w:val="0"/>
+                <w:i w:val="0"/>
+                <w:color w:val="222222"/>
+                <w:sz w:val="14"/>
+              </w:rPr>
+              <w:t>Tolak H0 jika P-Value &lt; 0.05</w:t>
+            </w:r>
+          </w:p>
+        </w:tc>
+        <w:tc>
+          <w:tcPr>
+            <w:tcW w:type="dxa" w:w="2835"/>
+            <w:shd w:val="clear" w:color="auto" w:fill="F9FBF9"/>
+            <w:tcMar>
+              <w:top w:w="16" w:type="dxa"/>
+              <w:bottom w:w="16" w:type="dxa"/>
+              <w:left w:w="40" w:type="dxa"/>
+              <w:right w:w="40" w:type="dxa"/>
+            </w:tcMar>
+            <w:tcBorders>
+              <w:top w:val="single" w:sz="4" w:color="D8D8D8" w:space="0"/>
+              <w:left w:val="single" w:sz="4" w:color="D8D8D8" w:space="0"/>
+              <w:bottom w:val="single" w:sz="4" w:color="D8D8D8" w:space="0"/>
+              <w:right w:val="single" w:sz="4" w:color="D8D8D8" w:space="0"/>
+            </w:tcBorders>
+          </w:tcPr>
+          <w:p>
+            <w:pPr>
+              <w:spacing w:before="0" w:after="0" w:line="240" w:lineRule="auto"/>
+              <w:jc w:val="left"/>
+            </w:pPr>
+            <w:r>
+              <w:rPr>
+                <w:b w:val="0"/>
+                <w:i w:val="0"/>
+                <w:color w:val="222222"/>
+                <w:sz w:val="14"/>
+              </w:rPr>
+              <w:t>Tolak H0 jika P-Value &lt; 0.05</w:t>
+            </w:r>
+          </w:p>
+        </w:tc>
+        <w:tc>
+          <w:tcPr>
+            <w:tcW w:type="dxa" w:w="3118"/>
+            <w:shd w:val="clear" w:color="auto" w:fill="F9FBF9"/>
+            <w:tcMar>
+              <w:top w:w="16" w:type="dxa"/>
+              <w:bottom w:w="16" w:type="dxa"/>
+              <w:left w:w="40" w:type="dxa"/>
+              <w:right w:w="40" w:type="dxa"/>
+            </w:tcMar>
+            <w:tcBorders>
+              <w:top w:val="single" w:sz="4" w:color="D8D8D8" w:space="0"/>
+              <w:left w:val="single" w:sz="4" w:color="D8D8D8" w:space="0"/>
+              <w:bottom w:val="single" w:sz="4" w:color="D8D8D8" w:space="0"/>
+              <w:right w:val="single" w:sz="4" w:color="D8D8D8" w:space="0"/>
+            </w:tcBorders>
+          </w:tcPr>
+          <w:p>
+            <w:pPr>
+              <w:spacing w:before="0" w:after="0" w:line="240" w:lineRule="auto"/>
+              <w:jc w:val="left"/>
+            </w:pPr>
+            <w:r>
+              <w:rPr>
+                <w:b w:val="0"/>
+                <w:i w:val="0"/>
+                <w:color w:val="222222"/>
+                <w:sz w:val="14"/>
+              </w:rPr>
+              <w:t>Tolak H0 jika P-Value &lt; 0.05</w:t>
+            </w:r>
+          </w:p>
+        </w:tc>
+      </w:tr>
+      <w:tr>
+        <w:tc>
+          <w:tcPr>
+            <w:tcW w:type="dxa" w:w="1814"/>
+            <w:shd w:val="clear" w:color="auto" w:fill="FFFFFF"/>
+            <w:tcMar>
+              <w:top w:w="16" w:type="dxa"/>
+              <w:bottom w:w="16" w:type="dxa"/>
+              <w:left w:w="40" w:type="dxa"/>
+              <w:right w:w="40" w:type="dxa"/>
+            </w:tcMar>
+            <w:tcBorders>
+              <w:top w:val="single" w:sz="4" w:color="D8D8D8" w:space="0"/>
+              <w:left w:val="single" w:sz="4" w:color="D8D8D8" w:space="0"/>
+              <w:bottom w:val="single" w:sz="4" w:color="D8D8D8" w:space="0"/>
+              <w:right w:val="single" w:sz="4" w:color="D8D8D8" w:space="0"/>
+            </w:tcBorders>
+          </w:tcPr>
+          <w:p>
+            <w:pPr>
+              <w:spacing w:before="0" w:after="0" w:line="240" w:lineRule="auto"/>
+              <w:jc w:val="left"/>
+            </w:pPr>
+            <w:r>
+              <w:rPr>
+                <w:b/>
+                <w:i w:val="0"/>
+                <w:color w:val="222222"/>
+                <w:sz w:val="14"/>
+              </w:rPr>
+              <w:t>Threshold Kategori (Median Panel)</w:t>
+            </w:r>
+          </w:p>
+        </w:tc>
+        <w:tc>
+          <w:tcPr>
+            <w:tcW w:type="dxa" w:w="2778"/>
+            <w:shd w:val="clear" w:color="auto" w:fill="FFFFFF"/>
+            <w:tcMar>
+              <w:top w:w="16" w:type="dxa"/>
+              <w:bottom w:w="16" w:type="dxa"/>
+              <w:left w:w="40" w:type="dxa"/>
+              <w:right w:w="40" w:type="dxa"/>
+            </w:tcMar>
+            <w:tcBorders>
+              <w:top w:val="single" w:sz="4" w:color="D8D8D8" w:space="0"/>
+              <w:left w:val="single" w:sz="4" w:color="D8D8D8" w:space="0"/>
+              <w:bottom w:val="single" w:sz="4" w:color="D8D8D8" w:space="0"/>
+              <w:right w:val="single" w:sz="4" w:color="D8D8D8" w:space="0"/>
+            </w:tcBorders>
+          </w:tcPr>
+          <w:p>
+            <w:pPr>
+              <w:spacing w:before="0" w:after="0" w:line="240" w:lineRule="auto"/>
+              <w:jc w:val="left"/>
+            </w:pPr>
+            <w:r>
+              <w:rPr>
+                <w:b w:val="0"/>
+                <w:i w:val="0"/>
+                <w:color w:val="222222"/>
+                <w:sz w:val="14"/>
+              </w:rPr>
+              <w:t>X &gt;= 75.0 fasilitas; Y &gt;= 55.9 poin (N=54)</w:t>
+            </w:r>
+          </w:p>
+        </w:tc>
+        <w:tc>
+          <w:tcPr>
+            <w:tcW w:type="dxa" w:w="2835"/>
+            <w:shd w:val="clear" w:color="auto" w:fill="FFFFFF"/>
+            <w:tcMar>
+              <w:top w:w="16" w:type="dxa"/>
+              <w:bottom w:w="16" w:type="dxa"/>
+              <w:left w:w="40" w:type="dxa"/>
+              <w:right w:w="40" w:type="dxa"/>
+            </w:tcMar>
+            <w:tcBorders>
+              <w:top w:val="single" w:sz="4" w:color="D8D8D8" w:space="0"/>
+              <w:left w:val="single" w:sz="4" w:color="D8D8D8" w:space="0"/>
+              <w:bottom w:val="single" w:sz="4" w:color="D8D8D8" w:space="0"/>
+              <w:right w:val="single" w:sz="4" w:color="D8D8D8" w:space="0"/>
+            </w:tcBorders>
+          </w:tcPr>
+          <w:p>
+            <w:pPr>
+              <w:spacing w:before="0" w:after="0" w:line="240" w:lineRule="auto"/>
+              <w:jc w:val="left"/>
+            </w:pPr>
+            <w:r>
+              <w:rPr>
+                <w:b w:val="0"/>
+                <w:i w:val="0"/>
+                <w:color w:val="222222"/>
+                <w:sz w:val="14"/>
+              </w:rPr>
+              <w:t>X &gt;= 220.0 MW; Y &gt;= 91.0 poin (N=54)</w:t>
+            </w:r>
+          </w:p>
+        </w:tc>
+        <w:tc>
+          <w:tcPr>
+            <w:tcW w:type="dxa" w:w="3118"/>
+            <w:shd w:val="clear" w:color="auto" w:fill="FFFFFF"/>
+            <w:tcMar>
+              <w:top w:w="16" w:type="dxa"/>
+              <w:bottom w:w="16" w:type="dxa"/>
+              <w:left w:w="40" w:type="dxa"/>
+              <w:right w:w="40" w:type="dxa"/>
+            </w:tcMar>
+            <w:tcBorders>
+              <w:top w:val="single" w:sz="4" w:color="D8D8D8" w:space="0"/>
+              <w:left w:val="single" w:sz="4" w:color="D8D8D8" w:space="0"/>
+              <w:bottom w:val="single" w:sz="4" w:color="D8D8D8" w:space="0"/>
+              <w:right w:val="single" w:sz="4" w:color="D8D8D8" w:space="0"/>
+            </w:tcBorders>
+          </w:tcPr>
+          <w:p>
+            <w:pPr>
+              <w:spacing w:before="0" w:after="0" w:line="240" w:lineRule="auto"/>
+              <w:jc w:val="left"/>
+            </w:pPr>
+            <w:r>
+              <w:rPr>
+                <w:b w:val="0"/>
+                <w:i w:val="0"/>
+                <w:color w:val="222222"/>
+                <w:sz w:val="14"/>
+              </w:rPr>
+              <w:t>X &gt;= 138,148.8 Ha; Y &gt;= 15,917.7 Ha (N=60)</w:t>
+            </w:r>
+          </w:p>
+        </w:tc>
+      </w:tr>
+      <w:tr>
+        <w:tc>
+          <w:tcPr>
+            <w:tcW w:type="dxa" w:w="1814"/>
+            <w:shd w:val="clear" w:color="auto" w:fill="F9FBF9"/>
+            <w:tcMar>
+              <w:top w:w="16" w:type="dxa"/>
+              <w:bottom w:w="16" w:type="dxa"/>
+              <w:left w:w="40" w:type="dxa"/>
+              <w:right w:w="40" w:type="dxa"/>
+            </w:tcMar>
+            <w:tcBorders>
+              <w:top w:val="single" w:sz="4" w:color="D8D8D8" w:space="0"/>
+              <w:left w:val="single" w:sz="4" w:color="D8D8D8" w:space="0"/>
+              <w:bottom w:val="single" w:sz="4" w:color="D8D8D8" w:space="0"/>
+              <w:right w:val="single" w:sz="4" w:color="D8D8D8" w:space="0"/>
+            </w:tcBorders>
+          </w:tcPr>
+          <w:p>
+            <w:pPr>
+              <w:spacing w:before="0" w:after="0" w:line="240" w:lineRule="auto"/>
+              <w:jc w:val="left"/>
+            </w:pPr>
+            <w:r>
+              <w:rPr>
+                <w:b/>
+                <w:i w:val="0"/>
+                <w:color w:val="222222"/>
+                <w:sz w:val="14"/>
+              </w:rPr>
+              <w:t>Orientasi Odds Ratio</w:t>
+            </w:r>
+          </w:p>
+        </w:tc>
+        <w:tc>
+          <w:tcPr>
+            <w:tcW w:type="dxa" w:w="2778"/>
+            <w:shd w:val="clear" w:color="auto" w:fill="F9FBF9"/>
+            <w:tcMar>
+              <w:top w:w="16" w:type="dxa"/>
+              <w:bottom w:w="16" w:type="dxa"/>
+              <w:left w:w="40" w:type="dxa"/>
+              <w:right w:w="40" w:type="dxa"/>
+            </w:tcMar>
+            <w:tcBorders>
+              <w:top w:val="single" w:sz="4" w:color="D8D8D8" w:space="0"/>
+              <w:left w:val="single" w:sz="4" w:color="D8D8D8" w:space="0"/>
+              <w:bottom w:val="single" w:sz="4" w:color="D8D8D8" w:space="0"/>
+              <w:right w:val="single" w:sz="4" w:color="D8D8D8" w:space="0"/>
+            </w:tcBorders>
+          </w:tcPr>
+          <w:p>
+            <w:pPr>
+              <w:spacing w:before="0" w:after="0" w:line="240" w:lineRule="auto"/>
+              <w:jc w:val="left"/>
+            </w:pPr>
+            <w:r>
+              <w:rPr>
+                <w:b w:val="0"/>
+                <w:i w:val="0"/>
+                <w:color w:val="222222"/>
+                <w:sz w:val="14"/>
+              </w:rPr>
+              <w:t>a = Smelter Tinggi &amp; IKA Kritis (risiko IKA kritis)</w:t>
+            </w:r>
+          </w:p>
+        </w:tc>
+        <w:tc>
+          <w:tcPr>
+            <w:tcW w:type="dxa" w:w="2835"/>
+            <w:shd w:val="clear" w:color="auto" w:fill="F9FBF9"/>
+            <w:tcMar>
+              <w:top w:w="16" w:type="dxa"/>
+              <w:bottom w:w="16" w:type="dxa"/>
+              <w:left w:w="40" w:type="dxa"/>
+              <w:right w:w="40" w:type="dxa"/>
+            </w:tcMar>
+            <w:tcBorders>
+              <w:top w:val="single" w:sz="4" w:color="D8D8D8" w:space="0"/>
+              <w:left w:val="single" w:sz="4" w:color="D8D8D8" w:space="0"/>
+              <w:bottom w:val="single" w:sz="4" w:color="D8D8D8" w:space="0"/>
+              <w:right w:val="single" w:sz="4" w:color="D8D8D8" w:space="0"/>
+            </w:tcBorders>
+          </w:tcPr>
+          <w:p>
+            <w:pPr>
+              <w:spacing w:before="0" w:after="0" w:line="240" w:lineRule="auto"/>
+              <w:jc w:val="left"/>
+            </w:pPr>
+            <w:r>
+              <w:rPr>
+                <w:b w:val="0"/>
+                <w:i w:val="0"/>
+                <w:color w:val="222222"/>
+                <w:sz w:val="14"/>
+              </w:rPr>
+              <w:t>a = PLTU Tinggi &amp; IKU Kritis (risiko IKU kritis)</w:t>
+            </w:r>
+          </w:p>
+        </w:tc>
+        <w:tc>
+          <w:tcPr>
+            <w:tcW w:type="dxa" w:w="3118"/>
+            <w:shd w:val="clear" w:color="auto" w:fill="F9FBF9"/>
+            <w:tcMar>
+              <w:top w:w="16" w:type="dxa"/>
+              <w:bottom w:w="16" w:type="dxa"/>
+              <w:left w:w="40" w:type="dxa"/>
+              <w:right w:w="40" w:type="dxa"/>
+            </w:tcMar>
+            <w:tcBorders>
+              <w:top w:val="single" w:sz="4" w:color="D8D8D8" w:space="0"/>
+              <w:left w:val="single" w:sz="4" w:color="D8D8D8" w:space="0"/>
+              <w:bottom w:val="single" w:sz="4" w:color="D8D8D8" w:space="0"/>
+              <w:right w:val="single" w:sz="4" w:color="D8D8D8" w:space="0"/>
+            </w:tcBorders>
+          </w:tcPr>
+          <w:p>
+            <w:pPr>
+              <w:spacing w:before="0" w:after="0" w:line="240" w:lineRule="auto"/>
+              <w:jc w:val="left"/>
+            </w:pPr>
+            <w:r>
+              <w:rPr>
+                <w:b w:val="0"/>
+                <w:i w:val="0"/>
+                <w:color w:val="222222"/>
+                <w:sz w:val="14"/>
+              </w:rPr>
+              <w:t>a = IUP Tinggi &amp; Deforestasi Parah (risiko deforestasi parah)</w:t>
+            </w:r>
+          </w:p>
+        </w:tc>
+      </w:tr>
+    </w:tbl>
+    <w:p>
+      <w:pPr>
+        <w:spacing w:before="40" w:after="20"/>
+      </w:pPr>
+      <w:r>
+        <w:rPr>
+          <w:b/>
+          <w:i/>
+          <w:color w:val="2E7D32"/>
+          <w:sz w:val="15"/>
+        </w:rPr>
+        <w:t>Tabel 2.5: Ringkasan Hasil Uji Independensi Chi-Square (χ²) dan Odds Ratio (OR) Data Panel Bab 2 (N=54 s.d. 60)</w:t>
       </w:r>
     </w:p>
     <w:tbl>
@@ -5177,9 +6172,9 @@
           <w:color w:val="104010"/>
           <w:sz w:val="14"/>
         </w:rPr>
-        <w:t>Luas_IUP_Kawasan_p = Σ ( Luas_Izin_i )  |  Kumulatif_Deforestasi_p(T) = Σ ( Deforestasi_p,t )</w:t>
+        <w:t>Luas IUP &amp; Kawasan Provinsi = Penjumlahan luas seluruh izin konsesi di provinsi tersebut  |  Deforestasi Kumulatif = Penjumlahan deforestasi tahunan 2014 s.d. 2023</w:t>
         <w:br/>
-        <w:t>χ² = Σ [ ( O_ij - E_ij )² / E_ij ]  |  Odds_Ratio (OR) = ( a * d ) / ( b * c )</w:t>
+        <w:t>Chi-Square (χ²) = Jumlah dari [ ( Frekuensi Observasi - Frekuensi Harapan )² ÷ Frekuensi Harapan ]  |  Odds Ratio (OR) = ( a × d ) ÷ ( b × c )</w:t>
         <w:br/>
       </w:r>
       <w:r>
@@ -5200,9 +6195,9 @@
           <w:color w:val="222222"/>
           <w:sz w:val="14"/>
         </w:rPr>
-        <w:t>Konsesi_Sulteng_Sultra = 453.216 Ha (Sulteng) + 446.025 Ha (Sultra) = 899.241 Hektar (75,87% konsesi se-Sulawesi)</w:t>
+        <w:t>Gabungan Konsesi Sulteng + Sultra = 453.216 Ha + 446.025 Ha = 899.241 Hektar (75,87% dari konsesi se-Sulawesi)</w:t>
         <w:br/>
-        <w:t>Deforestasi_Sulteng_Sultra = 481.908 Ha (Sulteng) + 337.434 Ha (Sultra) = 819.342 Hektar (59,11% deforestasi se-Sulawesi)</w:t>
+        <w:t>Gabungan Deforestasi Sulteng + Sultra = 481.908 Ha + 337.434 Ha = 819.342 Hektar (59,11% dari deforestasi se-Sulawesi)</w:t>
       </w:r>
       <w:r>
         <w:rPr>
@@ -5212,7 +6207,7 @@
           <w:sz w:val="14"/>
         </w:rPr>
         <w:br/>
-        <w:t>Ket: Uji Chi-Square membuktikan secara sangat signifikan (χ² = 35.267, p &lt; 0.001, OR = 81.0x) bahwa wilayah konsesi industri nikel menghadapi risiko deforestasi 81 kali lipat lebih tinggi (lihat Tabel 2.4).</w:t>
+        <w:t>Ket: Uji Chi-Square membuktikan secara sangat signifikan (χ² = 35.267, p &lt; 0.001, OR = 81.0x) bahwa wilayah konsesi industri nikel menghadapi risiko deforestasi 81 kali lipat lebih tinggi (lihat Tabel 2.5; konfigurasi variabel uji pada Tabel 2.4).</w:t>
       </w:r>
     </w:p>
     <w:p>
@@ -5267,6 +6262,34 @@
     </w:p>
     <w:p>
       <w:pPr>
+        <w:spacing w:before="20" w:after="40" w:line="252" w:lineRule="auto"/>
+        <w:ind w:left="100"/>
+        <w:pBdr>
+          <w:left w:val="single" w:sz="10" w:space="4" w:color="2E7D32"/>
+        </w:pBdr>
+        <w:shd w:val="clear" w:color="auto" w:fill="F1F8E9"/>
+      </w:pPr>
+      <w:r>
+        <w:rPr>
+          <w:b/>
+          <w:i w:val="0"/>
+          <w:color w:val="1B5E20"/>
+          <w:sz w:val="15"/>
+        </w:rPr>
+        <w:t xml:space="preserve">Sumber Data: </w:t>
+      </w:r>
+      <w:r>
+        <w:rPr>
+          <w:b w:val="0"/>
+          <w:i/>
+          <w:color w:val="333333"/>
+          <w:sz w:val="15"/>
+        </w:rPr>
+        <w:t>Global Forest Watch — University of Maryland (klasifikasi faktor pendorong deforestasi &amp; estimasi pelepasan emisi CO₂ kumulatif 2014–2023) (diolah CELIOS).</w:t>
+      </w:r>
+    </w:p>
+    <w:p>
+      <w:pPr>
         <w:spacing w:before="40" w:after="20"/>
       </w:pPr>
       <w:r>
@@ -5276,7 +6299,7 @@
           <w:color w:val="2E7D32"/>
           <w:sz w:val="15"/>
         </w:rPr>
-        <w:t>Tabel 2.5: Matriks Atribusi Deforestasi dan Pelepasan Emisi CO₂ per Faktor Pendorong (Kumulatif 2014–2023)</w:t>
+        <w:t>Tabel 2.6: Matriks Atribusi Deforestasi dan Pelepasan Emisi CO₂ per Faktor Pendorong (Kumulatif 2014–2023)</w:t>
       </w:r>
     </w:p>
     <w:tbl>
@@ -6324,9 +7347,9 @@
           <w:color w:val="104010"/>
           <w:sz w:val="14"/>
         </w:rPr>
-        <w:t>Proporsi_Driver_k (%) = ( Total_Deforestasi_k / Total_Deforestasi_Kumulatif ) * 100</w:t>
+        <w:t>Proporsi Faktor Pendorong (%) = ( Deforestasi Faktor Tersebut ÷ Total Deforestasi Kumulatif ) × 100%</w:t>
         <w:br/>
-        <w:t>Rasio_Kerusakan = Total_Deforestasi_Tambang_Sawit / Total_Deforestasi_Pertanian_Rakyat</w:t>
+        <w:t>Rasio Kerusakan = Deforestasi Tambang &amp; Sawit ÷ Deforestasi Pertanian Rakyat</w:t>
         <w:br/>
       </w:r>
       <w:r>
@@ -6347,11 +7370,11 @@
           <w:color w:val="222222"/>
           <w:sz w:val="14"/>
         </w:rPr>
-        <w:t>Proporsi_Tambang_Sawit = ( 1.001.654 Ha / 1.217.934 Ha ) * 100% = 82,24% (Emisi: 664.472.885 Mg CO2 / 82,64%)</w:t>
+        <w:t>Proporsi Tambang &amp; Sawit = ( 1.001.654 Ha ÷ 1.217.934 Ha ) × 100% = 82,24% (Emisi: 664.472.885 Mg CO2 / 82,64%)</w:t>
         <w:br/>
-        <w:t>Proporsi_Pertanian_Rakyat = ( 55.905 Ha / 1.217.934 Ha ) * 100% = 4,59% (Emisi: 38.215.565 Mg CO2 / 4,75%)</w:t>
+        <w:t>Proporsi Pertanian Rakyat = ( 55.905 Ha ÷ 1.217.934 Ha ) × 100% = 4,59% (Emisi: 38.215.565 Mg CO2 / 4,75%)</w:t>
         <w:br/>
-        <w:t>Rasio_Kerusakan = 1.001.654 Ha / 55.905 Ha = 17,92 Kali Lipat Lebih Masif</w:t>
+        <w:t>Rasio Kerusakan = 1.001.654 Ha ÷ 55.905 Ha = 17,92 Kali Lipat Lebih Masif</w:t>
       </w:r>
       <w:r>
         <w:rPr>
@@ -6470,6 +7493,34 @@
     </w:p>
     <w:p>
       <w:pPr>
+        <w:spacing w:before="20" w:after="40" w:line="252" w:lineRule="auto"/>
+        <w:ind w:left="100"/>
+        <w:pBdr>
+          <w:left w:val="single" w:sz="10" w:space="4" w:color="2E7D32"/>
+        </w:pBdr>
+        <w:shd w:val="clear" w:color="auto" w:fill="F1F8E9"/>
+      </w:pPr>
+      <w:r>
+        <w:rPr>
+          <w:b/>
+          <w:i w:val="0"/>
+          <w:color w:val="1B5E20"/>
+          <w:sz w:val="15"/>
+        </w:rPr>
+        <w:t xml:space="preserve">Sumber Data: </w:t>
+      </w:r>
+      <w:r>
+        <w:rPr>
+          <w:b w:val="0"/>
+          <w:i/>
+          <w:color w:val="333333"/>
+          <w:sz w:val="15"/>
+        </w:rPr>
+        <w:t>GBIF — Global Biodiversity Information Facility (titik koordinat perjumpaan satwa); IUCN Red List (status konservasi, tren populasi, dan penanda Mining Threat) (diolah CELIOS).</w:t>
+      </w:r>
+    </w:p>
+    <w:p>
+      <w:pPr>
         <w:spacing w:before="40" w:after="20"/>
       </w:pPr>
       <w:r>
@@ -6479,7 +7530,7 @@
           <w:color w:val="2E7D32"/>
           <w:sz w:val="15"/>
         </w:rPr>
-        <w:t>Tabel 2.6: Matriks Spesies Endemik Wallacea, Status IUCN, Penanda Mining Threat, dan Titik GBIF</w:t>
+        <w:t>Tabel 2.7: Matriks Spesies Endemik Wallacea, Status IUCN, Penanda Mining Threat, dan Titik GBIF</w:t>
       </w:r>
     </w:p>
     <w:tbl>
@@ -8126,7 +9177,7 @@
           <w:color w:val="104010"/>
           <w:sz w:val="14"/>
         </w:rPr>
-        <w:t>O_s = Σ o_i  |  Proporsi_Kritis (%) = ( N_CR_EN / N_total ) * 100  |  Rasio_Mining (%) = ( N_Mining / N_total ) * 100</w:t>
+        <w:t>Proporsi Status Kritis (%) = ( Jumlah Spesies CR &amp; EN ÷ Total Spesies ) × 100%  |  Proporsi Mining Threat (%) = ( Jumlah Spesies Terancam Tambang ÷ Total Spesies ) × 100%</w:t>
         <w:br/>
       </w:r>
       <w:r>
@@ -8147,11 +9198,11 @@
           <w:color w:val="222222"/>
           <w:sz w:val="14"/>
         </w:rPr>
-        <w:t>Titik_Occurrence_GBIF = 269 Titik Terverifikasi (Maleo 95, Macaca 87, Babirusa 47, Anoa 28, Tarsius 12)</w:t>
+        <w:t>Titik Occurrence GBIF = 269 Titik Terverifikasi (Maleo 95, Macaca 87, Babirusa 47, Anoa 28, Tarsius 12)</w:t>
         <w:br/>
-        <w:t>Status_Konservasi_Kritis = [ ( 2 CR + 2 EN ) / 7 Spesies ] * 100% = 57,14% Sangat Terancam Punah</w:t>
+        <w:t>Status Konservasi Kritis = ( ( 2 Spesies CR + 2 Spesies EN ) ÷ 7 Spesies ) × 100% = 57,14% Sangat Terancam Punah</w:t>
         <w:br/>
-        <w:t>Penanda_Mining_Threat = [ 4 Spesies / 7 Spesies ] * 100% = 57,14% Beririsan Langsung dengan Konsesi IUP Nikel</w:t>
+        <w:t>Penanda Mining Threat = ( 4 Spesies ÷ 7 Spesies ) × 100% = 57,14% Beririsan Langsung dengan Konsesi IUP Nikel</w:t>
       </w:r>
       <w:r>
         <w:rPr>

--- a/tools/report_metodologi/bab_2/Metodologi_Bab2_Kualitas_Lingkungan_Compact.docx
+++ b/tools/report_metodologi/bab_2/Metodologi_Bab2_Kualitas_Lingkungan_Compact.docx
@@ -607,12 +607,11 @@
         <w:tblLook w:firstColumn="1" w:firstRow="1" w:lastColumn="0" w:lastRow="0" w:noHBand="0" w:noVBand="1" w:val="04A0"/>
       </w:tblPr>
       <w:tblGrid>
-        <w:gridCol w:w="1606"/>
-        <w:gridCol w:w="1606"/>
-        <w:gridCol w:w="1606"/>
-        <w:gridCol w:w="1606"/>
-        <w:gridCol w:w="1606"/>
-        <w:gridCol w:w="1606"/>
+        <w:gridCol w:w="1928"/>
+        <w:gridCol w:w="1928"/>
+        <w:gridCol w:w="1928"/>
+        <w:gridCol w:w="1928"/>
+        <w:gridCol w:w="1928"/>
       </w:tblGrid>
       <w:tr>
         <w:tc>
@@ -651,7 +650,7 @@
         </w:tc>
         <w:tc>
           <w:tcPr>
-            <w:tcW w:type="dxa" w:w="1984"/>
+            <w:tcW w:type="dxa" w:w="2551"/>
             <w:shd w:val="clear" w:color="auto" w:fill="2E7D32"/>
             <w:tcMar>
               <w:top w:w="50" w:type="dxa"/>
@@ -685,7 +684,7 @@
         </w:tc>
         <w:tc>
           <w:tcPr>
-            <w:tcW w:type="dxa" w:w="2098"/>
+            <w:tcW w:type="dxa" w:w="2551"/>
             <w:shd w:val="clear" w:color="auto" w:fill="2E7D32"/>
             <w:tcMar>
               <w:top w:w="50" w:type="dxa"/>
@@ -719,7 +718,7 @@
         </w:tc>
         <w:tc>
           <w:tcPr>
-            <w:tcW w:type="dxa" w:w="1020"/>
+            <w:tcW w:type="dxa" w:w="1247"/>
             <w:shd w:val="clear" w:color="auto" w:fill="2E7D32"/>
             <w:tcMar>
               <w:top w:w="50" w:type="dxa"/>
@@ -753,41 +752,7 @@
         </w:tc>
         <w:tc>
           <w:tcPr>
-            <w:tcW w:type="dxa" w:w="1134"/>
-            <w:shd w:val="clear" w:color="auto" w:fill="2E7D32"/>
-            <w:tcMar>
-              <w:top w:w="50" w:type="dxa"/>
-              <w:bottom w:w="50" w:type="dxa"/>
-              <w:left w:w="80" w:type="dxa"/>
-              <w:right w:w="80" w:type="dxa"/>
-            </w:tcMar>
-            <w:tcBorders>
-              <w:top w:val="single" w:sz="4" w:color="D0D7DE" w:space="0"/>
-              <w:left w:val="single" w:sz="4" w:color="D0D7DE" w:space="0"/>
-              <w:bottom w:val="single" w:sz="4" w:color="D0D7DE" w:space="0"/>
-              <w:right w:val="single" w:sz="4" w:color="D0D7DE" w:space="0"/>
-            </w:tcBorders>
-          </w:tcPr>
-          <w:p>
-            <w:pPr>
-              <w:spacing w:before="40" w:after="40"/>
-              <w:jc w:val="center"/>
-            </w:pPr>
-            <w:r>
-              <w:rPr>
-                <w:rFonts w:ascii="Calibri" w:hAnsi="Calibri"/>
-                <w:b/>
-                <w:i w:val="0"/>
-                <w:color w:val="FFFFFF"/>
-                <w:sz w:val="16"/>
-              </w:rPr>
-              <w:t>Periode</w:t>
-            </w:r>
-          </w:p>
-        </w:tc>
-        <w:tc>
-          <w:tcPr>
-            <w:tcW w:type="dxa" w:w="2948"/>
+            <w:tcW w:type="dxa" w:w="2835"/>
             <w:shd w:val="clear" w:color="auto" w:fill="2E7D32"/>
             <w:tcMar>
               <w:top w:w="50" w:type="dxa"/>
@@ -858,7 +823,7 @@
         </w:tc>
         <w:tc>
           <w:tcPr>
-            <w:tcW w:type="dxa" w:w="1984"/>
+            <w:tcW w:type="dxa" w:w="2551"/>
             <w:vAlign w:val="center"/>
             <w:shd w:val="clear" w:color="auto" w:fill="F9FBF9"/>
             <w:tcMar>
@@ -893,7 +858,7 @@
         </w:tc>
         <w:tc>
           <w:tcPr>
-            <w:tcW w:type="dxa" w:w="2098"/>
+            <w:tcW w:type="dxa" w:w="2551"/>
             <w:vAlign w:val="center"/>
             <w:shd w:val="clear" w:color="auto" w:fill="F9FBF9"/>
             <w:tcMar>
@@ -928,7 +893,7 @@
         </w:tc>
         <w:tc>
           <w:tcPr>
-            <w:tcW w:type="dxa" w:w="1020"/>
+            <w:tcW w:type="dxa" w:w="1247"/>
             <w:vAlign w:val="center"/>
             <w:shd w:val="clear" w:color="auto" w:fill="F9FBF9"/>
             <w:tcMar>
@@ -963,42 +928,7 @@
         </w:tc>
         <w:tc>
           <w:tcPr>
-            <w:tcW w:type="dxa" w:w="1134"/>
-            <w:vAlign w:val="center"/>
-            <w:shd w:val="clear" w:color="auto" w:fill="F9FBF9"/>
-            <w:tcMar>
-              <w:top w:w="40" w:type="dxa"/>
-              <w:bottom w:w="40" w:type="dxa"/>
-              <w:left w:w="80" w:type="dxa"/>
-              <w:right w:w="80" w:type="dxa"/>
-            </w:tcMar>
-            <w:tcBorders>
-              <w:top w:val="single" w:sz="4" w:color="D0D7DE" w:space="0"/>
-              <w:left w:val="single" w:sz="4" w:color="D0D7DE" w:space="0"/>
-              <w:bottom w:val="single" w:sz="4" w:color="D0D7DE" w:space="0"/>
-              <w:right w:val="single" w:sz="4" w:color="D0D7DE" w:space="0"/>
-            </w:tcBorders>
-          </w:tcPr>
-          <w:p>
-            <w:pPr>
-              <w:spacing w:before="20" w:after="20"/>
-              <w:jc w:val="center"/>
-            </w:pPr>
-            <w:r>
-              <w:rPr>
-                <w:rFonts w:ascii="Calibri" w:hAnsi="Calibri"/>
-                <w:b w:val="0"/>
-                <w:i w:val="0"/>
-                <w:color w:val="222222"/>
-                <w:sz w:val="15"/>
-              </w:rPr>
-              <w:t>2016–2024</w:t>
-            </w:r>
-          </w:p>
-        </w:tc>
-        <w:tc>
-          <w:tcPr>
-            <w:tcW w:type="dxa" w:w="2948"/>
+            <w:tcW w:type="dxa" w:w="2835"/>
             <w:vAlign w:val="center"/>
             <w:shd w:val="clear" w:color="auto" w:fill="F9FBF9"/>
             <w:tcMar>
@@ -1070,7 +1000,7 @@
         </w:tc>
         <w:tc>
           <w:tcPr>
-            <w:tcW w:type="dxa" w:w="1984"/>
+            <w:tcW w:type="dxa" w:w="2551"/>
             <w:vAlign w:val="center"/>
             <w:shd w:val="clear" w:color="auto" w:fill="FFFFFF"/>
             <w:tcMar>
@@ -1105,7 +1035,7 @@
         </w:tc>
         <w:tc>
           <w:tcPr>
-            <w:tcW w:type="dxa" w:w="2098"/>
+            <w:tcW w:type="dxa" w:w="2551"/>
             <w:vAlign w:val="center"/>
             <w:shd w:val="clear" w:color="auto" w:fill="FFFFFF"/>
             <w:tcMar>
@@ -1140,7 +1070,7 @@
         </w:tc>
         <w:tc>
           <w:tcPr>
-            <w:tcW w:type="dxa" w:w="1020"/>
+            <w:tcW w:type="dxa" w:w="1247"/>
             <w:vAlign w:val="center"/>
             <w:shd w:val="clear" w:color="auto" w:fill="FFFFFF"/>
             <w:tcMar>
@@ -1175,42 +1105,7 @@
         </w:tc>
         <w:tc>
           <w:tcPr>
-            <w:tcW w:type="dxa" w:w="1134"/>
-            <w:vAlign w:val="center"/>
-            <w:shd w:val="clear" w:color="auto" w:fill="FFFFFF"/>
-            <w:tcMar>
-              <w:top w:w="40" w:type="dxa"/>
-              <w:bottom w:w="40" w:type="dxa"/>
-              <w:left w:w="80" w:type="dxa"/>
-              <w:right w:w="80" w:type="dxa"/>
-            </w:tcMar>
-            <w:tcBorders>
-              <w:top w:val="single" w:sz="4" w:color="D0D7DE" w:space="0"/>
-              <w:left w:val="single" w:sz="4" w:color="D0D7DE" w:space="0"/>
-              <w:bottom w:val="single" w:sz="4" w:color="D0D7DE" w:space="0"/>
-              <w:right w:val="single" w:sz="4" w:color="D0D7DE" w:space="0"/>
-            </w:tcBorders>
-          </w:tcPr>
-          <w:p>
-            <w:pPr>
-              <w:spacing w:before="20" w:after="20"/>
-              <w:jc w:val="center"/>
-            </w:pPr>
-            <w:r>
-              <w:rPr>
-                <w:rFonts w:ascii="Calibri" w:hAnsi="Calibri"/>
-                <w:b w:val="0"/>
-                <w:i w:val="0"/>
-                <w:color w:val="222222"/>
-                <w:sz w:val="15"/>
-              </w:rPr>
-              <w:t>2016–2024</w:t>
-            </w:r>
-          </w:p>
-        </w:tc>
-        <w:tc>
-          <w:tcPr>
-            <w:tcW w:type="dxa" w:w="2948"/>
+            <w:tcW w:type="dxa" w:w="2835"/>
             <w:vAlign w:val="center"/>
             <w:shd w:val="clear" w:color="auto" w:fill="FFFFFF"/>
             <w:tcMar>
@@ -1282,7 +1177,7 @@
         </w:tc>
         <w:tc>
           <w:tcPr>
-            <w:tcW w:type="dxa" w:w="1984"/>
+            <w:tcW w:type="dxa" w:w="2551"/>
             <w:vAlign w:val="center"/>
             <w:shd w:val="clear" w:color="auto" w:fill="F9FBF9"/>
             <w:tcMar>
@@ -1317,7 +1212,7 @@
         </w:tc>
         <w:tc>
           <w:tcPr>
-            <w:tcW w:type="dxa" w:w="2098"/>
+            <w:tcW w:type="dxa" w:w="2551"/>
             <w:vAlign w:val="center"/>
             <w:shd w:val="clear" w:color="auto" w:fill="F9FBF9"/>
             <w:tcMar>
@@ -1352,7 +1247,7 @@
         </w:tc>
         <w:tc>
           <w:tcPr>
-            <w:tcW w:type="dxa" w:w="1020"/>
+            <w:tcW w:type="dxa" w:w="1247"/>
             <w:vAlign w:val="center"/>
             <w:shd w:val="clear" w:color="auto" w:fill="F9FBF9"/>
             <w:tcMar>
@@ -1387,42 +1282,7 @@
         </w:tc>
         <w:tc>
           <w:tcPr>
-            <w:tcW w:type="dxa" w:w="1134"/>
-            <w:vAlign w:val="center"/>
-            <w:shd w:val="clear" w:color="auto" w:fill="F9FBF9"/>
-            <w:tcMar>
-              <w:top w:w="40" w:type="dxa"/>
-              <w:bottom w:w="40" w:type="dxa"/>
-              <w:left w:w="80" w:type="dxa"/>
-              <w:right w:w="80" w:type="dxa"/>
-            </w:tcMar>
-            <w:tcBorders>
-              <w:top w:val="single" w:sz="4" w:color="D0D7DE" w:space="0"/>
-              <w:left w:val="single" w:sz="4" w:color="D0D7DE" w:space="0"/>
-              <w:bottom w:val="single" w:sz="4" w:color="D0D7DE" w:space="0"/>
-              <w:right w:val="single" w:sz="4" w:color="D0D7DE" w:space="0"/>
-            </w:tcBorders>
-          </w:tcPr>
-          <w:p>
-            <w:pPr>
-              <w:spacing w:before="20" w:after="20"/>
-              <w:jc w:val="center"/>
-            </w:pPr>
-            <w:r>
-              <w:rPr>
-                <w:rFonts w:ascii="Calibri" w:hAnsi="Calibri"/>
-                <w:b w:val="0"/>
-                <w:i w:val="0"/>
-                <w:color w:val="222222"/>
-                <w:sz w:val="15"/>
-              </w:rPr>
-              <w:t>2016–2024</w:t>
-            </w:r>
-          </w:p>
-        </w:tc>
-        <w:tc>
-          <w:tcPr>
-            <w:tcW w:type="dxa" w:w="2948"/>
+            <w:tcW w:type="dxa" w:w="2835"/>
             <w:vAlign w:val="center"/>
             <w:shd w:val="clear" w:color="auto" w:fill="F9FBF9"/>
             <w:tcMar>
@@ -1494,7 +1354,7 @@
         </w:tc>
         <w:tc>
           <w:tcPr>
-            <w:tcW w:type="dxa" w:w="1984"/>
+            <w:tcW w:type="dxa" w:w="2551"/>
             <w:vAlign w:val="center"/>
             <w:shd w:val="clear" w:color="auto" w:fill="FFFFFF"/>
             <w:tcMar>
@@ -1529,7 +1389,7 @@
         </w:tc>
         <w:tc>
           <w:tcPr>
-            <w:tcW w:type="dxa" w:w="2098"/>
+            <w:tcW w:type="dxa" w:w="2551"/>
             <w:vAlign w:val="center"/>
             <w:shd w:val="clear" w:color="auto" w:fill="FFFFFF"/>
             <w:tcMar>
@@ -1564,7 +1424,7 @@
         </w:tc>
         <w:tc>
           <w:tcPr>
-            <w:tcW w:type="dxa" w:w="1020"/>
+            <w:tcW w:type="dxa" w:w="1247"/>
             <w:vAlign w:val="center"/>
             <w:shd w:val="clear" w:color="auto" w:fill="FFFFFF"/>
             <w:tcMar>
@@ -1599,42 +1459,7 @@
         </w:tc>
         <w:tc>
           <w:tcPr>
-            <w:tcW w:type="dxa" w:w="1134"/>
-            <w:vAlign w:val="center"/>
-            <w:shd w:val="clear" w:color="auto" w:fill="FFFFFF"/>
-            <w:tcMar>
-              <w:top w:w="40" w:type="dxa"/>
-              <w:bottom w:w="40" w:type="dxa"/>
-              <w:left w:w="80" w:type="dxa"/>
-              <w:right w:w="80" w:type="dxa"/>
-            </w:tcMar>
-            <w:tcBorders>
-              <w:top w:val="single" w:sz="4" w:color="D0D7DE" w:space="0"/>
-              <w:left w:val="single" w:sz="4" w:color="D0D7DE" w:space="0"/>
-              <w:bottom w:val="single" w:sz="4" w:color="D0D7DE" w:space="0"/>
-              <w:right w:val="single" w:sz="4" w:color="D0D7DE" w:space="0"/>
-            </w:tcBorders>
-          </w:tcPr>
-          <w:p>
-            <w:pPr>
-              <w:spacing w:before="20" w:after="20"/>
-              <w:jc w:val="center"/>
-            </w:pPr>
-            <w:r>
-              <w:rPr>
-                <w:rFonts w:ascii="Calibri" w:hAnsi="Calibri"/>
-                <w:b w:val="0"/>
-                <w:i w:val="0"/>
-                <w:color w:val="222222"/>
-                <w:sz w:val="15"/>
-              </w:rPr>
-              <w:t>2016–2024</w:t>
-            </w:r>
-          </w:p>
-        </w:tc>
-        <w:tc>
-          <w:tcPr>
-            <w:tcW w:type="dxa" w:w="2948"/>
+            <w:tcW w:type="dxa" w:w="2835"/>
             <w:vAlign w:val="center"/>
             <w:shd w:val="clear" w:color="auto" w:fill="FFFFFF"/>
             <w:tcMar>
@@ -1706,7 +1531,7 @@
         </w:tc>
         <w:tc>
           <w:tcPr>
-            <w:tcW w:type="dxa" w:w="1984"/>
+            <w:tcW w:type="dxa" w:w="2551"/>
             <w:vAlign w:val="center"/>
             <w:shd w:val="clear" w:color="auto" w:fill="F9FBF9"/>
             <w:tcMar>
@@ -1741,7 +1566,7 @@
         </w:tc>
         <w:tc>
           <w:tcPr>
-            <w:tcW w:type="dxa" w:w="2098"/>
+            <w:tcW w:type="dxa" w:w="2551"/>
             <w:vAlign w:val="center"/>
             <w:shd w:val="clear" w:color="auto" w:fill="F9FBF9"/>
             <w:tcMar>
@@ -1776,7 +1601,7 @@
         </w:tc>
         <w:tc>
           <w:tcPr>
-            <w:tcW w:type="dxa" w:w="1020"/>
+            <w:tcW w:type="dxa" w:w="1247"/>
             <w:vAlign w:val="center"/>
             <w:shd w:val="clear" w:color="auto" w:fill="F9FBF9"/>
             <w:tcMar>
@@ -1811,42 +1636,7 @@
         </w:tc>
         <w:tc>
           <w:tcPr>
-            <w:tcW w:type="dxa" w:w="1134"/>
-            <w:vAlign w:val="center"/>
-            <w:shd w:val="clear" w:color="auto" w:fill="F9FBF9"/>
-            <w:tcMar>
-              <w:top w:w="40" w:type="dxa"/>
-              <w:bottom w:w="40" w:type="dxa"/>
-              <w:left w:w="80" w:type="dxa"/>
-              <w:right w:w="80" w:type="dxa"/>
-            </w:tcMar>
-            <w:tcBorders>
-              <w:top w:val="single" w:sz="4" w:color="D0D7DE" w:space="0"/>
-              <w:left w:val="single" w:sz="4" w:color="D0D7DE" w:space="0"/>
-              <w:bottom w:val="single" w:sz="4" w:color="D0D7DE" w:space="0"/>
-              <w:right w:val="single" w:sz="4" w:color="D0D7DE" w:space="0"/>
-            </w:tcBorders>
-          </w:tcPr>
-          <w:p>
-            <w:pPr>
-              <w:spacing w:before="20" w:after="20"/>
-              <w:jc w:val="center"/>
-            </w:pPr>
-            <w:r>
-              <w:rPr>
-                <w:rFonts w:ascii="Calibri" w:hAnsi="Calibri"/>
-                <w:b w:val="0"/>
-                <w:i w:val="0"/>
-                <w:color w:val="222222"/>
-                <w:sz w:val="15"/>
-              </w:rPr>
-              <w:t>2016–2024</w:t>
-            </w:r>
-          </w:p>
-        </w:tc>
-        <w:tc>
-          <w:tcPr>
-            <w:tcW w:type="dxa" w:w="2948"/>
+            <w:tcW w:type="dxa" w:w="2835"/>
             <w:vAlign w:val="center"/>
             <w:shd w:val="clear" w:color="auto" w:fill="F9FBF9"/>
             <w:tcMar>
@@ -1918,7 +1708,7 @@
         </w:tc>
         <w:tc>
           <w:tcPr>
-            <w:tcW w:type="dxa" w:w="1984"/>
+            <w:tcW w:type="dxa" w:w="2551"/>
             <w:vAlign w:val="center"/>
             <w:shd w:val="clear" w:color="auto" w:fill="FFFFFF"/>
             <w:tcMar>
@@ -1953,7 +1743,7 @@
         </w:tc>
         <w:tc>
           <w:tcPr>
-            <w:tcW w:type="dxa" w:w="2098"/>
+            <w:tcW w:type="dxa" w:w="2551"/>
             <w:vAlign w:val="center"/>
             <w:shd w:val="clear" w:color="auto" w:fill="FFFFFF"/>
             <w:tcMar>
@@ -1988,7 +1778,7 @@
         </w:tc>
         <w:tc>
           <w:tcPr>
-            <w:tcW w:type="dxa" w:w="1020"/>
+            <w:tcW w:type="dxa" w:w="1247"/>
             <w:vAlign w:val="center"/>
             <w:shd w:val="clear" w:color="auto" w:fill="FFFFFF"/>
             <w:tcMar>
@@ -2023,42 +1813,7 @@
         </w:tc>
         <w:tc>
           <w:tcPr>
-            <w:tcW w:type="dxa" w:w="1134"/>
-            <w:vAlign w:val="center"/>
-            <w:shd w:val="clear" w:color="auto" w:fill="FFFFFF"/>
-            <w:tcMar>
-              <w:top w:w="40" w:type="dxa"/>
-              <w:bottom w:w="40" w:type="dxa"/>
-              <w:left w:w="80" w:type="dxa"/>
-              <w:right w:w="80" w:type="dxa"/>
-            </w:tcMar>
-            <w:tcBorders>
-              <w:top w:val="single" w:sz="4" w:color="D0D7DE" w:space="0"/>
-              <w:left w:val="single" w:sz="4" w:color="D0D7DE" w:space="0"/>
-              <w:bottom w:val="single" w:sz="4" w:color="D0D7DE" w:space="0"/>
-              <w:right w:val="single" w:sz="4" w:color="D0D7DE" w:space="0"/>
-            </w:tcBorders>
-          </w:tcPr>
-          <w:p>
-            <w:pPr>
-              <w:spacing w:before="20" w:after="20"/>
-              <w:jc w:val="center"/>
-            </w:pPr>
-            <w:r>
-              <w:rPr>
-                <w:rFonts w:ascii="Calibri" w:hAnsi="Calibri"/>
-                <w:b w:val="0"/>
-                <w:i w:val="0"/>
-                <w:color w:val="222222"/>
-                <w:sz w:val="15"/>
-              </w:rPr>
-              <w:t>2019–2024</w:t>
-            </w:r>
-          </w:p>
-        </w:tc>
-        <w:tc>
-          <w:tcPr>
-            <w:tcW w:type="dxa" w:w="2948"/>
+            <w:tcW w:type="dxa" w:w="2835"/>
             <w:vAlign w:val="center"/>
             <w:shd w:val="clear" w:color="auto" w:fill="FFFFFF"/>
             <w:tcMar>
@@ -2130,7 +1885,7 @@
         </w:tc>
         <w:tc>
           <w:tcPr>
-            <w:tcW w:type="dxa" w:w="1984"/>
+            <w:tcW w:type="dxa" w:w="2551"/>
             <w:vAlign w:val="center"/>
             <w:shd w:val="clear" w:color="auto" w:fill="F9FBF9"/>
             <w:tcMar>
@@ -2165,7 +1920,7 @@
         </w:tc>
         <w:tc>
           <w:tcPr>
-            <w:tcW w:type="dxa" w:w="2098"/>
+            <w:tcW w:type="dxa" w:w="2551"/>
             <w:vAlign w:val="center"/>
             <w:shd w:val="clear" w:color="auto" w:fill="F9FBF9"/>
             <w:tcMar>
@@ -2200,7 +1955,7 @@
         </w:tc>
         <w:tc>
           <w:tcPr>
-            <w:tcW w:type="dxa" w:w="1020"/>
+            <w:tcW w:type="dxa" w:w="1247"/>
             <w:vAlign w:val="center"/>
             <w:shd w:val="clear" w:color="auto" w:fill="F9FBF9"/>
             <w:tcMar>
@@ -2235,42 +1990,7 @@
         </w:tc>
         <w:tc>
           <w:tcPr>
-            <w:tcW w:type="dxa" w:w="1134"/>
-            <w:vAlign w:val="center"/>
-            <w:shd w:val="clear" w:color="auto" w:fill="F9FBF9"/>
-            <w:tcMar>
-              <w:top w:w="40" w:type="dxa"/>
-              <w:bottom w:w="40" w:type="dxa"/>
-              <w:left w:w="80" w:type="dxa"/>
-              <w:right w:w="80" w:type="dxa"/>
-            </w:tcMar>
-            <w:tcBorders>
-              <w:top w:val="single" w:sz="4" w:color="D0D7DE" w:space="0"/>
-              <w:left w:val="single" w:sz="4" w:color="D0D7DE" w:space="0"/>
-              <w:bottom w:val="single" w:sz="4" w:color="D0D7DE" w:space="0"/>
-              <w:right w:val="single" w:sz="4" w:color="D0D7DE" w:space="0"/>
-            </w:tcBorders>
-          </w:tcPr>
-          <w:p>
-            <w:pPr>
-              <w:spacing w:before="20" w:after="20"/>
-              <w:jc w:val="center"/>
-            </w:pPr>
-            <w:r>
-              <w:rPr>
-                <w:rFonts w:ascii="Calibri" w:hAnsi="Calibri"/>
-                <w:b w:val="0"/>
-                <w:i w:val="0"/>
-                <w:color w:val="222222"/>
-                <w:sz w:val="15"/>
-              </w:rPr>
-              <w:t>2014–2023</w:t>
-            </w:r>
-          </w:p>
-        </w:tc>
-        <w:tc>
-          <w:tcPr>
-            <w:tcW w:type="dxa" w:w="2948"/>
+            <w:tcW w:type="dxa" w:w="2835"/>
             <w:vAlign w:val="center"/>
             <w:shd w:val="clear" w:color="auto" w:fill="F9FBF9"/>
             <w:tcMar>
@@ -2342,7 +2062,7 @@
         </w:tc>
         <w:tc>
           <w:tcPr>
-            <w:tcW w:type="dxa" w:w="1984"/>
+            <w:tcW w:type="dxa" w:w="2551"/>
             <w:vAlign w:val="center"/>
             <w:shd w:val="clear" w:color="auto" w:fill="FFFFFF"/>
             <w:tcMar>
@@ -2377,7 +2097,7 @@
         </w:tc>
         <w:tc>
           <w:tcPr>
-            <w:tcW w:type="dxa" w:w="2098"/>
+            <w:tcW w:type="dxa" w:w="2551"/>
             <w:vAlign w:val="center"/>
             <w:shd w:val="clear" w:color="auto" w:fill="FFFFFF"/>
             <w:tcMar>
@@ -2412,7 +2132,7 @@
         </w:tc>
         <w:tc>
           <w:tcPr>
-            <w:tcW w:type="dxa" w:w="1020"/>
+            <w:tcW w:type="dxa" w:w="1247"/>
             <w:vAlign w:val="center"/>
             <w:shd w:val="clear" w:color="auto" w:fill="FFFFFF"/>
             <w:tcMar>
@@ -2447,42 +2167,7 @@
         </w:tc>
         <w:tc>
           <w:tcPr>
-            <w:tcW w:type="dxa" w:w="1134"/>
-            <w:vAlign w:val="center"/>
-            <w:shd w:val="clear" w:color="auto" w:fill="FFFFFF"/>
-            <w:tcMar>
-              <w:top w:w="40" w:type="dxa"/>
-              <w:bottom w:w="40" w:type="dxa"/>
-              <w:left w:w="80" w:type="dxa"/>
-              <w:right w:w="80" w:type="dxa"/>
-            </w:tcMar>
-            <w:tcBorders>
-              <w:top w:val="single" w:sz="4" w:color="D0D7DE" w:space="0"/>
-              <w:left w:val="single" w:sz="4" w:color="D0D7DE" w:space="0"/>
-              <w:bottom w:val="single" w:sz="4" w:color="D0D7DE" w:space="0"/>
-              <w:right w:val="single" w:sz="4" w:color="D0D7DE" w:space="0"/>
-            </w:tcBorders>
-          </w:tcPr>
-          <w:p>
-            <w:pPr>
-              <w:spacing w:before="20" w:after="20"/>
-              <w:jc w:val="center"/>
-            </w:pPr>
-            <w:r>
-              <w:rPr>
-                <w:rFonts w:ascii="Calibri" w:hAnsi="Calibri"/>
-                <w:b w:val="0"/>
-                <w:i w:val="0"/>
-                <w:color w:val="222222"/>
-                <w:sz w:val="15"/>
-              </w:rPr>
-              <w:t>2014–2023</w:t>
-            </w:r>
-          </w:p>
-        </w:tc>
-        <w:tc>
-          <w:tcPr>
-            <w:tcW w:type="dxa" w:w="2948"/>
+            <w:tcW w:type="dxa" w:w="2835"/>
             <w:vAlign w:val="center"/>
             <w:shd w:val="clear" w:color="auto" w:fill="FFFFFF"/>
             <w:tcMar>
@@ -2554,7 +2239,7 @@
         </w:tc>
         <w:tc>
           <w:tcPr>
-            <w:tcW w:type="dxa" w:w="1984"/>
+            <w:tcW w:type="dxa" w:w="2551"/>
             <w:vAlign w:val="center"/>
             <w:shd w:val="clear" w:color="auto" w:fill="F9FBF9"/>
             <w:tcMar>
@@ -2589,7 +2274,7 @@
         </w:tc>
         <w:tc>
           <w:tcPr>
-            <w:tcW w:type="dxa" w:w="2098"/>
+            <w:tcW w:type="dxa" w:w="2551"/>
             <w:vAlign w:val="center"/>
             <w:shd w:val="clear" w:color="auto" w:fill="F9FBF9"/>
             <w:tcMar>
@@ -2624,7 +2309,7 @@
         </w:tc>
         <w:tc>
           <w:tcPr>
-            <w:tcW w:type="dxa" w:w="1020"/>
+            <w:tcW w:type="dxa" w:w="1247"/>
             <w:vAlign w:val="center"/>
             <w:shd w:val="clear" w:color="auto" w:fill="F9FBF9"/>
             <w:tcMar>
@@ -2659,42 +2344,7 @@
         </w:tc>
         <w:tc>
           <w:tcPr>
-            <w:tcW w:type="dxa" w:w="1134"/>
-            <w:vAlign w:val="center"/>
-            <w:shd w:val="clear" w:color="auto" w:fill="F9FBF9"/>
-            <w:tcMar>
-              <w:top w:w="40" w:type="dxa"/>
-              <w:bottom w:w="40" w:type="dxa"/>
-              <w:left w:w="80" w:type="dxa"/>
-              <w:right w:w="80" w:type="dxa"/>
-            </w:tcMar>
-            <w:tcBorders>
-              <w:top w:val="single" w:sz="4" w:color="D0D7DE" w:space="0"/>
-              <w:left w:val="single" w:sz="4" w:color="D0D7DE" w:space="0"/>
-              <w:bottom w:val="single" w:sz="4" w:color="D0D7DE" w:space="0"/>
-              <w:right w:val="single" w:sz="4" w:color="D0D7DE" w:space="0"/>
-            </w:tcBorders>
-          </w:tcPr>
-          <w:p>
-            <w:pPr>
-              <w:spacing w:before="20" w:after="20"/>
-              <w:jc w:val="center"/>
-            </w:pPr>
-            <w:r>
-              <w:rPr>
-                <w:rFonts w:ascii="Calibri" w:hAnsi="Calibri"/>
-                <w:b w:val="0"/>
-                <w:i w:val="0"/>
-                <w:color w:val="222222"/>
-                <w:sz w:val="15"/>
-              </w:rPr>
-              <w:t>2014–2023</w:t>
-            </w:r>
-          </w:p>
-        </w:tc>
-        <w:tc>
-          <w:tcPr>
-            <w:tcW w:type="dxa" w:w="2948"/>
+            <w:tcW w:type="dxa" w:w="2835"/>
             <w:vAlign w:val="center"/>
             <w:shd w:val="clear" w:color="auto" w:fill="F9FBF9"/>
             <w:tcMar>
@@ -2766,7 +2416,7 @@
         </w:tc>
         <w:tc>
           <w:tcPr>
-            <w:tcW w:type="dxa" w:w="1984"/>
+            <w:tcW w:type="dxa" w:w="2551"/>
             <w:vAlign w:val="center"/>
             <w:shd w:val="clear" w:color="auto" w:fill="FFFFFF"/>
             <w:tcMar>
@@ -2801,7 +2451,7 @@
         </w:tc>
         <w:tc>
           <w:tcPr>
-            <w:tcW w:type="dxa" w:w="2098"/>
+            <w:tcW w:type="dxa" w:w="2551"/>
             <w:vAlign w:val="center"/>
             <w:shd w:val="clear" w:color="auto" w:fill="FFFFFF"/>
             <w:tcMar>
@@ -2836,7 +2486,7 @@
         </w:tc>
         <w:tc>
           <w:tcPr>
-            <w:tcW w:type="dxa" w:w="1020"/>
+            <w:tcW w:type="dxa" w:w="1247"/>
             <w:vAlign w:val="center"/>
             <w:shd w:val="clear" w:color="auto" w:fill="FFFFFF"/>
             <w:tcMar>
@@ -2871,42 +2521,7 @@
         </w:tc>
         <w:tc>
           <w:tcPr>
-            <w:tcW w:type="dxa" w:w="1134"/>
-            <w:vAlign w:val="center"/>
-            <w:shd w:val="clear" w:color="auto" w:fill="FFFFFF"/>
-            <w:tcMar>
-              <w:top w:w="40" w:type="dxa"/>
-              <w:bottom w:w="40" w:type="dxa"/>
-              <w:left w:w="80" w:type="dxa"/>
-              <w:right w:w="80" w:type="dxa"/>
-            </w:tcMar>
-            <w:tcBorders>
-              <w:top w:val="single" w:sz="4" w:color="D0D7DE" w:space="0"/>
-              <w:left w:val="single" w:sz="4" w:color="D0D7DE" w:space="0"/>
-              <w:bottom w:val="single" w:sz="4" w:color="D0D7DE" w:space="0"/>
-              <w:right w:val="single" w:sz="4" w:color="D0D7DE" w:space="0"/>
-            </w:tcBorders>
-          </w:tcPr>
-          <w:p>
-            <w:pPr>
-              <w:spacing w:before="20" w:after="20"/>
-              <w:jc w:val="center"/>
-            </w:pPr>
-            <w:r>
-              <w:rPr>
-                <w:rFonts w:ascii="Calibri" w:hAnsi="Calibri"/>
-                <w:b w:val="0"/>
-                <w:i w:val="0"/>
-                <w:color w:val="222222"/>
-                <w:sz w:val="15"/>
-              </w:rPr>
-              <w:t>2014–2024</w:t>
-            </w:r>
-          </w:p>
-        </w:tc>
-        <w:tc>
-          <w:tcPr>
-            <w:tcW w:type="dxa" w:w="2948"/>
+            <w:tcW w:type="dxa" w:w="2835"/>
             <w:vAlign w:val="center"/>
             <w:shd w:val="clear" w:color="auto" w:fill="FFFFFF"/>
             <w:tcMar>
